--- a/pr-preview/pr-503/vignettes/methodology.docx
+++ b/pr-preview/pr-503/vignettes/methodology.docx
@@ -8191,7 +8191,7 @@
     <w:bookmarkEnd w:id="74"/>
     <w:bookmarkEnd w:id="75"/>
     <w:bookmarkEnd w:id="76"/>
-    <w:bookmarkStart w:id="105" w:name="modeling-the-seroresponse-kinetics-curve"/>
+    <w:bookmarkStart w:id="107" w:name="modeling-the-seroresponse-kinetics-curve"/>
     <w:p>
       <w:pPr>
         <w:pStyle w:val="Heading1"/>
@@ -11683,27 +11683,1351 @@
       <w:r>
         <w:t xml:space="preserve">represents measurement error from the laboratory testing process.</w:t>
       </w:r>
-      <w:r>
-        <w:t xml:space="preserve"> </w:t>
-      </w:r>
-      <w:r>
-        <w:t xml:space="preserve">It is defined by a CV (coefficient of variation) as the ratio of the standard deviation to the mean for replicates.</w:t>
-      </w:r>
-      <w:r>
-        <w:t xml:space="preserve"> </w:t>
-      </w:r>
-      <w:r>
-        <w:t xml:space="preserve">Note that the CV should ideally be measured across plates rather than within the same plate.</w:t>
+    </w:p>
+    <w:p>
+      <w:pPr>
+        <w:pStyle w:val="BodyText"/>
+      </w:pPr>
+      <w:r>
+        <w:t xml:space="preserve">Unlike biological noise, measurement noise is</w:t>
+      </w:r>
+      <w:r>
+        <w:t xml:space="preserve"> </w:t>
+      </w:r>
+      <w:r>
+        <w:rPr>
+          <w:i/>
+          <w:iCs/>
+        </w:rPr>
+        <w:t xml:space="preserve">multiplicative</w:t>
+      </w:r>
+      <w:r>
+        <w:t xml:space="preserve">:</w:t>
+      </w:r>
+      <w:r>
+        <w:t xml:space="preserve"> </w:t>
+      </w:r>
+      <w:r>
+        <w:t xml:space="preserve">the error scales with the true concentration</w:t>
+      </w:r>
+      <w:r>
+        <w:t xml:space="preserve"> </w:t>
+      </w:r>
+      <w:r>
+        <w:t xml:space="preserve">(equivalently, it is additive on a log scale),</w:t>
+      </w:r>
+      <w:r>
+        <w:t xml:space="preserve"> </w:t>
+      </w:r>
+      <w:r>
+        <w:t xml:space="preserve">and it has mean zero,</w:t>
+      </w:r>
+      <w:r>
+        <w:t xml:space="preserve"> </w:t>
+      </w:r>
+      <w:r>
+        <w:t xml:space="preserve">so on average it neither inflates nor deflates the measured concentration.</w:t>
+      </w:r>
+    </w:p>
+    <w:p>
+      <w:pPr>
+        <w:pStyle w:val="BodyText"/>
+      </w:pPr>
+      <w:r>
+        <w:t xml:space="preserve">Notation:</w:t>
+      </w:r>
+    </w:p>
+    <w:p>
+      <w:pPr>
+        <w:pStyle w:val="Compact"/>
+        <w:numPr>
+          <w:ilvl w:val="0"/>
+          <w:numId w:val="1033"/>
+        </w:numPr>
+      </w:pPr>
+      <m:oMath>
+        <m:sSub>
+          <m:e>
+            <m:r>
+              <m:t>y</m:t>
+            </m:r>
+          </m:e>
+          <m:sub>
+            <m:r>
+              <m:rPr>
+                <m:nor/>
+                <m:sty m:val="p"/>
+              </m:rPr>
+              <m:t>obs</m:t>
+            </m:r>
+          </m:sub>
+        </m:sSub>
+      </m:oMath>
+      <w:r>
+        <w:t xml:space="preserve">: measured serum antibody concentration</w:t>
+      </w:r>
+    </w:p>
+    <w:p>
+      <w:pPr>
+        <w:pStyle w:val="Compact"/>
+        <w:numPr>
+          <w:ilvl w:val="0"/>
+          <w:numId w:val="1033"/>
+        </w:numPr>
+      </w:pPr>
+      <m:oMath>
+        <m:sSub>
+          <m:e>
+            <m:r>
+              <m:t>y</m:t>
+            </m:r>
+          </m:e>
+          <m:sub>
+            <m:r>
+              <m:rPr>
+                <m:nor/>
+                <m:sty m:val="p"/>
+              </m:rPr>
+              <m:t>true</m:t>
+            </m:r>
+          </m:sub>
+        </m:sSub>
+      </m:oMath>
+      <w:r>
+        <w:t xml:space="preserve">:</w:t>
+      </w:r>
+      <w:r>
+        <w:t xml:space="preserve"> </w:t>
+      </w:r>
+      <w:r>
+        <w:t xml:space="preserve">“true”</w:t>
+      </w:r>
+      <w:r>
+        <w:t xml:space="preserve"> </w:t>
+      </w:r>
+      <w:r>
+        <w:t xml:space="preserve">serum antibody concentration</w:t>
+      </w:r>
+    </w:p>
+    <w:p>
+      <w:pPr>
+        <w:pStyle w:val="Compact"/>
+        <w:numPr>
+          <w:ilvl w:val="0"/>
+          <w:numId w:val="1033"/>
+        </w:numPr>
+      </w:pPr>
+      <m:oMath>
+        <m:r>
+          <m:t>ξ</m:t>
+        </m:r>
+      </m:oMath>
+      <w:r>
+        <w:t xml:space="preserve">: relative measurement error</w:t>
+      </w:r>
+    </w:p>
+    <w:p>
+      <w:pPr>
+        <w:pStyle w:val="Compact"/>
+        <w:numPr>
+          <w:ilvl w:val="0"/>
+          <w:numId w:val="1033"/>
+        </w:numPr>
+      </w:pPr>
+      <m:oMath>
+        <m:r>
+          <m:t>ε</m:t>
+        </m:r>
+      </m:oMath>
+      <w:r>
+        <w:t xml:space="preserve">: bound on the relative error</w:t>
+      </w:r>
+    </w:p>
+    <w:p>
+      <w:pPr>
+        <w:pStyle w:val="FirstParagraph"/>
+      </w:pPr>
+      <w:r>
+        <w:t xml:space="preserve">Model:</w:t>
+      </w:r>
+    </w:p>
+    <w:p>
+      <w:pPr>
+        <w:pStyle w:val="Compact"/>
+        <w:numPr>
+          <w:ilvl w:val="0"/>
+          <w:numId w:val="1034"/>
+        </w:numPr>
+      </w:pPr>
+      <m:oMath>
+        <m:sSub>
+          <m:e>
+            <m:r>
+              <m:t>y</m:t>
+            </m:r>
+          </m:e>
+          <m:sub>
+            <m:r>
+              <m:rPr>
+                <m:nor/>
+                <m:sty m:val="p"/>
+              </m:rPr>
+              <m:t>obs</m:t>
+            </m:r>
+          </m:sub>
+        </m:sSub>
+        <m:r>
+          <m:rPr>
+            <m:sty m:val="p"/>
+          </m:rPr>
+          <m:t>=</m:t>
+        </m:r>
+        <m:sSub>
+          <m:e>
+            <m:r>
+              <m:t>y</m:t>
+            </m:r>
+          </m:e>
+          <m:sub>
+            <m:r>
+              <m:rPr>
+                <m:nor/>
+                <m:sty m:val="p"/>
+              </m:rPr>
+              <m:t>true</m:t>
+            </m:r>
+          </m:sub>
+        </m:sSub>
+        <m:r>
+          <m:rPr>
+            <m:sty m:val="p"/>
+          </m:rPr>
+          <m:t>⋅</m:t>
+        </m:r>
+        <m:r>
+          <m:rPr>
+            <m:sty m:val="p"/>
+          </m:rPr>
+          <m:t>(</m:t>
+        </m:r>
+        <m:r>
+          <m:t>1</m:t>
+        </m:r>
+        <m:r>
+          <m:rPr>
+            <m:sty m:val="p"/>
+          </m:rPr>
+          <m:t>+</m:t>
+        </m:r>
+        <m:r>
+          <m:t>ξ</m:t>
+        </m:r>
+        <m:r>
+          <m:rPr>
+            <m:sty m:val="p"/>
+          </m:rPr>
+          <m:t>)</m:t>
+        </m:r>
+      </m:oMath>
+    </w:p>
+    <w:p>
+      <w:pPr>
+        <w:pStyle w:val="Compact"/>
+        <w:numPr>
+          <w:ilvl w:val="0"/>
+          <w:numId w:val="1034"/>
+        </w:numPr>
+      </w:pPr>
+      <m:oMath>
+        <m:r>
+          <m:t>ξ</m:t>
+        </m:r>
+        <m:r>
+          <m:rPr>
+            <m:sty m:val="p"/>
+          </m:rPr>
+          <m:t>∼</m:t>
+        </m:r>
+        <m:r>
+          <m:rPr>
+            <m:nor/>
+            <m:sty m:val="p"/>
+          </m:rPr>
+          <m:t>Unif</m:t>
+        </m:r>
+        <m:r>
+          <m:rPr>
+            <m:sty m:val="p"/>
+          </m:rPr>
+          <m:t>(</m:t>
+        </m:r>
+        <m:r>
+          <m:rPr>
+            <m:sty m:val="p"/>
+          </m:rPr>
+          <m:t>−</m:t>
+        </m:r>
+        <m:r>
+          <m:t>ε</m:t>
+        </m:r>
+        <m:r>
+          <m:rPr>
+            <m:sty m:val="p"/>
+          </m:rPr>
+          <m:t>,</m:t>
+        </m:r>
+        <m:r>
+          <m:t>ε</m:t>
+        </m:r>
+        <m:r>
+          <m:rPr>
+            <m:sty m:val="p"/>
+          </m:rPr>
+          <m:t>)</m:t>
+        </m:r>
+        <m:r>
+          <m:rPr>
+            <m:sty m:val="p"/>
+          </m:rPr>
+          <m:t>,</m:t>
+        </m:r>
+        <m:r>
+          <m:t> </m:t>
+        </m:r>
+        <m:r>
+          <m:t>0</m:t>
+        </m:r>
+        <m:r>
+          <m:rPr>
+            <m:sty m:val="p"/>
+          </m:rPr>
+          <m:t>≤</m:t>
+        </m:r>
+        <m:r>
+          <m:t>ε</m:t>
+        </m:r>
+        <m:r>
+          <m:rPr>
+            <m:sty m:val="p"/>
+          </m:rPr>
+          <m:t>&lt;</m:t>
+        </m:r>
+        <m:r>
+          <m:t>1</m:t>
+        </m:r>
+      </m:oMath>
+    </w:p>
+    <w:p>
+      <w:pPr>
+        <w:pStyle w:val="FirstParagraph"/>
+      </w:pPr>
+      <w:r>
+        <w:t xml:space="preserve">Here</w:t>
+      </w:r>
+      <w:r>
+        <w:t xml:space="preserve"> </w:t>
+      </w:r>
+      <m:oMath>
+        <m:r>
+          <m:t>ε</m:t>
+        </m:r>
+      </m:oMath>
+      <w:r>
+        <w:t xml:space="preserve"> </w:t>
+      </w:r>
+      <w:r>
+        <w:t xml:space="preserve">is the bound on the relative error,</w:t>
+      </w:r>
+      <w:r>
+        <w:t xml:space="preserve"> </w:t>
+      </w:r>
+      <w:r>
+        <w:t xml:space="preserve">not a coefficient of variation (CV).</w:t>
+      </w:r>
+      <w:r>
+        <w:t xml:space="preserve"> </w:t>
+      </w:r>
+      <w:r>
+        <w:t xml:space="preserve">Assay precision is often reported as a CV,</w:t>
+      </w:r>
+      <w:r>
+        <w:t xml:space="preserve"> </w:t>
+      </w:r>
+      <w:r>
+        <w:t xml:space="preserve">the ratio of the standard deviation to the mean for replicates,</w:t>
+      </w:r>
+      <w:r>
+        <w:t xml:space="preserve"> </w:t>
+      </w:r>
+      <w:r>
+        <w:t xml:space="preserve">ideally measured across plates rather than within the same plate.</w:t>
+      </w:r>
+      <w:r>
+        <w:t xml:space="preserve"> </w:t>
+      </w:r>
+      <w:r>
+        <w:t xml:space="preserve">Under this uniform model the CV equals</w:t>
+      </w:r>
+      <w:r>
+        <w:t xml:space="preserve"> </w:t>
+      </w:r>
+      <m:oMath>
+        <m:r>
+          <m:t>ε</m:t>
+        </m:r>
+        <m:r>
+          <m:rPr>
+            <m:sty m:val="p"/>
+          </m:rPr>
+          <m:t>/</m:t>
+        </m:r>
+        <m:rad>
+          <m:radPr>
+            <m:degHide m:val="on"/>
+          </m:radPr>
+          <m:deg/>
+          <m:e>
+            <m:r>
+              <m:t>3</m:t>
+            </m:r>
+          </m:e>
+        </m:rad>
+      </m:oMath>
+      <w:r>
+        <w:t xml:space="preserve">,</w:t>
+      </w:r>
+      <w:r>
+        <w:t xml:space="preserve"> </w:t>
+      </w:r>
+      <w:r>
+        <w:t xml:space="preserve">so a measured CV corresponds to</w:t>
+      </w:r>
+      <w:r>
+        <w:t xml:space="preserve"> </w:t>
+      </w:r>
+      <m:oMath>
+        <m:r>
+          <m:t>ε</m:t>
+        </m:r>
+        <m:r>
+          <m:rPr>
+            <m:sty m:val="p"/>
+          </m:rPr>
+          <m:t>=</m:t>
+        </m:r>
+        <m:rad>
+          <m:radPr>
+            <m:degHide m:val="on"/>
+          </m:radPr>
+          <m:deg/>
+          <m:e>
+            <m:r>
+              <m:t>3</m:t>
+            </m:r>
+          </m:e>
+        </m:rad>
+        <m:r>
+          <m:t> </m:t>
+        </m:r>
+        <m:r>
+          <m:rPr>
+            <m:nor/>
+            <m:sty m:val="p"/>
+          </m:rPr>
+          <m:t>CV</m:t>
+        </m:r>
+      </m:oMath>
+      <w:r>
+        <w:t xml:space="preserve">.</w:t>
       </w:r>
     </w:p>
     <w:bookmarkEnd w:id="91"/>
-    <w:bookmarkStart w:id="96" w:name="multiple-biomarkers"/>
+    <w:bookmarkStart w:id="92" w:name="Xb7158a708bbfcf737c1d66d073315801f06d41e"/>
     <w:p>
       <w:pPr>
         <w:pStyle w:val="Heading2"/>
       </w:pPr>
       <w:r>
-        <w:t xml:space="preserve">5.8 Multiple biomarkers</w:t>
+        <w:t xml:space="preserve">5.8 Combined biological and measurement noise</w:t>
+      </w:r>
+    </w:p>
+    <w:p>
+      <w:pPr>
+        <w:pStyle w:val="FirstParagraph"/>
+      </w:pPr>
+      <w:r>
+        <w:t xml:space="preserve">In practice both noise sources are usually present at once.</w:t>
+      </w:r>
+      <w:r>
+        <w:t xml:space="preserve"> </w:t>
+      </w:r>
+      <w:r>
+        <w:t xml:space="preserve">The two are applied in sequence</w:t>
+      </w:r>
+      <w:r>
+        <w:t xml:space="preserve"> </w:t>
+      </w:r>
+      <w:r>
+        <w:t xml:space="preserve">(Teunis and Eijkeren 2020)</w:t>
+      </w:r>
+      <w:r>
+        <w:t xml:space="preserve">:</w:t>
+      </w:r>
+      <w:r>
+        <w:t xml:space="preserve"> </w:t>
+      </w:r>
+      <w:r>
+        <w:t xml:space="preserve">biological noise is added to the true concentration,</w:t>
+      </w:r>
+      <w:r>
+        <w:t xml:space="preserve"> </w:t>
+      </w:r>
+      <w:r>
+        <w:t xml:space="preserve">and measurement noise then scales the result.</w:t>
+      </w:r>
+    </w:p>
+    <w:p>
+      <w:pPr>
+        <w:pStyle w:val="BodyText"/>
+      </w:pPr>
+      <w:r>
+        <w:t xml:space="preserve">Model:</w:t>
+      </w:r>
+    </w:p>
+    <w:p>
+      <w:pPr>
+        <w:pStyle w:val="Compact"/>
+        <w:numPr>
+          <w:ilvl w:val="0"/>
+          <w:numId w:val="1035"/>
+        </w:numPr>
+      </w:pPr>
+      <m:oMath>
+        <m:sSub>
+          <m:e>
+            <m:r>
+              <m:t>y</m:t>
+            </m:r>
+          </m:e>
+          <m:sub>
+            <m:r>
+              <m:rPr>
+                <m:nor/>
+                <m:sty m:val="p"/>
+              </m:rPr>
+              <m:t>obs</m:t>
+            </m:r>
+          </m:sub>
+        </m:sSub>
+        <m:r>
+          <m:rPr>
+            <m:sty m:val="p"/>
+          </m:rPr>
+          <m:t>=</m:t>
+        </m:r>
+        <m:r>
+          <m:rPr>
+            <m:sty m:val="p"/>
+          </m:rPr>
+          <m:t>(</m:t>
+        </m:r>
+        <m:sSub>
+          <m:e>
+            <m:r>
+              <m:t>y</m:t>
+            </m:r>
+          </m:e>
+          <m:sub>
+            <m:r>
+              <m:rPr>
+                <m:nor/>
+                <m:sty m:val="p"/>
+              </m:rPr>
+              <m:t>true</m:t>
+            </m:r>
+          </m:sub>
+        </m:sSub>
+        <m:r>
+          <m:rPr>
+            <m:sty m:val="p"/>
+          </m:rPr>
+          <m:t>+</m:t>
+        </m:r>
+        <m:sSub>
+          <m:e>
+            <m:r>
+              <m:t>ϵ</m:t>
+            </m:r>
+          </m:e>
+          <m:sub>
+            <m:r>
+              <m:t>b</m:t>
+            </m:r>
+          </m:sub>
+        </m:sSub>
+        <m:r>
+          <m:rPr>
+            <m:sty m:val="p"/>
+          </m:rPr>
+          <m:t>)</m:t>
+        </m:r>
+        <m:r>
+          <m:rPr>
+            <m:sty m:val="p"/>
+          </m:rPr>
+          <m:t>(</m:t>
+        </m:r>
+        <m:r>
+          <m:t>1</m:t>
+        </m:r>
+        <m:r>
+          <m:rPr>
+            <m:sty m:val="p"/>
+          </m:rPr>
+          <m:t>+</m:t>
+        </m:r>
+        <m:r>
+          <m:t>ξ</m:t>
+        </m:r>
+        <m:r>
+          <m:rPr>
+            <m:sty m:val="p"/>
+          </m:rPr>
+          <m:t>)</m:t>
+        </m:r>
+      </m:oMath>
+    </w:p>
+    <w:p>
+      <w:pPr>
+        <w:pStyle w:val="Compact"/>
+        <w:numPr>
+          <w:ilvl w:val="0"/>
+          <w:numId w:val="1035"/>
+        </w:numPr>
+      </w:pPr>
+      <m:oMath>
+        <m:sSub>
+          <m:e>
+            <m:r>
+              <m:t>ϵ</m:t>
+            </m:r>
+          </m:e>
+          <m:sub>
+            <m:r>
+              <m:t>b</m:t>
+            </m:r>
+          </m:sub>
+        </m:sSub>
+        <m:r>
+          <m:rPr>
+            <m:sty m:val="p"/>
+          </m:rPr>
+          <m:t>∼</m:t>
+        </m:r>
+        <m:r>
+          <m:rPr>
+            <m:nor/>
+            <m:sty m:val="p"/>
+          </m:rPr>
+          <m:t>Unif</m:t>
+        </m:r>
+        <m:r>
+          <m:rPr>
+            <m:sty m:val="p"/>
+          </m:rPr>
+          <m:t>(</m:t>
+        </m:r>
+        <m:r>
+          <m:t>0</m:t>
+        </m:r>
+        <m:r>
+          <m:rPr>
+            <m:sty m:val="p"/>
+          </m:rPr>
+          <m:t>,</m:t>
+        </m:r>
+        <m:r>
+          <m:t>ν</m:t>
+        </m:r>
+        <m:r>
+          <m:rPr>
+            <m:sty m:val="p"/>
+          </m:rPr>
+          <m:t>)</m:t>
+        </m:r>
+      </m:oMath>
+    </w:p>
+    <w:p>
+      <w:pPr>
+        <w:pStyle w:val="Compact"/>
+        <w:numPr>
+          <w:ilvl w:val="0"/>
+          <w:numId w:val="1035"/>
+        </w:numPr>
+      </w:pPr>
+      <m:oMath>
+        <m:r>
+          <m:t>ξ</m:t>
+        </m:r>
+        <m:r>
+          <m:rPr>
+            <m:sty m:val="p"/>
+          </m:rPr>
+          <m:t>∼</m:t>
+        </m:r>
+        <m:r>
+          <m:rPr>
+            <m:nor/>
+            <m:sty m:val="p"/>
+          </m:rPr>
+          <m:t>Unif</m:t>
+        </m:r>
+        <m:r>
+          <m:rPr>
+            <m:sty m:val="p"/>
+          </m:rPr>
+          <m:t>(</m:t>
+        </m:r>
+        <m:r>
+          <m:rPr>
+            <m:sty m:val="p"/>
+          </m:rPr>
+          <m:t>−</m:t>
+        </m:r>
+        <m:r>
+          <m:t>ε</m:t>
+        </m:r>
+        <m:r>
+          <m:rPr>
+            <m:sty m:val="p"/>
+          </m:rPr>
+          <m:t>,</m:t>
+        </m:r>
+        <m:r>
+          <m:t>ε</m:t>
+        </m:r>
+        <m:r>
+          <m:rPr>
+            <m:sty m:val="p"/>
+          </m:rPr>
+          <m:t>)</m:t>
+        </m:r>
+      </m:oMath>
+    </w:p>
+    <w:p>
+      <w:pPr>
+        <w:pStyle w:val="FirstParagraph"/>
+      </w:pPr>
+      <w:r>
+        <w:t xml:space="preserve">This is the model</w:t>
+      </w:r>
+      <w:r>
+        <w:t xml:space="preserve"> </w:t>
+      </w:r>
+      <w:r>
+        <w:rPr>
+          <w:rStyle w:val="VerbatimChar"/>
+        </w:rPr>
+        <w:t xml:space="preserve">serocalculator</w:t>
+      </w:r>
+      <w:r>
+        <w:t xml:space="preserve"> </w:t>
+      </w:r>
+      <w:r>
+        <w:t xml:space="preserve">uses</w:t>
+      </w:r>
+      <w:r>
+        <w:t xml:space="preserve"> </w:t>
+      </w:r>
+      <w:r>
+        <w:t xml:space="preserve">whenever a</w:t>
+      </w:r>
+      <w:r>
+        <w:t xml:space="preserve"> </w:t>
+      </w:r>
+      <w:r>
+        <w:rPr>
+          <w:rStyle w:val="VerbatimChar"/>
+        </w:rPr>
+        <w:t xml:space="preserve">noise_params</w:t>
+      </w:r>
+      <w:r>
+        <w:t xml:space="preserve"> </w:t>
+      </w:r>
+      <w:r>
+        <w:t xml:space="preserve">row has both</w:t>
+      </w:r>
+      <w:r>
+        <w:t xml:space="preserve"> </w:t>
+      </w:r>
+      <m:oMath>
+        <m:r>
+          <m:t>ν</m:t>
+        </m:r>
+        <m:r>
+          <m:rPr>
+            <m:sty m:val="p"/>
+          </m:rPr>
+          <m:t>&gt;</m:t>
+        </m:r>
+        <m:r>
+          <m:t>0</m:t>
+        </m:r>
+      </m:oMath>
+      <w:r>
+        <w:t xml:space="preserve"> </w:t>
+      </w:r>
+      <w:r>
+        <w:t xml:space="preserve">and</w:t>
+      </w:r>
+      <w:r>
+        <w:t xml:space="preserve"> </w:t>
+      </w:r>
+      <m:oMath>
+        <m:r>
+          <m:t>ε</m:t>
+        </m:r>
+        <m:r>
+          <m:rPr>
+            <m:sty m:val="p"/>
+          </m:rPr>
+          <m:t>&gt;</m:t>
+        </m:r>
+        <m:r>
+          <m:t>0</m:t>
+        </m:r>
+      </m:oMath>
+      <w:r>
+        <w:t xml:space="preserve">;</w:t>
+      </w:r>
+      <w:r>
+        <w:t xml:space="preserve"> </w:t>
+      </w:r>
+      <w:r>
+        <w:t xml:space="preserve">setting either width to zero recovers the corresponding single-source model above.</w:t>
+      </w:r>
+    </w:p>
+    <w:bookmarkEnd w:id="92"/>
+    <w:bookmarkStart w:id="93" w:name="noise-and-never-infected-subjects"/>
+    <w:p>
+      <w:pPr>
+        <w:pStyle w:val="Heading2"/>
+      </w:pPr>
+      <w:r>
+        <w:t xml:space="preserve">5.9 Noise and never-infected subjects</w:t>
+      </w:r>
+    </w:p>
+    <w:p>
+      <w:pPr>
+        <w:pStyle w:val="FirstParagraph"/>
+      </w:pPr>
+      <w:r>
+        <w:t xml:space="preserve">A subject who has never been infected has</w:t>
+      </w:r>
+      <w:r>
+        <w:t xml:space="preserve"> </w:t>
+      </w:r>
+      <w:r>
+        <w:t xml:space="preserve">true antibody concentration</w:t>
+      </w:r>
+      <w:r>
+        <w:t xml:space="preserve"> </w:t>
+      </w:r>
+      <m:oMath>
+        <m:sSub>
+          <m:e>
+            <m:r>
+              <m:t>y</m:t>
+            </m:r>
+          </m:e>
+          <m:sub>
+            <m:r>
+              <m:rPr>
+                <m:nor/>
+                <m:sty m:val="p"/>
+              </m:rPr>
+              <m:t>true</m:t>
+            </m:r>
+          </m:sub>
+        </m:sSub>
+        <m:r>
+          <m:rPr>
+            <m:sty m:val="p"/>
+          </m:rPr>
+          <m:t>=</m:t>
+        </m:r>
+        <m:r>
+          <m:t>0</m:t>
+        </m:r>
+      </m:oMath>
+      <w:r>
+        <w:t xml:space="preserve">;</w:t>
+      </w:r>
+      <w:r>
+        <w:t xml:space="preserve"> </w:t>
+      </w:r>
+      <w:r>
+        <w:t xml:space="preserve">the probability of never having been infected by age</w:t>
+      </w:r>
+      <w:r>
+        <w:t xml:space="preserve"> </w:t>
+      </w:r>
+      <m:oMath>
+        <m:r>
+          <m:t>a</m:t>
+        </m:r>
+      </m:oMath>
+      <w:r>
+        <w:t xml:space="preserve"> </w:t>
+      </w:r>
+      <w:r>
+        <w:t xml:space="preserve">is</w:t>
+      </w:r>
+      <w:r>
+        <w:t xml:space="preserve"> </w:t>
+      </w:r>
+      <m:oMath>
+        <m:r>
+          <m:rPr>
+            <m:sty m:val="p"/>
+          </m:rPr>
+          <m:t>exp</m:t>
+        </m:r>
+        <m:r>
+          <m:t>​</m:t>
+        </m:r>
+        <m:d>
+          <m:dPr>
+            <m:begChr m:val="{"/>
+            <m:sepChr m:val=""/>
+            <m:endChr m:val="}"/>
+            <m:grow/>
+          </m:dPr>
+          <m:e>
+            <m:r>
+              <m:rPr>
+                <m:sty m:val="p"/>
+              </m:rPr>
+              <m:t>−</m:t>
+            </m:r>
+            <m:r>
+              <m:t>λ</m:t>
+            </m:r>
+            <m:r>
+              <m:t>a</m:t>
+            </m:r>
+          </m:e>
+        </m:d>
+        <m:r>
+          <m:t>​</m:t>
+        </m:r>
+      </m:oMath>
+      <w:r>
+        <w:t xml:space="preserve">.</w:t>
+      </w:r>
+      <w:r>
+        <w:t xml:space="preserve"> </w:t>
+      </w:r>
+      <w:r>
+        <w:t xml:space="preserve">The two noise sources treat such a subject very differently</w:t>
+      </w:r>
+      <w:r>
+        <w:t xml:space="preserve"> </w:t>
+      </w:r>
+      <w:r>
+        <w:t xml:space="preserve">(Teunis and Eijkeren 2020)</w:t>
+      </w:r>
+      <w:r>
+        <w:t xml:space="preserve">:</w:t>
+      </w:r>
+    </w:p>
+    <w:p>
+      <w:pPr>
+        <w:numPr>
+          <w:ilvl w:val="0"/>
+          <w:numId w:val="1036"/>
+        </w:numPr>
+      </w:pPr>
+      <w:r>
+        <w:rPr>
+          <w:b/>
+          <w:bCs/>
+        </w:rPr>
+        <w:t xml:space="preserve">Biological noise is additive</w:t>
+      </w:r>
+      <w:r>
+        <w:t xml:space="preserve">,</w:t>
+      </w:r>
+      <w:r>
+        <w:t xml:space="preserve"> </w:t>
+      </w:r>
+      <w:r>
+        <w:t xml:space="preserve">so a never-infected subject is measured as</w:t>
+      </w:r>
+      <w:r>
+        <w:t xml:space="preserve"> </w:t>
+      </w:r>
+      <m:oMath>
+        <m:sSub>
+          <m:e>
+            <m:r>
+              <m:t>y</m:t>
+            </m:r>
+          </m:e>
+          <m:sub>
+            <m:r>
+              <m:rPr>
+                <m:nor/>
+                <m:sty m:val="p"/>
+              </m:rPr>
+              <m:t>obs</m:t>
+            </m:r>
+          </m:sub>
+        </m:sSub>
+        <m:r>
+          <m:rPr>
+            <m:sty m:val="p"/>
+          </m:rPr>
+          <m:t>=</m:t>
+        </m:r>
+        <m:r>
+          <m:t>0</m:t>
+        </m:r>
+        <m:r>
+          <m:rPr>
+            <m:sty m:val="p"/>
+          </m:rPr>
+          <m:t>+</m:t>
+        </m:r>
+        <m:sSub>
+          <m:e>
+            <m:r>
+              <m:t>ϵ</m:t>
+            </m:r>
+          </m:e>
+          <m:sub>
+            <m:r>
+              <m:t>b</m:t>
+            </m:r>
+          </m:sub>
+        </m:sSub>
+        <m:r>
+          <m:rPr>
+            <m:sty m:val="p"/>
+          </m:rPr>
+          <m:t>∼</m:t>
+        </m:r>
+        <m:r>
+          <m:rPr>
+            <m:nor/>
+            <m:sty m:val="p"/>
+          </m:rPr>
+          <m:t>Unif</m:t>
+        </m:r>
+        <m:r>
+          <m:rPr>
+            <m:sty m:val="p"/>
+          </m:rPr>
+          <m:t>(</m:t>
+        </m:r>
+        <m:r>
+          <m:t>0</m:t>
+        </m:r>
+        <m:r>
+          <m:rPr>
+            <m:sty m:val="p"/>
+          </m:rPr>
+          <m:t>,</m:t>
+        </m:r>
+        <m:r>
+          <m:t>ν</m:t>
+        </m:r>
+        <m:r>
+          <m:rPr>
+            <m:sty m:val="p"/>
+          </m:rPr>
+          <m:t>)</m:t>
+        </m:r>
+      </m:oMath>
+      <w:r>
+        <w:t xml:space="preserve">.</w:t>
+      </w:r>
+      <w:r>
+        <w:t xml:space="preserve"> </w:t>
+      </w:r>
+      <w:r>
+        <w:t xml:space="preserve">Cross-reactivity can register a positive signal</w:t>
+      </w:r>
+      <w:r>
+        <w:t xml:space="preserve"> </w:t>
+      </w:r>
+      <w:r>
+        <w:t xml:space="preserve">even when there was no true response,</w:t>
+      </w:r>
+      <w:r>
+        <w:t xml:space="preserve"> </w:t>
+      </w:r>
+      <w:r>
+        <w:t xml:space="preserve">so never-infected subjects still contribute</w:t>
+      </w:r>
+      <w:r>
+        <w:t xml:space="preserve"> </w:t>
+      </w:r>
+      <w:r>
+        <w:t xml:space="preserve">a spread-out distribution of small positive values,</w:t>
+      </w:r>
+      <w:r>
+        <w:t xml:space="preserve"> </w:t>
+      </w:r>
+      <w:r>
+        <w:t xml:space="preserve">not a single spike at zero.</w:t>
+      </w:r>
+    </w:p>
+    <w:p>
+      <w:pPr>
+        <w:numPr>
+          <w:ilvl w:val="0"/>
+          <w:numId w:val="1036"/>
+        </w:numPr>
+      </w:pPr>
+      <w:r>
+        <w:rPr>
+          <w:b/>
+          <w:bCs/>
+        </w:rPr>
+        <w:t xml:space="preserve">Measurement noise is multiplicative</w:t>
+      </w:r>
+      <w:r>
+        <w:t xml:space="preserve">,</w:t>
+      </w:r>
+      <w:r>
+        <w:t xml:space="preserve"> </w:t>
+      </w:r>
+      <w:r>
+        <w:t xml:space="preserve">so a never-infected subject is measured as</w:t>
+      </w:r>
+      <w:r>
+        <w:t xml:space="preserve"> </w:t>
+      </w:r>
+      <m:oMath>
+        <m:sSub>
+          <m:e>
+            <m:r>
+              <m:t>y</m:t>
+            </m:r>
+          </m:e>
+          <m:sub>
+            <m:r>
+              <m:rPr>
+                <m:nor/>
+                <m:sty m:val="p"/>
+              </m:rPr>
+              <m:t>obs</m:t>
+            </m:r>
+          </m:sub>
+        </m:sSub>
+        <m:r>
+          <m:rPr>
+            <m:sty m:val="p"/>
+          </m:rPr>
+          <m:t>=</m:t>
+        </m:r>
+        <m:r>
+          <m:t>0</m:t>
+        </m:r>
+        <m:r>
+          <m:rPr>
+            <m:sty m:val="p"/>
+          </m:rPr>
+          <m:t>⋅</m:t>
+        </m:r>
+        <m:r>
+          <m:rPr>
+            <m:sty m:val="p"/>
+          </m:rPr>
+          <m:t>(</m:t>
+        </m:r>
+        <m:r>
+          <m:t>1</m:t>
+        </m:r>
+        <m:r>
+          <m:rPr>
+            <m:sty m:val="p"/>
+          </m:rPr>
+          <m:t>+</m:t>
+        </m:r>
+        <m:r>
+          <m:t>ξ</m:t>
+        </m:r>
+        <m:r>
+          <m:rPr>
+            <m:sty m:val="p"/>
+          </m:rPr>
+          <m:t>)</m:t>
+        </m:r>
+        <m:r>
+          <m:rPr>
+            <m:sty m:val="p"/>
+          </m:rPr>
+          <m:t>=</m:t>
+        </m:r>
+        <m:r>
+          <m:t>0</m:t>
+        </m:r>
+      </m:oMath>
+      <w:r>
+        <w:t xml:space="preserve">.</w:t>
+      </w:r>
+      <w:r>
+        <w:t xml:space="preserve"> </w:t>
+      </w:r>
+      <w:r>
+        <w:t xml:space="preserve">A relative error cannot move a true zero,</w:t>
+      </w:r>
+      <w:r>
+        <w:t xml:space="preserve"> </w:t>
+      </w:r>
+      <w:r>
+        <w:t xml:space="preserve">so measurement noise alone leaves these subjects exactly at zero.</w:t>
+      </w:r>
+    </w:p>
+    <w:p>
+      <w:pPr>
+        <w:pStyle w:val="FirstParagraph"/>
+      </w:pPr>
+      <w:r>
+        <w:t xml:space="preserve">So the probability mass at</w:t>
+      </w:r>
+      <w:r>
+        <w:t xml:space="preserve"> </w:t>
+      </w:r>
+      <m:oMath>
+        <m:r>
+          <m:t>y</m:t>
+        </m:r>
+        <m:r>
+          <m:rPr>
+            <m:sty m:val="p"/>
+          </m:rPr>
+          <m:t>=</m:t>
+        </m:r>
+        <m:r>
+          <m:t>0</m:t>
+        </m:r>
+      </m:oMath>
+      <w:r>
+        <w:t xml:space="preserve"> </w:t>
+      </w:r>
+      <w:r>
+        <w:t xml:space="preserve">from never-infected subjects</w:t>
+      </w:r>
+      <w:r>
+        <w:t xml:space="preserve"> </w:t>
+      </w:r>
+      <w:r>
+        <w:t xml:space="preserve">(with weight</w:t>
+      </w:r>
+      <w:r>
+        <w:t xml:space="preserve"> </w:t>
+      </w:r>
+      <m:oMath>
+        <m:r>
+          <m:rPr>
+            <m:sty m:val="p"/>
+          </m:rPr>
+          <m:t>exp</m:t>
+        </m:r>
+        <m:r>
+          <m:t>​</m:t>
+        </m:r>
+        <m:d>
+          <m:dPr>
+            <m:begChr m:val="{"/>
+            <m:sepChr m:val=""/>
+            <m:endChr m:val="}"/>
+            <m:grow/>
+          </m:dPr>
+          <m:e>
+            <m:r>
+              <m:rPr>
+                <m:sty m:val="p"/>
+              </m:rPr>
+              <m:t>−</m:t>
+            </m:r>
+            <m:r>
+              <m:t>λ</m:t>
+            </m:r>
+            <m:r>
+              <m:t>a</m:t>
+            </m:r>
+          </m:e>
+        </m:d>
+        <m:r>
+          <m:t>​</m:t>
+        </m:r>
+      </m:oMath>
+      <w:r>
+        <w:t xml:space="preserve">)</w:t>
+      </w:r>
+      <w:r>
+        <w:t xml:space="preserve"> </w:t>
+      </w:r>
+      <w:r>
+        <w:t xml:space="preserve">survives measurement noise</w:t>
+      </w:r>
+      <w:r>
+        <w:t xml:space="preserve"> </w:t>
+      </w:r>
+      <w:r>
+        <w:t xml:space="preserve">but is smeared into small positive values by biological noise.</w:t>
+      </w:r>
+      <w:r>
+        <w:t xml:space="preserve"> </w:t>
+      </w:r>
+      <w:r>
+        <w:t xml:space="preserve">This also explains why the biological-noise width</w:t>
+      </w:r>
+      <w:r>
+        <w:t xml:space="preserve"> </w:t>
+      </w:r>
+      <m:oMath>
+        <m:r>
+          <m:t>ν</m:t>
+        </m:r>
+      </m:oMath>
+      <w:r>
+        <w:t xml:space="preserve"> </w:t>
+      </w:r>
+      <w:r>
+        <w:t xml:space="preserve">can be estimated from a known unexposed population:</w:t>
+      </w:r>
+      <w:r>
+        <w:t xml:space="preserve"> </w:t>
+      </w:r>
+      <w:r>
+        <w:t xml:space="preserve">those subjects are essentially all never-infected,</w:t>
+      </w:r>
+      <w:r>
+        <w:t xml:space="preserve"> </w:t>
+      </w:r>
+      <w:r>
+        <w:t xml:space="preserve">so their measured antibody levels are, to good approximation,</w:t>
+      </w:r>
+      <w:r>
+        <w:t xml:space="preserve"> </w:t>
+      </w:r>
+      <w:r>
+        <w:t xml:space="preserve">draws from the biological-noise distribution itself.</w:t>
+      </w:r>
+    </w:p>
+    <w:bookmarkEnd w:id="93"/>
+    <w:bookmarkStart w:id="98" w:name="multiple-biomarkers"/>
+    <w:p>
+      <w:pPr>
+        <w:pStyle w:val="Heading2"/>
+      </w:pPr>
+      <w:r>
+        <w:t xml:space="preserve">5.10 Multiple biomarkers</w:t>
       </w:r>
     </w:p>
     <w:tbl>
@@ -11719,7 +13043,7 @@
       <w:tr>
         <w:tc>
           <w:tcPr/>
-          <w:bookmarkStart w:id="95" w:name="fig-loglik"/>
+          <w:bookmarkStart w:id="97" w:name="fig-loglik"/>
           <w:p>
             <w:pPr>
               <w:pStyle w:val="Compact"/>
@@ -11730,18 +13054,18 @@
                 <wp:inline>
                   <wp:extent cx="4620126" cy="3696101"/>
                   <wp:effectExtent b="0" l="0" r="0" t="0"/>
-                  <wp:docPr descr="" title="" id="93" name="Picture"/>
+                  <wp:docPr descr="" title="" id="95" name="Picture"/>
                   <a:graphic>
                     <a:graphicData uri="http://schemas.openxmlformats.org/drawingml/2006/picture">
                       <pic:pic>
                         <pic:nvPicPr>
-                          <pic:cNvPr descr="methodology_files/figure-docx/fig-loglik-1.png" id="94" name="Picture"/>
+                          <pic:cNvPr descr="methodology_files/figure-docx/fig-loglik-1.png" id="96" name="Picture"/>
                           <pic:cNvPicPr>
                             <a:picLocks noChangeArrowheads="1" noChangeAspect="1"/>
                           </pic:cNvPicPr>
                         </pic:nvPicPr>
                         <pic:blipFill>
-                          <a:blip r:embed="rId92"/>
+                          <a:blip r:embed="rId94"/>
                           <a:stretch>
                             <a:fillRect/>
                           </a:stretch>
@@ -11781,18 +13105,18 @@
               <w:t xml:space="preserve">Figure 5: Example log(likelihood) curves</w:t>
             </w:r>
           </w:p>
-          <w:bookmarkEnd w:id="95"/>
+          <w:bookmarkEnd w:id="97"/>
         </w:tc>
       </w:tr>
     </w:tbl>
-    <w:bookmarkEnd w:id="96"/>
-    <w:bookmarkStart w:id="100" w:name="X2f1a22e0e8bfbbb3bd4a9b4c70c58b4086e4038"/>
+    <w:bookmarkEnd w:id="98"/>
+    <w:bookmarkStart w:id="102" w:name="X2f1a22e0e8bfbbb3bd4a9b4c70c58b4086e4038"/>
     <w:p>
       <w:pPr>
         <w:pStyle w:val="Heading2"/>
       </w:pPr>
       <w:r>
-        <w:t xml:space="preserve">5.9 Variation in antibody kinetics: by country</w:t>
+        <w:t xml:space="preserve">5.11 Variation in antibody kinetics: by country</w:t>
       </w:r>
     </w:p>
     <w:p>
@@ -11889,18 +13213,18 @@
           <wp:inline>
             <wp:extent cx="5334000" cy="5776895"/>
             <wp:effectExtent b="0" l="0" r="0" t="0"/>
-            <wp:docPr descr="Decay curves (A), peak antibody levels (B), and decay rates (C) for HlyE and LPS (IgG/IgA), by country (Bangladesh, Pakistan, Nepal, Ghana). SEES study." title="" id="98" name="Picture"/>
+            <wp:docPr descr="Decay curves (A), peak antibody levels (B), and decay rates (C) for HlyE and LPS (IgG/IgA), by country (Bangladesh, Pakistan, Nepal, Ghana). SEES study." title="" id="100" name="Picture"/>
             <a:graphic>
               <a:graphicData uri="http://schemas.openxmlformats.org/drawingml/2006/picture">
                 <pic:pic>
                   <pic:nvPicPr>
-                    <pic:cNvPr descr="../man/figures/kinetics-variation-1.png" id="99" name="Picture"/>
+                    <pic:cNvPr descr="../man/figures/kinetics-variation-1.png" id="101" name="Picture"/>
                     <pic:cNvPicPr>
                       <a:picLocks noChangeArrowheads="1" noChangeAspect="1"/>
                     </pic:cNvPicPr>
                   </pic:nvPicPr>
                   <pic:blipFill>
-                    <a:blip r:embed="rId97"/>
+                    <a:blip r:embed="rId99"/>
                     <a:stretch>
                       <a:fillRect/>
                     </a:stretch>
@@ -11935,14 +13259,14 @@
         <w:t xml:space="preserve">Decay curves (A), peak antibody levels (B), and decay rates (C) for HlyE and LPS (IgG/IgA), by country (Bangladesh, Pakistan, Nepal, Ghana). SEES study.</w:t>
       </w:r>
     </w:p>
-    <w:bookmarkEnd w:id="100"/>
-    <w:bookmarkStart w:id="104" w:name="Xe0d498a7f1d34353def60f09705ade4ab365d1e"/>
+    <w:bookmarkEnd w:id="102"/>
+    <w:bookmarkStart w:id="106" w:name="Xe0d498a7f1d34353def60f09705ade4ab365d1e"/>
     <w:p>
       <w:pPr>
         <w:pStyle w:val="Heading2"/>
       </w:pPr>
       <w:r>
-        <w:t xml:space="preserve">5.10 Variation in antibody kinetics: by age and serotype</w:t>
+        <w:t xml:space="preserve">5.12 Variation in antibody kinetics: by age and serotype</w:t>
       </w:r>
     </w:p>
     <w:p>
@@ -11954,18 +13278,18 @@
           <wp:inline>
             <wp:extent cx="5334000" cy="4364181"/>
             <wp:effectExtent b="0" l="0" r="0" t="0"/>
-            <wp:docPr descr="Decay curves by age stratum (&lt;5, 5–15, 16+) and serotype (Typhi vs Paratyphi A), for HlyE and LPS (IgG/IgA). SEES study." title="" id="102" name="Picture"/>
+            <wp:docPr descr="Decay curves by age stratum (&lt;5, 5–15, 16+) and serotype (Typhi vs Paratyphi A), for HlyE and LPS (IgG/IgA). SEES study." title="" id="104" name="Picture"/>
             <a:graphic>
               <a:graphicData uri="http://schemas.openxmlformats.org/drawingml/2006/picture">
                 <pic:pic>
                   <pic:nvPicPr>
-                    <pic:cNvPr descr="../man/figures/kinetics-variation-2.png" id="103" name="Picture"/>
+                    <pic:cNvPr descr="../man/figures/kinetics-variation-2.png" id="105" name="Picture"/>
                     <pic:cNvPicPr>
                       <a:picLocks noChangeArrowheads="1" noChangeAspect="1"/>
                     </pic:cNvPicPr>
                   </pic:nvPicPr>
                   <pic:blipFill>
-                    <a:blip r:embed="rId101"/>
+                    <a:blip r:embed="rId103"/>
                     <a:stretch>
                       <a:fillRect/>
                     </a:stretch>
@@ -12049,9 +13373,9 @@
         <w:t xml:space="preserve">is on the roadmap.</w:t>
       </w:r>
     </w:p>
-    <w:bookmarkEnd w:id="104"/>
-    <w:bookmarkEnd w:id="105"/>
-    <w:bookmarkStart w:id="116" w:name="estimating-the-curves-with-serodynamics"/>
+    <w:bookmarkEnd w:id="106"/>
+    <w:bookmarkEnd w:id="107"/>
+    <w:bookmarkStart w:id="118" w:name="estimating-the-curves-with-serodynamics"/>
     <w:p>
       <w:pPr>
         <w:pStyle w:val="Heading1"/>
@@ -12069,7 +13393,7 @@
         <w:t xml:space="preserve">serodynamics</w:t>
       </w:r>
     </w:p>
-    <w:bookmarkStart w:id="106" w:name="where-do-the-curve-parameters-come-from"/>
+    <w:bookmarkStart w:id="108" w:name="where-do-the-curve-parameters-come-from"/>
     <w:p>
       <w:pPr>
         <w:pStyle w:val="Heading2"/>
@@ -12147,7 +13471,7 @@
         <w:pStyle w:val="Compact"/>
         <w:numPr>
           <w:ilvl w:val="0"/>
-          <w:numId w:val="1033"/>
+          <w:numId w:val="1037"/>
         </w:numPr>
       </w:pPr>
       <w:r>
@@ -12176,7 +13500,7 @@
         <w:pStyle w:val="Compact"/>
         <w:numPr>
           <w:ilvl w:val="0"/>
-          <w:numId w:val="1033"/>
+          <w:numId w:val="1037"/>
         </w:numPr>
       </w:pPr>
       <w:r>
@@ -12205,7 +13529,7 @@
         <w:pStyle w:val="Compact"/>
         <w:numPr>
           <w:ilvl w:val="0"/>
-          <w:numId w:val="1033"/>
+          <w:numId w:val="1037"/>
         </w:numPr>
       </w:pPr>
       <w:r>
@@ -12234,7 +13558,7 @@
         <w:pStyle w:val="Compact"/>
         <w:numPr>
           <w:ilvl w:val="0"/>
-          <w:numId w:val="1033"/>
+          <w:numId w:val="1037"/>
         </w:numPr>
       </w:pPr>
       <w:r>
@@ -12254,7 +13578,7 @@
         <w:pStyle w:val="Compact"/>
         <w:numPr>
           <w:ilvl w:val="0"/>
-          <w:numId w:val="1033"/>
+          <w:numId w:val="1037"/>
         </w:numPr>
       </w:pPr>
       <w:r>
@@ -12269,8 +13593,8 @@
         <w:t xml:space="preserve">)</w:t>
       </w:r>
     </w:p>
-    <w:bookmarkEnd w:id="106"/>
-    <w:bookmarkStart w:id="108" w:name="the-serodynamics-package"/>
+    <w:bookmarkEnd w:id="108"/>
+    <w:bookmarkStart w:id="110" w:name="the-serodynamics-package"/>
     <w:p>
       <w:pPr>
         <w:pStyle w:val="Heading2"/>
@@ -12298,7 +13622,7 @@
       <w:pPr>
         <w:pStyle w:val="FirstParagraph"/>
       </w:pPr>
-      <w:hyperlink r:id="rId107">
+      <w:hyperlink r:id="rId109">
         <w:r>
           <w:rPr>
             <w:rStyle w:val="VerbatimChar"/>
@@ -12401,8 +13725,8 @@
         <w:t xml:space="preserve">packages that into a single reusable, validated workflow.</w:t>
       </w:r>
     </w:p>
-    <w:bookmarkEnd w:id="108"/>
-    <w:bookmarkStart w:id="109" w:name="a-typical-serodynamics-workflow"/>
+    <w:bookmarkEnd w:id="110"/>
+    <w:bookmarkStart w:id="111" w:name="a-typical-serodynamics-workflow"/>
     <w:p>
       <w:pPr>
         <w:pStyle w:val="Heading2"/>
@@ -12464,8 +13788,8 @@
         <w:t xml:space="preserve">) for experimentation.</w:t>
       </w:r>
     </w:p>
-    <w:bookmarkEnd w:id="109"/>
-    <w:bookmarkStart w:id="113" w:name="what-a-fitted-model-looks-like"/>
+    <w:bookmarkEnd w:id="111"/>
+    <w:bookmarkStart w:id="115" w:name="what-a-fitted-model-looks-like"/>
     <w:p>
       <w:pPr>
         <w:pStyle w:val="Heading2"/>
@@ -12539,18 +13863,18 @@
           <wp:inline>
             <wp:extent cx="5334000" cy="3000375"/>
             <wp:effectExtent b="0" l="0" r="0" t="0"/>
-            <wp:docPr descr="Posterior densities of the five kinetic parameters from the cached nepal_sees_jags_output fit (HlyE IgG, Typhi), by MCMC chain." title="" id="111" name="Picture"/>
+            <wp:docPr descr="Posterior densities of the five kinetic parameters from the cached nepal_sees_jags_output fit (HlyE IgG, Typhi), by MCMC chain." title="" id="113" name="Picture"/>
             <a:graphic>
               <a:graphicData uri="http://schemas.openxmlformats.org/drawingml/2006/picture">
                 <pic:pic>
                   <pic:nvPicPr>
-                    <pic:cNvPr descr="../man/figures/serodynamics-cached-fit.png" id="112" name="Picture"/>
+                    <pic:cNvPr descr="../man/figures/serodynamics-cached-fit.png" id="114" name="Picture"/>
                     <pic:cNvPicPr>
                       <a:picLocks noChangeArrowheads="1" noChangeAspect="1"/>
                     </pic:cNvPicPr>
                   </pic:nvPicPr>
                   <pic:blipFill>
-                    <a:blip r:embed="rId110"/>
+                    <a:blip r:embed="rId112"/>
                     <a:stretch>
                       <a:fillRect/>
                     </a:stretch>
@@ -12613,8 +13937,8 @@
         <w:t xml:space="preserve">), by MCMC chain.</w:t>
       </w:r>
     </w:p>
-    <w:bookmarkEnd w:id="113"/>
-    <w:bookmarkStart w:id="114" w:name="two-packages-one-pipeline"/>
+    <w:bookmarkEnd w:id="115"/>
+    <w:bookmarkStart w:id="116" w:name="two-packages-one-pipeline"/>
     <w:p>
       <w:pPr>
         <w:pStyle w:val="Heading2"/>
@@ -12628,7 +13952,7 @@
         <w:pStyle w:val="Compact"/>
         <w:numPr>
           <w:ilvl w:val="0"/>
-          <w:numId w:val="1034"/>
+          <w:numId w:val="1038"/>
         </w:numPr>
       </w:pPr>
       <w:r>
@@ -12694,7 +14018,7 @@
         <w:pStyle w:val="Compact"/>
         <w:numPr>
           <w:ilvl w:val="0"/>
-          <w:numId w:val="1034"/>
+          <w:numId w:val="1038"/>
         </w:numPr>
       </w:pPr>
       <w:r>
@@ -12814,8 +14138,8 @@
         <w:t xml:space="preserve">.</w:t>
       </w:r>
     </w:p>
-    <w:bookmarkEnd w:id="114"/>
-    <w:bookmarkStart w:id="115" w:name="Xa625c662368e6f2938faae2901140a37208e45f"/>
+    <w:bookmarkEnd w:id="116"/>
+    <w:bookmarkStart w:id="117" w:name="Xa625c662368e6f2938faae2901140a37208e45f"/>
     <w:p>
       <w:pPr>
         <w:pStyle w:val="Heading2"/>
@@ -13160,7 +14484,7 @@
         <w:pStyle w:val="Compact"/>
         <w:numPr>
           <w:ilvl w:val="0"/>
-          <w:numId w:val="1035"/>
+          <w:numId w:val="1039"/>
         </w:numPr>
       </w:pPr>
       <w:r>
@@ -13182,7 +14506,7 @@
         <w:pStyle w:val="Compact"/>
         <w:numPr>
           <w:ilvl w:val="0"/>
-          <w:numId w:val="1035"/>
+          <w:numId w:val="1039"/>
         </w:numPr>
       </w:pPr>
       <w:r>
@@ -13573,9 +14897,9 @@
         <w:t xml:space="preserve">the curve-parameter object.</w:t>
       </w:r>
     </w:p>
-    <w:bookmarkEnd w:id="115"/>
-    <w:bookmarkEnd w:id="116"/>
-    <w:bookmarkStart w:id="125" w:name="using-serocalculator"/>
+    <w:bookmarkEnd w:id="117"/>
+    <w:bookmarkEnd w:id="118"/>
+    <w:bookmarkStart w:id="127" w:name="using-serocalculator"/>
     <w:p>
       <w:pPr>
         <w:pStyle w:val="Heading1"/>
@@ -13593,7 +14917,7 @@
         <w:t xml:space="preserve">serocalculator</w:t>
       </w:r>
     </w:p>
-    <w:bookmarkStart w:id="118" w:name="an-open-source-r-package"/>
+    <w:bookmarkStart w:id="120" w:name="an-open-source-r-package"/>
     <w:p>
       <w:pPr>
         <w:pStyle w:val="Heading2"/>
@@ -13612,7 +14936,7 @@
       <w:r>
         <w:t xml:space="preserve"> </w:t>
       </w:r>
-      <w:hyperlink r:id="rId117">
+      <w:hyperlink r:id="rId119">
         <w:r>
           <w:rPr>
             <w:rStyle w:val="VerbatimChar"/>
@@ -13627,8 +14951,8 @@
         <w:t xml:space="preserve">R package.</w:t>
       </w:r>
     </w:p>
-    <w:bookmarkEnd w:id="118"/>
-    <w:bookmarkStart w:id="119" w:name="estimating-seroincidence"/>
+    <w:bookmarkEnd w:id="120"/>
+    <w:bookmarkStart w:id="121" w:name="estimating-seroincidence"/>
     <w:p>
       <w:pPr>
         <w:pStyle w:val="Heading2"/>
@@ -13637,8 +14961,8 @@
         <w:t xml:space="preserve">7.2 Estimating seroincidence</w:t>
       </w:r>
     </w:p>
-    <w:bookmarkEnd w:id="119"/>
-    <w:bookmarkStart w:id="124" w:name="interactive-shiny-app"/>
+    <w:bookmarkEnd w:id="121"/>
+    <w:bookmarkStart w:id="126" w:name="interactive-shiny-app"/>
     <w:p>
       <w:pPr>
         <w:pStyle w:val="Heading2"/>
@@ -13657,7 +14981,7 @@
       <w:r>
         <w:t xml:space="preserve"> </w:t>
       </w:r>
-      <w:hyperlink r:id="rId120">
+      <w:hyperlink r:id="rId122">
         <w:r>
           <w:rPr>
             <w:rStyle w:val="Hyperlink"/>
@@ -13678,18 +15002,18 @@
           <wp:inline>
             <wp:extent cx="5334000" cy="2611995"/>
             <wp:effectExtent b="0" l="0" r="0" t="0"/>
-            <wp:docPr descr="The serocalculator Shiny app." title="" id="122" name="Picture"/>
+            <wp:docPr descr="The serocalculator Shiny app." title="" id="124" name="Picture"/>
             <a:graphic>
               <a:graphicData uri="http://schemas.openxmlformats.org/drawingml/2006/picture">
                 <pic:pic>
                   <pic:nvPicPr>
-                    <pic:cNvPr descr="../man/figures/shiny-serocalculator.png" id="123" name="Picture"/>
+                    <pic:cNvPr descr="../man/figures/shiny-serocalculator.png" id="125" name="Picture"/>
                     <pic:cNvPicPr>
                       <a:picLocks noChangeArrowheads="1" noChangeAspect="1"/>
                     </pic:cNvPicPr>
                   </pic:nvPicPr>
                   <pic:blipFill>
-                    <a:blip r:embed="rId121"/>
+                    <a:blip r:embed="rId123"/>
                     <a:stretch>
                       <a:fillRect/>
                     </a:stretch>
@@ -13724,9 +15048,9 @@
         <w:t xml:space="preserve">The serocalculator Shiny app.</w:t>
       </w:r>
     </w:p>
-    <w:bookmarkEnd w:id="124"/>
-    <w:bookmarkEnd w:id="125"/>
-    <w:bookmarkStart w:id="146" w:name="X950effd5ffba89669b8964fc48817b69e54f5c8"/>
+    <w:bookmarkEnd w:id="126"/>
+    <w:bookmarkEnd w:id="127"/>
+    <w:bookmarkStart w:id="150" w:name="X950effd5ffba89669b8964fc48817b69e54f5c8"/>
     <w:p>
       <w:pPr>
         <w:pStyle w:val="Heading1"/>
@@ -13735,7 +15059,7 @@
         <w:t xml:space="preserve">8. Validation: recovering known incidence rates</w:t>
       </w:r>
     </w:p>
-    <w:bookmarkStart w:id="126" w:name="simulating-clusters-with-known-incidence"/>
+    <w:bookmarkStart w:id="128" w:name="simulating-clusters-with-known-incidence"/>
     <w:p>
       <w:pPr>
         <w:pStyle w:val="Heading2"/>
@@ -13816,8 +15140,8 @@
         <w:t xml:space="preserve">:</w:t>
       </w:r>
     </w:p>
-    <w:bookmarkEnd w:id="126"/>
-    <w:bookmarkStart w:id="130" w:name="estimates-recover-the-simulated-rates"/>
+    <w:bookmarkEnd w:id="128"/>
+    <w:bookmarkStart w:id="132" w:name="estimates-recover-the-simulated-rates"/>
     <w:p>
       <w:pPr>
         <w:pStyle w:val="Heading2"/>
@@ -13835,18 +15159,18 @@
           <wp:inline>
             <wp:extent cx="5334000" cy="3810000"/>
             <wp:effectExtent b="0" l="0" r="0" t="0"/>
-            <wp:docPr descr="Estimated incidence rates (points, with 95% CIs) for the simulated clusters track the true simulated rates (dashed identity line)." title="" id="128" name="Picture"/>
+            <wp:docPr descr="Estimated incidence rates (points, with 95% CIs) for the simulated clusters track the true simulated rates (dashed identity line)." title="" id="130" name="Picture"/>
             <a:graphic>
               <a:graphicData uri="http://schemas.openxmlformats.org/drawingml/2006/picture">
                 <pic:pic>
                   <pic:nvPicPr>
-                    <pic:cNvPr descr="../man/figures/sim-recovery.png" id="129" name="Picture"/>
+                    <pic:cNvPr descr="../man/figures/sim-recovery.png" id="131" name="Picture"/>
                     <pic:cNvPicPr>
                       <a:picLocks noChangeArrowheads="1" noChangeAspect="1"/>
                     </pic:cNvPicPr>
                   </pic:nvPicPr>
                   <pic:blipFill>
-                    <a:blip r:embed="rId127"/>
+                    <a:blip r:embed="rId129"/>
                     <a:stretch>
                       <a:fillRect/>
                     </a:stretch>
@@ -13922,8 +15246,8 @@
         <w:t xml:space="preserve">vignette.</w:t>
       </w:r>
     </w:p>
-    <w:bookmarkEnd w:id="130"/>
-    <w:bookmarkStart w:id="132" w:name="in-progress-work"/>
+    <w:bookmarkEnd w:id="132"/>
+    <w:bookmarkStart w:id="134" w:name="in-progress-work"/>
     <w:p>
       <w:pPr>
         <w:pStyle w:val="Heading2"/>
@@ -13936,7 +15260,7 @@
       <w:pPr>
         <w:numPr>
           <w:ilvl w:val="0"/>
-          <w:numId w:val="1036"/>
+          <w:numId w:val="1040"/>
         </w:numPr>
       </w:pPr>
       <w:r>
@@ -13951,7 +15275,7 @@
       <w:r>
         <w:t xml:space="preserve"> </w:t>
       </w:r>
-      <w:hyperlink r:id="rId120">
+      <w:hyperlink r:id="rId122">
         <w:r>
           <w:rPr>
             <w:rStyle w:val="Hyperlink"/>
@@ -13965,7 +15289,7 @@
       <w:r>
         <w:t xml:space="preserve"> </w:t>
       </w:r>
-      <w:hyperlink r:id="rId131">
+      <w:hyperlink r:id="rId133">
         <w:r>
           <w:rPr>
             <w:rStyle w:val="Hyperlink"/>
@@ -13981,7 +15305,7 @@
       <w:pPr>
         <w:numPr>
           <w:ilvl w:val="0"/>
-          <w:numId w:val="1036"/>
+          <w:numId w:val="1040"/>
         </w:numPr>
       </w:pPr>
       <w:r>
@@ -13992,7 +15316,7 @@
       <w:pPr>
         <w:numPr>
           <w:ilvl w:val="0"/>
-          <w:numId w:val="1036"/>
+          <w:numId w:val="1040"/>
         </w:numPr>
       </w:pPr>
       <w:r>
@@ -14012,7 +15336,7 @@
       <w:pPr>
         <w:numPr>
           <w:ilvl w:val="0"/>
-          <w:numId w:val="1036"/>
+          <w:numId w:val="1040"/>
         </w:numPr>
       </w:pPr>
       <w:r>
@@ -14023,7 +15347,7 @@
       <w:pPr>
         <w:numPr>
           <w:ilvl w:val="0"/>
-          <w:numId w:val="1036"/>
+          <w:numId w:val="1040"/>
         </w:numPr>
       </w:pPr>
       <w:r>
@@ -14034,7 +15358,7 @@
       <w:pPr>
         <w:numPr>
           <w:ilvl w:val="0"/>
-          <w:numId w:val="1036"/>
+          <w:numId w:val="1040"/>
         </w:numPr>
       </w:pPr>
       <w:r>
@@ -14045,15 +15369,15 @@
       <w:pPr>
         <w:numPr>
           <w:ilvl w:val="0"/>
-          <w:numId w:val="1036"/>
+          <w:numId w:val="1040"/>
         </w:numPr>
       </w:pPr>
       <w:r>
         <w:t xml:space="preserve">Calibrating to population demographics</w:t>
       </w:r>
     </w:p>
-    <w:bookmarkEnd w:id="132"/>
-    <w:bookmarkStart w:id="134" w:name="X3ac2ed3a5325d857e7d247169867e838a0dd832"/>
+    <w:bookmarkEnd w:id="134"/>
+    <w:bookmarkStart w:id="136" w:name="X3ac2ed3a5325d857e7d247169867e838a0dd832"/>
     <w:p>
       <w:pPr>
         <w:pStyle w:val="Heading2"/>
@@ -14419,7 +15743,7 @@
       <w:r>
         <w:t xml:space="preserve">(</w:t>
       </w:r>
-      <w:hyperlink r:id="rId133">
+      <w:hyperlink r:id="rId135">
         <w:r>
           <w:rPr>
             <w:rStyle w:val="Hyperlink"/>
@@ -14431,8 +15755,8 @@
         <w:t xml:space="preserve">).</w:t>
       </w:r>
     </w:p>
-    <w:bookmarkEnd w:id="134"/>
-    <w:bookmarkStart w:id="145" w:name="references"/>
+    <w:bookmarkEnd w:id="136"/>
+    <w:bookmarkStart w:id="149" w:name="references"/>
     <w:p>
       <w:pPr>
         <w:pStyle w:val="Heading2"/>
@@ -14441,8 +15765,8 @@
         <w:t xml:space="preserve">References</w:t>
       </w:r>
     </w:p>
-    <w:bookmarkStart w:id="144" w:name="refs"/>
-    <w:bookmarkStart w:id="136" w:name="ref-Aiemjoy_2022_Lancet"/>
+    <w:bookmarkStart w:id="148" w:name="refs"/>
+    <w:bookmarkStart w:id="138" w:name="ref-Aiemjoy_2022_Lancet"/>
     <w:p>
       <w:pPr>
         <w:pStyle w:val="Bibliography"/>
@@ -14475,7 +15799,7 @@
       <w:r>
         <w:t xml:space="preserve"> </w:t>
       </w:r>
-      <w:hyperlink r:id="rId135">
+      <w:hyperlink r:id="rId137">
         <w:r>
           <w:rPr>
             <w:rStyle w:val="Hyperlink"/>
@@ -14487,8 +15811,8 @@
         <w:t xml:space="preserve">.</w:t>
       </w:r>
     </w:p>
-    <w:bookmarkEnd w:id="136"/>
-    <w:bookmarkStart w:id="138" w:name="ref-HAY2024100806"/>
+    <w:bookmarkEnd w:id="138"/>
+    <w:bookmarkStart w:id="140" w:name="ref-HAY2024100806"/>
     <w:p>
       <w:pPr>
         <w:pStyle w:val="Bibliography"/>
@@ -14521,7 +15845,7 @@
       <w:r>
         <w:t xml:space="preserve"> </w:t>
       </w:r>
-      <w:hyperlink r:id="rId137">
+      <w:hyperlink r:id="rId139">
         <w:r>
           <w:rPr>
             <w:rStyle w:val="Hyperlink"/>
@@ -14533,8 +15857,8 @@
         <w:t xml:space="preserve">.</w:t>
       </w:r>
     </w:p>
-    <w:bookmarkEnd w:id="138"/>
-    <w:bookmarkStart w:id="140" w:name="ref-Noordzij2010diseasemeasures"/>
+    <w:bookmarkEnd w:id="140"/>
+    <w:bookmarkStart w:id="142" w:name="ref-Noordzij2010diseasemeasures"/>
     <w:p>
       <w:pPr>
         <w:pStyle w:val="Bibliography"/>
@@ -14573,7 +15897,7 @@
       <w:r>
         <w:t xml:space="preserve"> </w:t>
       </w:r>
-      <w:hyperlink r:id="rId139">
+      <w:hyperlink r:id="rId141">
         <w:r>
           <w:rPr>
             <w:rStyle w:val="Hyperlink"/>
@@ -14585,8 +15909,54 @@
         <w:t xml:space="preserve">.</w:t>
       </w:r>
     </w:p>
-    <w:bookmarkEnd w:id="140"/>
-    <w:bookmarkStart w:id="142" w:name="ref-Teunis_2016"/>
+    <w:bookmarkEnd w:id="142"/>
+    <w:bookmarkStart w:id="144" w:name="ref-Teunis_2020"/>
+    <w:p>
+      <w:pPr>
+        <w:pStyle w:val="Bibliography"/>
+      </w:pPr>
+      <w:r>
+        <w:t xml:space="preserve">Teunis, P. F. M., and J. C. H. van Eijkeren. 2020.</w:t>
+      </w:r>
+      <w:r>
+        <w:t xml:space="preserve"> </w:t>
+      </w:r>
+      <w:r>
+        <w:t xml:space="preserve">“Estimation of Seroconversion Rates for Infectious Diseases: Effects of Age and Noise.”</w:t>
+      </w:r>
+      <w:r>
+        <w:t xml:space="preserve"> </w:t>
+      </w:r>
+      <w:r>
+        <w:rPr>
+          <w:i/>
+          <w:iCs/>
+        </w:rPr>
+        <w:t xml:space="preserve">Statistics in Medicine</w:t>
+      </w:r>
+      <w:r>
+        <w:t xml:space="preserve"> </w:t>
+      </w:r>
+      <w:r>
+        <w:t xml:space="preserve">39 (21): 2799–814.</w:t>
+      </w:r>
+      <w:r>
+        <w:t xml:space="preserve"> </w:t>
+      </w:r>
+      <w:hyperlink r:id="rId143">
+        <w:r>
+          <w:rPr>
+            <w:rStyle w:val="Hyperlink"/>
+          </w:rPr>
+          <w:t xml:space="preserve">https://doi.org/10.1002/sim.8578</w:t>
+        </w:r>
+      </w:hyperlink>
+      <w:r>
+        <w:t xml:space="preserve">.</w:t>
+      </w:r>
+    </w:p>
+    <w:bookmarkEnd w:id="144"/>
+    <w:bookmarkStart w:id="146" w:name="ref-Teunis_2016"/>
     <w:p>
       <w:pPr>
         <w:pStyle w:val="Bibliography"/>
@@ -14619,7 +15989,7 @@
       <w:r>
         <w:t xml:space="preserve"> </w:t>
       </w:r>
-      <w:hyperlink r:id="rId141">
+      <w:hyperlink r:id="rId145">
         <w:r>
           <w:rPr>
             <w:rStyle w:val="Hyperlink"/>
@@ -14631,8 +16001,8 @@
         <w:t xml:space="preserve">.</w:t>
       </w:r>
     </w:p>
-    <w:bookmarkEnd w:id="142"/>
-    <w:bookmarkStart w:id="143" w:name="ref-volterra1928variations"/>
+    <w:bookmarkEnd w:id="146"/>
+    <w:bookmarkStart w:id="147" w:name="ref-volterra1928variations"/>
     <w:p>
       <w:pPr>
         <w:pStyle w:val="Bibliography"/>
@@ -14663,10 +16033,10 @@
         <w:t xml:space="preserve">3 (1): 3–51.</w:t>
       </w:r>
     </w:p>
-    <w:bookmarkEnd w:id="143"/>
-    <w:bookmarkEnd w:id="144"/>
-    <w:bookmarkEnd w:id="145"/>
-    <w:bookmarkEnd w:id="146"/>
+    <w:bookmarkEnd w:id="147"/>
+    <w:bookmarkEnd w:id="148"/>
+    <w:bookmarkEnd w:id="149"/>
+    <w:bookmarkEnd w:id="150"/>
     <w:sectPr>
       <w:footnotePr>
         <w:numRestart w:val="eachSect"/>
@@ -14989,6 +16359,18 @@
     <w:abstractNumId w:val="991"/>
   </w:num>
   <w:num w:numId="1036">
+    <w:abstractNumId w:val="991"/>
+  </w:num>
+  <w:num w:numId="1037">
+    <w:abstractNumId w:val="991"/>
+  </w:num>
+  <w:num w:numId="1038">
+    <w:abstractNumId w:val="991"/>
+  </w:num>
+  <w:num w:numId="1039">
+    <w:abstractNumId w:val="991"/>
+  </w:num>
+  <w:num w:numId="1040">
     <w:abstractNumId w:val="991"/>
   </w:num>
 </w:numbering>

--- a/pr-preview/pr-503/vignettes/methodology.docx
+++ b/pr-preview/pr-503/vignettes/methodology.docx
@@ -6391,6 +6391,866 @@
           </m:eqArr>
         </m:oMath>
       </m:oMathPara>
+    </w:p>
+    <w:p>
+      <w:pPr>
+        <w:pStyle w:val="FirstParagraph"/>
+      </w:pPr>
+      <w:r>
+        <w:t xml:space="preserve">This integral is shorthand.</w:t>
+      </w:r>
+      <w:r>
+        <w:t xml:space="preserve"> </w:t>
+      </w:r>
+      <m:oMath>
+        <m:r>
+          <m:t>T</m:t>
+        </m:r>
+      </m:oMath>
+      <w:r>
+        <w:t xml:space="preserve"> </w:t>
+      </w:r>
+      <w:r>
+        <w:t xml:space="preserve">is not purely continuous: recall from</w:t>
+      </w:r>
+      <w:r>
+        <w:t xml:space="preserve"> </w:t>
+      </w:r>
+      <w:r>
+        <w:t xml:space="preserve">“Time since infection and</w:t>
+      </w:r>
+      <w:r>
+        <w:t xml:space="preserve"> </w:t>
+      </w:r>
+      <w:r>
+        <w:t xml:space="preserve">incidence”</w:t>
+      </w:r>
+      <w:r>
+        <w:t xml:space="preserve"> </w:t>
+      </w:r>
+      <w:r>
+        <w:t xml:space="preserve">that</w:t>
+      </w:r>
+      <w:r>
+        <w:t xml:space="preserve"> </w:t>
+      </w:r>
+      <m:oMath>
+        <m:r>
+          <m:t>T</m:t>
+        </m:r>
+      </m:oMath>
+      <w:r>
+        <w:t xml:space="preserve"> </w:t>
+      </w:r>
+      <w:r>
+        <w:t xml:space="preserve">has a</w:t>
+      </w:r>
+      <w:r>
+        <w:t xml:space="preserve"> </w:t>
+      </w:r>
+      <w:r>
+        <w:rPr>
+          <w:b/>
+          <w:bCs/>
+        </w:rPr>
+        <w:t xml:space="preserve">mixed</w:t>
+      </w:r>
+      <w:r>
+        <w:t xml:space="preserve"> </w:t>
+      </w:r>
+      <w:r>
+        <w:t xml:space="preserve">distribution — continuous on</w:t>
+      </w:r>
+      <w:r>
+        <w:t xml:space="preserve"> </w:t>
+      </w:r>
+      <m:oMath>
+        <m:r>
+          <m:rPr>
+            <m:sty m:val="p"/>
+          </m:rPr>
+          <m:t>[</m:t>
+        </m:r>
+        <m:r>
+          <m:t>0</m:t>
+        </m:r>
+        <m:r>
+          <m:rPr>
+            <m:sty m:val="p"/>
+          </m:rPr>
+          <m:t>,</m:t>
+        </m:r>
+        <m:r>
+          <m:t>a</m:t>
+        </m:r>
+        <m:r>
+          <m:rPr>
+            <m:sty m:val="p"/>
+          </m:rPr>
+          <m:t>]</m:t>
+        </m:r>
+      </m:oMath>
+      <w:r>
+        <w:t xml:space="preserve"> </w:t>
+      </w:r>
+      <w:r>
+        <w:t xml:space="preserve">with density</w:t>
+      </w:r>
+      <w:r>
+        <w:t xml:space="preserve"> </w:t>
+      </w:r>
+      <m:oMath>
+        <m:r>
+          <m:t>λ</m:t>
+        </m:r>
+        <m:r>
+          <m:rPr>
+            <m:sty m:val="p"/>
+          </m:rPr>
+          <m:t>exp</m:t>
+        </m:r>
+        <m:r>
+          <m:t>​</m:t>
+        </m:r>
+        <m:d>
+          <m:dPr>
+            <m:begChr m:val="{"/>
+            <m:sepChr m:val=""/>
+            <m:endChr m:val="}"/>
+            <m:grow/>
+          </m:dPr>
+          <m:e>
+            <m:r>
+              <m:rPr>
+                <m:sty m:val="p"/>
+              </m:rPr>
+              <m:t>−</m:t>
+            </m:r>
+            <m:r>
+              <m:t>λ</m:t>
+            </m:r>
+            <m:r>
+              <m:t>t</m:t>
+            </m:r>
+          </m:e>
+        </m:d>
+        <m:r>
+          <m:t>​</m:t>
+        </m:r>
+      </m:oMath>
+      <w:r>
+        <w:t xml:space="preserve">, plus a discrete atom</w:t>
+      </w:r>
+      <w:r>
+        <w:t xml:space="preserve"> </w:t>
+      </w:r>
+      <w:r>
+        <w:t xml:space="preserve">at</w:t>
+      </w:r>
+      <w:r>
+        <w:t xml:space="preserve"> </w:t>
+      </w:r>
+      <m:oMath>
+        <m:r>
+          <m:t>T</m:t>
+        </m:r>
+        <m:r>
+          <m:rPr>
+            <m:sty m:val="p"/>
+          </m:rPr>
+          <m:t>=</m:t>
+        </m:r>
+        <m:r>
+          <m:rPr>
+            <m:nor/>
+            <m:sty m:val="p"/>
+          </m:rPr>
+          <m:t>NA</m:t>
+        </m:r>
+      </m:oMath>
+      <w:r>
+        <w:t xml:space="preserve"> </w:t>
+      </w:r>
+      <w:r>
+        <w:t xml:space="preserve">(never infected) with probability</w:t>
+      </w:r>
+      <w:r>
+        <w:t xml:space="preserve"> </w:t>
+      </w:r>
+      <m:oMath>
+        <m:r>
+          <m:rPr>
+            <m:sty m:val="p"/>
+          </m:rPr>
+          <m:t>exp</m:t>
+        </m:r>
+        <m:r>
+          <m:t>​</m:t>
+        </m:r>
+        <m:d>
+          <m:dPr>
+            <m:begChr m:val="{"/>
+            <m:sepChr m:val=""/>
+            <m:endChr m:val="}"/>
+            <m:grow/>
+          </m:dPr>
+          <m:e>
+            <m:r>
+              <m:rPr>
+                <m:sty m:val="p"/>
+              </m:rPr>
+              <m:t>−</m:t>
+            </m:r>
+            <m:r>
+              <m:t>λ</m:t>
+            </m:r>
+            <m:r>
+              <m:t>a</m:t>
+            </m:r>
+          </m:e>
+        </m:d>
+        <m:r>
+          <m:t>​</m:t>
+        </m:r>
+      </m:oMath>
+      <w:r>
+        <w:t xml:space="preserve">.</w:t>
+      </w:r>
+      <w:r>
+        <w:t xml:space="preserve"> </w:t>
+      </w:r>
+      <w:r>
+        <w:t xml:space="preserve">Written out explicitly, the</w:t>
+      </w:r>
+      <w:r>
+        <w:t xml:space="preserve"> </w:t>
+      </w:r>
+      <w:r>
+        <w:t xml:space="preserve">“integral”</w:t>
+      </w:r>
+      <w:r>
+        <w:t xml:space="preserve"> </w:t>
+      </w:r>
+      <w:r>
+        <w:t xml:space="preserve">over</w:t>
+      </w:r>
+      <w:r>
+        <w:t xml:space="preserve"> </w:t>
+      </w:r>
+      <m:oMath>
+        <m:r>
+          <m:t>t</m:t>
+        </m:r>
+      </m:oMath>
+      <w:r>
+        <w:t xml:space="preserve"> </w:t>
+      </w:r>
+      <w:r>
+        <w:t xml:space="preserve">is really an integral</w:t>
+      </w:r>
+      <w:r>
+        <w:t xml:space="preserve"> </w:t>
+      </w:r>
+      <w:r>
+        <w:t xml:space="preserve">over the continuous part plus the never-infected term:</w:t>
+      </w:r>
+    </w:p>
+    <w:p>
+      <w:pPr>
+        <w:pStyle w:val="BodyText"/>
+      </w:pPr>
+      <m:oMathPara>
+        <m:oMathParaPr>
+          <m:jc m:val="center"/>
+        </m:oMathParaPr>
+        <m:oMath>
+          <m:r>
+            <m:t>p</m:t>
+          </m:r>
+          <m:r>
+            <m:rPr>
+              <m:sty m:val="p"/>
+            </m:rPr>
+            <m:t>(</m:t>
+          </m:r>
+          <m:r>
+            <m:t>Y</m:t>
+          </m:r>
+          <m:r>
+            <m:rPr>
+              <m:sty m:val="p"/>
+            </m:rPr>
+            <m:t>=</m:t>
+          </m:r>
+          <m:r>
+            <m:t>y</m:t>
+          </m:r>
+          <m:r>
+            <m:rPr>
+              <m:sty m:val="p"/>
+            </m:rPr>
+            <m:t>)</m:t>
+          </m:r>
+          <m:r>
+            <m:rPr>
+              <m:sty m:val="p"/>
+            </m:rPr>
+            <m:t>=</m:t>
+          </m:r>
+          <m:nary>
+            <m:naryPr>
+              <m:chr m:val="∫"/>
+              <m:limLoc m:val="subSup"/>
+              <m:subHide m:val="off"/>
+              <m:supHide m:val="off"/>
+            </m:naryPr>
+            <m:sub>
+              <m:r>
+                <m:t>0</m:t>
+              </m:r>
+            </m:sub>
+            <m:sup>
+              <m:r>
+                <m:t>a</m:t>
+              </m:r>
+            </m:sup>
+            <m:e>
+              <m:r>
+                <m:t>p</m:t>
+              </m:r>
+            </m:e>
+          </m:nary>
+          <m:r>
+            <m:rPr>
+              <m:sty m:val="p"/>
+            </m:rPr>
+            <m:t>(</m:t>
+          </m:r>
+          <m:r>
+            <m:t>Y</m:t>
+          </m:r>
+          <m:r>
+            <m:rPr>
+              <m:sty m:val="p"/>
+            </m:rPr>
+            <m:t>=</m:t>
+          </m:r>
+          <m:r>
+            <m:t>y</m:t>
+          </m:r>
+          <m:r>
+            <m:rPr>
+              <m:sty m:val="p"/>
+            </m:rPr>
+            <m:t>∣</m:t>
+          </m:r>
+          <m:r>
+            <m:t>T</m:t>
+          </m:r>
+          <m:r>
+            <m:rPr>
+              <m:sty m:val="p"/>
+            </m:rPr>
+            <m:t>=</m:t>
+          </m:r>
+          <m:r>
+            <m:t>t</m:t>
+          </m:r>
+          <m:r>
+            <m:rPr>
+              <m:sty m:val="p"/>
+            </m:rPr>
+            <m:t>)</m:t>
+          </m:r>
+          <m:r>
+            <m:t> </m:t>
+          </m:r>
+          <m:r>
+            <m:t>λ</m:t>
+          </m:r>
+          <m:r>
+            <m:rPr>
+              <m:sty m:val="p"/>
+            </m:rPr>
+            <m:t>exp</m:t>
+          </m:r>
+          <m:r>
+            <m:t>​</m:t>
+          </m:r>
+          <m:d>
+            <m:dPr>
+              <m:begChr m:val="{"/>
+              <m:sepChr m:val=""/>
+              <m:endChr m:val="}"/>
+              <m:grow/>
+            </m:dPr>
+            <m:e>
+              <m:r>
+                <m:rPr>
+                  <m:sty m:val="p"/>
+                </m:rPr>
+                <m:t>−</m:t>
+              </m:r>
+              <m:r>
+                <m:t>λ</m:t>
+              </m:r>
+              <m:r>
+                <m:t>t</m:t>
+              </m:r>
+            </m:e>
+          </m:d>
+          <m:r>
+            <m:t>​</m:t>
+          </m:r>
+          <m:r>
+            <m:t> </m:t>
+          </m:r>
+          <m:r>
+            <m:t>d</m:t>
+          </m:r>
+          <m:r>
+            <m:t>t</m:t>
+          </m:r>
+          <m:r>
+            <m:t> </m:t>
+          </m:r>
+          <m:r>
+            <m:rPr>
+              <m:sty m:val="p"/>
+            </m:rPr>
+            <m:t>+</m:t>
+          </m:r>
+          <m:r>
+            <m:t> </m:t>
+          </m:r>
+          <m:r>
+            <m:t>p</m:t>
+          </m:r>
+          <m:r>
+            <m:rPr>
+              <m:sty m:val="p"/>
+            </m:rPr>
+            <m:t>(</m:t>
+          </m:r>
+          <m:r>
+            <m:t>Y</m:t>
+          </m:r>
+          <m:r>
+            <m:rPr>
+              <m:sty m:val="p"/>
+            </m:rPr>
+            <m:t>=</m:t>
+          </m:r>
+          <m:r>
+            <m:t>y</m:t>
+          </m:r>
+          <m:r>
+            <m:rPr>
+              <m:sty m:val="p"/>
+            </m:rPr>
+            <m:t>∣</m:t>
+          </m:r>
+          <m:r>
+            <m:t>T</m:t>
+          </m:r>
+          <m:r>
+            <m:rPr>
+              <m:sty m:val="p"/>
+            </m:rPr>
+            <m:t>=</m:t>
+          </m:r>
+          <m:r>
+            <m:rPr>
+              <m:nor/>
+              <m:sty m:val="p"/>
+            </m:rPr>
+            <m:t>NA</m:t>
+          </m:r>
+          <m:r>
+            <m:rPr>
+              <m:sty m:val="p"/>
+            </m:rPr>
+            <m:t>)</m:t>
+          </m:r>
+          <m:r>
+            <m:rPr>
+              <m:sty m:val="p"/>
+            </m:rPr>
+            <m:t>⋅</m:t>
+          </m:r>
+          <m:r>
+            <m:rPr>
+              <m:sty m:val="p"/>
+            </m:rPr>
+            <m:t>exp</m:t>
+          </m:r>
+          <m:r>
+            <m:t>​</m:t>
+          </m:r>
+          <m:d>
+            <m:dPr>
+              <m:begChr m:val="{"/>
+              <m:sepChr m:val=""/>
+              <m:endChr m:val="}"/>
+              <m:grow/>
+            </m:dPr>
+            <m:e>
+              <m:r>
+                <m:rPr>
+                  <m:sty m:val="p"/>
+                </m:rPr>
+                <m:t>−</m:t>
+              </m:r>
+              <m:r>
+                <m:t>λ</m:t>
+              </m:r>
+              <m:r>
+                <m:t>a</m:t>
+              </m:r>
+            </m:e>
+          </m:d>
+          <m:r>
+            <m:t>​</m:t>
+          </m:r>
+        </m:oMath>
+      </m:oMathPara>
+    </w:p>
+    <w:p>
+      <w:pPr>
+        <w:pStyle w:val="FirstParagraph"/>
+      </w:pPr>
+      <w:r>
+        <w:t xml:space="preserve">The first term is the contribution from subjects infected at least</w:t>
+      </w:r>
+      <w:r>
+        <w:t xml:space="preserve"> </w:t>
+      </w:r>
+      <w:r>
+        <w:t xml:space="preserve">once; the second is the contribution from subjects never infected.</w:t>
+      </w:r>
+    </w:p>
+    <w:p>
+      <w:pPr>
+        <w:pStyle w:val="BodyText"/>
+      </w:pPr>
+      <w:r>
+        <w:t xml:space="preserve">Two pieces here were not yet defined:</w:t>
+      </w:r>
+    </w:p>
+    <w:p>
+      <w:pPr>
+        <w:pStyle w:val="Compact"/>
+        <w:numPr>
+          <w:ilvl w:val="0"/>
+          <w:numId w:val="1022"/>
+        </w:numPr>
+      </w:pPr>
+      <m:oMath>
+        <m:r>
+          <m:t>p</m:t>
+        </m:r>
+        <m:r>
+          <m:rPr>
+            <m:sty m:val="p"/>
+          </m:rPr>
+          <m:t>(</m:t>
+        </m:r>
+        <m:r>
+          <m:t>T</m:t>
+        </m:r>
+        <m:r>
+          <m:rPr>
+            <m:sty m:val="p"/>
+          </m:rPr>
+          <m:t>=</m:t>
+        </m:r>
+        <m:r>
+          <m:rPr>
+            <m:nor/>
+            <m:sty m:val="p"/>
+          </m:rPr>
+          <m:t>NA</m:t>
+        </m:r>
+        <m:r>
+          <m:rPr>
+            <m:sty m:val="p"/>
+          </m:rPr>
+          <m:t>)</m:t>
+        </m:r>
+        <m:r>
+          <m:rPr>
+            <m:sty m:val="p"/>
+          </m:rPr>
+          <m:t>=</m:t>
+        </m:r>
+        <m:r>
+          <m:rPr>
+            <m:sty m:val="p"/>
+          </m:rPr>
+          <m:t>exp</m:t>
+        </m:r>
+        <m:r>
+          <m:t>​</m:t>
+        </m:r>
+        <m:d>
+          <m:dPr>
+            <m:begChr m:val="{"/>
+            <m:sepChr m:val=""/>
+            <m:endChr m:val="}"/>
+            <m:grow/>
+          </m:dPr>
+          <m:e>
+            <m:r>
+              <m:rPr>
+                <m:sty m:val="p"/>
+              </m:rPr>
+              <m:t>−</m:t>
+            </m:r>
+            <m:r>
+              <m:t>λ</m:t>
+            </m:r>
+            <m:r>
+              <m:t>a</m:t>
+            </m:r>
+          </m:e>
+        </m:d>
+        <m:r>
+          <m:t>​</m:t>
+        </m:r>
+      </m:oMath>
+      <w:r>
+        <w:t xml:space="preserve"> </w:t>
+      </w:r>
+      <w:r>
+        <w:t xml:space="preserve">is already known — the same</w:t>
+      </w:r>
+      <w:r>
+        <w:t xml:space="preserve"> </w:t>
+      </w:r>
+      <w:r>
+        <w:t xml:space="preserve">never-infected probability from</w:t>
+      </w:r>
+      <w:r>
+        <w:t xml:space="preserve"> </w:t>
+      </w:r>
+      <w:r>
+        <w:t xml:space="preserve">“Time since infection and incidence”</w:t>
+      </w:r>
+      <w:r>
+        <w:t xml:space="preserve">.</w:t>
+      </w:r>
+    </w:p>
+    <w:p>
+      <w:pPr>
+        <w:pStyle w:val="Compact"/>
+        <w:numPr>
+          <w:ilvl w:val="0"/>
+          <w:numId w:val="1022"/>
+        </w:numPr>
+      </w:pPr>
+      <m:oMath>
+        <m:r>
+          <m:t>p</m:t>
+        </m:r>
+        <m:r>
+          <m:rPr>
+            <m:sty m:val="p"/>
+          </m:rPr>
+          <m:t>(</m:t>
+        </m:r>
+        <m:r>
+          <m:t>Y</m:t>
+        </m:r>
+        <m:r>
+          <m:rPr>
+            <m:sty m:val="p"/>
+          </m:rPr>
+          <m:t>=</m:t>
+        </m:r>
+        <m:r>
+          <m:t>y</m:t>
+        </m:r>
+        <m:r>
+          <m:rPr>
+            <m:sty m:val="p"/>
+          </m:rPr>
+          <m:t>∣</m:t>
+        </m:r>
+        <m:r>
+          <m:t>T</m:t>
+        </m:r>
+        <m:r>
+          <m:rPr>
+            <m:sty m:val="p"/>
+          </m:rPr>
+          <m:t>=</m:t>
+        </m:r>
+        <m:r>
+          <m:rPr>
+            <m:nor/>
+            <m:sty m:val="p"/>
+          </m:rPr>
+          <m:t>NA</m:t>
+        </m:r>
+        <m:r>
+          <m:rPr>
+            <m:sty m:val="p"/>
+          </m:rPr>
+          <m:t>)</m:t>
+        </m:r>
+      </m:oMath>
+      <w:r>
+        <w:t xml:space="preserve">, the antibody response of a never-infected</w:t>
+      </w:r>
+      <w:r>
+        <w:t xml:space="preserve"> </w:t>
+      </w:r>
+      <w:r>
+        <w:t xml:space="preserve">subject, needs its own definition. Without any noise, a never-infected</w:t>
+      </w:r>
+      <w:r>
+        <w:t xml:space="preserve"> </w:t>
+      </w:r>
+      <w:r>
+        <w:t xml:space="preserve">subject’s true antibody level is exactly zero, so this is a point mass</w:t>
+      </w:r>
+      <w:r>
+        <w:t xml:space="preserve"> </w:t>
+      </w:r>
+      <w:r>
+        <w:t xml:space="preserve">at</w:t>
+      </w:r>
+      <w:r>
+        <w:t xml:space="preserve"> </w:t>
+      </w:r>
+      <m:oMath>
+        <m:r>
+          <m:t>y</m:t>
+        </m:r>
+        <m:r>
+          <m:rPr>
+            <m:sty m:val="p"/>
+          </m:rPr>
+          <m:t>=</m:t>
+        </m:r>
+        <m:r>
+          <m:t>0</m:t>
+        </m:r>
+      </m:oMath>
+      <w:r>
+        <w:t xml:space="preserve"> </w:t>
+      </w:r>
+      <w:r>
+        <w:t xml:space="preserve">(a Dirac delta):</w:t>
+      </w:r>
+      <w:r>
+        <w:t xml:space="preserve"> </w:t>
+      </w:r>
+      <m:oMath>
+        <m:r>
+          <m:t>p</m:t>
+        </m:r>
+        <m:r>
+          <m:rPr>
+            <m:sty m:val="p"/>
+          </m:rPr>
+          <m:t>(</m:t>
+        </m:r>
+        <m:r>
+          <m:t>Y</m:t>
+        </m:r>
+        <m:r>
+          <m:rPr>
+            <m:sty m:val="p"/>
+          </m:rPr>
+          <m:t>=</m:t>
+        </m:r>
+        <m:r>
+          <m:t>y</m:t>
+        </m:r>
+        <m:r>
+          <m:rPr>
+            <m:sty m:val="p"/>
+          </m:rPr>
+          <m:t>∣</m:t>
+        </m:r>
+        <m:r>
+          <m:t>T</m:t>
+        </m:r>
+        <m:r>
+          <m:rPr>
+            <m:sty m:val="p"/>
+          </m:rPr>
+          <m:t>=</m:t>
+        </m:r>
+        <m:r>
+          <m:rPr>
+            <m:nor/>
+            <m:sty m:val="p"/>
+          </m:rPr>
+          <m:t>NA</m:t>
+        </m:r>
+        <m:r>
+          <m:rPr>
+            <m:sty m:val="p"/>
+          </m:rPr>
+          <m:t>)</m:t>
+        </m:r>
+        <m:r>
+          <m:rPr>
+            <m:sty m:val="p"/>
+          </m:rPr>
+          <m:t>=</m:t>
+        </m:r>
+        <m:r>
+          <m:t>δ</m:t>
+        </m:r>
+        <m:r>
+          <m:rPr>
+            <m:sty m:val="p"/>
+          </m:rPr>
+          <m:t>(</m:t>
+        </m:r>
+        <m:r>
+          <m:t>y</m:t>
+        </m:r>
+        <m:r>
+          <m:rPr>
+            <m:sty m:val="p"/>
+          </m:rPr>
+          <m:t>)</m:t>
+        </m:r>
+      </m:oMath>
+      <w:r>
+        <w:t xml:space="preserve">. Once</w:t>
+      </w:r>
+      <w:r>
+        <w:t xml:space="preserve"> </w:t>
+      </w:r>
+      <w:r>
+        <w:t xml:space="preserve">measurement noise and biological (cross-reactivity) noise are</w:t>
+      </w:r>
+      <w:r>
+        <w:t xml:space="preserve"> </w:t>
+      </w:r>
+      <w:r>
+        <w:t xml:space="preserve">introduced below, this point mass is handled differently by each —</w:t>
+      </w:r>
+      <w:r>
+        <w:t xml:space="preserve"> </w:t>
+      </w:r>
+      <w:r>
+        <w:t xml:space="preserve">see</w:t>
+      </w:r>
+      <w:r>
+        <w:t xml:space="preserve"> </w:t>
+      </w:r>
+      <w:r>
+        <w:t xml:space="preserve">“Noise and never-infected subjects”</w:t>
+      </w:r>
+      <w:r>
+        <w:t xml:space="preserve">.</w:t>
+      </w:r>
     </w:p>
     <w:bookmarkEnd w:id="68"/>
     <w:bookmarkStart w:id="69" w:name="the-full-sample-likelihood"/>
@@ -7442,7 +8302,7 @@
         <w:pStyle w:val="Compact"/>
         <w:numPr>
           <w:ilvl w:val="0"/>
-          <w:numId w:val="1022"/>
+          <w:numId w:val="1023"/>
         </w:numPr>
       </w:pPr>
       <w:r>
@@ -7454,7 +8314,7 @@
         <w:pStyle w:val="Compact"/>
         <w:numPr>
           <w:ilvl w:val="0"/>
-          <w:numId w:val="1022"/>
+          <w:numId w:val="1023"/>
         </w:numPr>
       </w:pPr>
       <w:r>
@@ -7482,7 +8342,7 @@
         <w:pStyle w:val="Compact"/>
         <w:numPr>
           <w:ilvl w:val="0"/>
-          <w:numId w:val="1022"/>
+          <w:numId w:val="1023"/>
         </w:numPr>
       </w:pPr>
       <w:r>
@@ -7504,7 +8364,7 @@
         <w:pStyle w:val="Compact"/>
         <w:numPr>
           <w:ilvl w:val="0"/>
-          <w:numId w:val="1022"/>
+          <w:numId w:val="1023"/>
         </w:numPr>
       </w:pPr>
       <w:r>
@@ -7656,7 +8516,7 @@
         <w:pStyle w:val="Compact"/>
         <w:numPr>
           <w:ilvl w:val="0"/>
-          <w:numId w:val="1023"/>
+          <w:numId w:val="1024"/>
         </w:numPr>
       </w:pPr>
       <m:oMath>
@@ -7689,7 +8549,7 @@
         <w:pStyle w:val="Compact"/>
         <w:numPr>
           <w:ilvl w:val="0"/>
-          <w:numId w:val="1023"/>
+          <w:numId w:val="1024"/>
         </w:numPr>
       </w:pPr>
       <m:oMath>
@@ -7727,7 +8587,7 @@
         <w:pStyle w:val="Compact"/>
         <w:numPr>
           <w:ilvl w:val="0"/>
-          <w:numId w:val="1023"/>
+          <w:numId w:val="1024"/>
         </w:numPr>
       </w:pPr>
       <m:oMath>
@@ -7846,7 +8706,7 @@
         <w:pStyle w:val="Compact"/>
         <w:numPr>
           <w:ilvl w:val="0"/>
-          <w:numId w:val="1024"/>
+          <w:numId w:val="1025"/>
         </w:numPr>
       </w:pPr>
       <m:oMath>
@@ -7866,7 +8726,7 @@
         <w:pStyle w:val="Compact"/>
         <w:numPr>
           <w:ilvl w:val="0"/>
-          <w:numId w:val="1024"/>
+          <w:numId w:val="1025"/>
         </w:numPr>
       </w:pPr>
       <m:oMath>
@@ -8006,7 +8866,7 @@
         <w:pStyle w:val="Compact"/>
         <w:numPr>
           <w:ilvl w:val="0"/>
-          <w:numId w:val="1024"/>
+          <w:numId w:val="1025"/>
         </w:numPr>
       </w:pPr>
       <m:oMath>
@@ -8127,7 +8987,7 @@
         <w:pStyle w:val="Compact"/>
         <w:numPr>
           <w:ilvl w:val="0"/>
-          <w:numId w:val="1025"/>
+          <w:numId w:val="1026"/>
         </w:numPr>
       </w:pPr>
       <w:r>
@@ -8149,7 +9009,7 @@
         <w:pStyle w:val="Compact"/>
         <w:numPr>
           <w:ilvl w:val="0"/>
-          <w:numId w:val="1025"/>
+          <w:numId w:val="1026"/>
         </w:numPr>
       </w:pPr>
       <w:r>
@@ -8171,7 +9031,7 @@
         <w:pStyle w:val="Compact"/>
         <w:numPr>
           <w:ilvl w:val="0"/>
-          <w:numId w:val="1025"/>
+          <w:numId w:val="1026"/>
         </w:numPr>
       </w:pPr>
       <w:r>
@@ -8367,7 +9227,7 @@
         <w:pStyle w:val="Compact"/>
         <w:numPr>
           <w:ilvl w:val="0"/>
-          <w:numId w:val="1026"/>
+          <w:numId w:val="1027"/>
         </w:numPr>
       </w:pPr>
       <m:oMath>
@@ -8407,7 +9267,7 @@
         <w:pStyle w:val="Compact"/>
         <w:numPr>
           <w:ilvl w:val="0"/>
-          <w:numId w:val="1026"/>
+          <w:numId w:val="1027"/>
         </w:numPr>
       </w:pPr>
       <m:oMath>
@@ -8447,7 +9307,7 @@
         <w:pStyle w:val="Compact"/>
         <w:numPr>
           <w:ilvl w:val="0"/>
-          <w:numId w:val="1026"/>
+          <w:numId w:val="1027"/>
         </w:numPr>
       </w:pPr>
       <m:oMath>
@@ -8795,7 +9655,7 @@
       <w:pPr>
         <w:numPr>
           <w:ilvl w:val="0"/>
-          <w:numId w:val="1028"/>
+          <w:numId w:val="1029"/>
         </w:numPr>
       </w:pPr>
       <w:r>
@@ -8867,7 +9727,7 @@
       <w:pPr>
         <w:numPr>
           <w:ilvl w:val="0"/>
-          <w:numId w:val="1028"/>
+          <w:numId w:val="1029"/>
         </w:numPr>
       </w:pPr>
       <w:r>
@@ -8925,7 +9785,7 @@
       <w:pPr>
         <w:numPr>
           <w:ilvl w:val="0"/>
-          <w:numId w:val="1028"/>
+          <w:numId w:val="1029"/>
         </w:numPr>
       </w:pPr>
       <w:r>
@@ -10056,7 +10916,7 @@
       <w:pPr>
         <w:numPr>
           <w:ilvl w:val="0"/>
-          <w:numId w:val="1030"/>
+          <w:numId w:val="1031"/>
         </w:numPr>
       </w:pPr>
       <w:r>
@@ -10236,7 +11096,7 @@
       <w:pPr>
         <w:numPr>
           <w:ilvl w:val="0"/>
-          <w:numId w:val="1030"/>
+          <w:numId w:val="1031"/>
         </w:numPr>
       </w:pPr>
       <w:r>
@@ -10441,7 +11301,7 @@
       <w:pPr>
         <w:numPr>
           <w:ilvl w:val="0"/>
-          <w:numId w:val="1030"/>
+          <w:numId w:val="1031"/>
         </w:numPr>
       </w:pPr>
       <w:r>
@@ -11287,7 +12147,7 @@
         <w:pStyle w:val="Compact"/>
         <w:numPr>
           <w:ilvl w:val="0"/>
-          <w:numId w:val="1031"/>
+          <w:numId w:val="1032"/>
         </w:numPr>
       </w:pPr>
       <m:oMath>
@@ -11317,7 +12177,7 @@
         <w:pStyle w:val="Compact"/>
         <w:numPr>
           <w:ilvl w:val="0"/>
-          <w:numId w:val="1031"/>
+          <w:numId w:val="1032"/>
         </w:numPr>
       </w:pPr>
       <m:oMath>
@@ -11359,7 +12219,7 @@
         <w:pStyle w:val="Compact"/>
         <w:numPr>
           <w:ilvl w:val="0"/>
-          <w:numId w:val="1031"/>
+          <w:numId w:val="1032"/>
         </w:numPr>
       </w:pPr>
       <m:oMath>
@@ -11393,7 +12253,7 @@
         <w:pStyle w:val="Compact"/>
         <w:numPr>
           <w:ilvl w:val="0"/>
-          <w:numId w:val="1032"/>
+          <w:numId w:val="1033"/>
         </w:numPr>
       </w:pPr>
       <m:oMath>
@@ -11460,7 +12320,7 @@
         <w:pStyle w:val="Compact"/>
         <w:numPr>
           <w:ilvl w:val="0"/>
-          <w:numId w:val="1032"/>
+          <w:numId w:val="1033"/>
         </w:numPr>
       </w:pPr>
       <m:oMath>
@@ -11549,6 +12409,421 @@
         <w:t xml:space="preserve">in a population with no exposure.</w:t>
       </w:r>
     </w:p>
+    <w:p>
+      <w:pPr>
+        <w:pStyle w:val="BodyText"/>
+      </w:pPr>
+      <w:r>
+        <w:t xml:space="preserve">Why the 95th percentile of negative controls, rather than fitting the</w:t>
+      </w:r>
+      <w:r>
+        <w:t xml:space="preserve"> </w:t>
+      </w:r>
+      <w:r>
+        <w:t xml:space="preserve">full shape of the noise distribution?</w:t>
+      </w:r>
+    </w:p>
+    <w:p>
+      <w:pPr>
+        <w:pStyle w:val="BodyText"/>
+      </w:pPr>
+      <w:r>
+        <w:t xml:space="preserve">(Teunis and Eijkeren 2020)</w:t>
+      </w:r>
+      <w:r>
+        <w:t xml:space="preserve"> </w:t>
+      </w:r>
+      <w:r>
+        <w:t xml:space="preserve">show that a uniform noise model only needs to get the</w:t>
+      </w:r>
+      <w:r>
+        <w:t xml:space="preserve"> </w:t>
+      </w:r>
+      <w:r>
+        <w:t xml:space="preserve">noise</w:t>
+      </w:r>
+      <w:r>
+        <w:t xml:space="preserve"> </w:t>
+      </w:r>
+      <w:r>
+        <w:rPr>
+          <w:i/>
+          <w:iCs/>
+        </w:rPr>
+        <w:t xml:space="preserve">width</w:t>
+      </w:r>
+      <w:r>
+        <w:t xml:space="preserve"> </w:t>
+      </w:r>
+      <w:r>
+        <w:t xml:space="preserve">right, not its exact</w:t>
+      </w:r>
+      <w:r>
+        <w:t xml:space="preserve"> </w:t>
+      </w:r>
+      <w:r>
+        <w:rPr>
+          <w:i/>
+          <w:iCs/>
+        </w:rPr>
+        <w:t xml:space="preserve">shape</w:t>
+      </w:r>
+      <w:r>
+        <w:t xml:space="preserve">: comparing</w:t>
+      </w:r>
+      <w:r>
+        <w:t xml:space="preserve"> </w:t>
+      </w:r>
+      <m:oMath>
+        <m:r>
+          <m:t>λ</m:t>
+        </m:r>
+      </m:oMath>
+      <w:r>
+        <w:t xml:space="preserve"> </w:t>
+      </w:r>
+      <w:r>
+        <w:t xml:space="preserve">estimates under the true (lognormal) noise distribution against</w:t>
+      </w:r>
+      <w:r>
+        <w:t xml:space="preserve"> </w:t>
+      </w:r>
+      <w:r>
+        <w:t xml:space="preserve">estimates under a uniform distribution with the same one-sided 95%</w:t>
+      </w:r>
+      <w:r>
+        <w:t xml:space="preserve"> </w:t>
+      </w:r>
+      <w:r>
+        <w:t xml:space="preserve">range, the two are similar. Getting the width right matters far more</w:t>
+      </w:r>
+      <w:r>
+        <w:t xml:space="preserve"> </w:t>
+      </w:r>
+      <w:r>
+        <w:t xml:space="preserve">than getting the shape right, so a single width parameter – rather</w:t>
+      </w:r>
+      <w:r>
+        <w:t xml:space="preserve"> </w:t>
+      </w:r>
+      <w:r>
+        <w:t xml:space="preserve">than a fully specified distribution – is sufficient.</w:t>
+      </w:r>
+    </w:p>
+    <w:p>
+      <w:pPr>
+        <w:pStyle w:val="BodyText"/>
+      </w:pPr>
+      <w:r>
+        <w:t xml:space="preserve">That still leaves the question of</w:t>
+      </w:r>
+      <w:r>
+        <w:t xml:space="preserve"> </w:t>
+      </w:r>
+      <w:r>
+        <w:rPr>
+          <w:i/>
+          <w:iCs/>
+        </w:rPr>
+        <w:t xml:space="preserve">how</w:t>
+      </w:r>
+      <w:r>
+        <w:t xml:space="preserve"> </w:t>
+      </w:r>
+      <w:r>
+        <w:t xml:space="preserve">to estimate the width. The</w:t>
+      </w:r>
+      <w:r>
+        <w:t xml:space="preserve"> </w:t>
+      </w:r>
+      <w:r>
+        <w:t xml:space="preserve">general cross-sectional sample cannot be used directly: it is a</w:t>
+      </w:r>
+      <w:r>
+        <w:t xml:space="preserve"> </w:t>
+      </w:r>
+      <w:r>
+        <w:t xml:space="preserve">mixture of never-infected subjects (pure noise) and subjects at</w:t>
+      </w:r>
+      <w:r>
+        <w:t xml:space="preserve"> </w:t>
+      </w:r>
+      <w:r>
+        <w:t xml:space="preserve">various stages of a real antibody response (signal plus noise), and</w:t>
+      </w:r>
+      <w:r>
+        <w:t xml:space="preserve"> </w:t>
+      </w:r>
+      <w:r>
+        <w:t xml:space="preserve">separating the two requires already knowing who is infected – exactly</w:t>
+      </w:r>
+      <w:r>
+        <w:t xml:space="preserve"> </w:t>
+      </w:r>
+      <w:r>
+        <w:t xml:space="preserve">what the model is trying to estimate.</w:t>
+      </w:r>
+      <w:r>
+        <w:t xml:space="preserve"> </w:t>
+      </w:r>
+      <w:r>
+        <w:t xml:space="preserve">(Teunis and Eijkeren 2020)</w:t>
+      </w:r>
+      <w:r>
+        <w:t xml:space="preserve"> </w:t>
+      </w:r>
+      <w:r>
+        <w:t xml:space="preserve">note this</w:t>
+      </w:r>
+      <w:r>
+        <w:t xml:space="preserve"> </w:t>
+      </w:r>
+      <w:r>
+        <w:t xml:space="preserve">explicitly:</w:t>
+      </w:r>
+      <w:r>
+        <w:t xml:space="preserve"> </w:t>
+      </w:r>
+      <w:r>
+        <w:t xml:space="preserve">“against a background of ongoing seroresponses, even</w:t>
+      </w:r>
+      <w:r>
+        <w:t xml:space="preserve"> </w:t>
+      </w:r>
+      <w:r>
+        <w:t xml:space="preserve">reliable verification of the (95%) width of the distribution may be</w:t>
+      </w:r>
+      <w:r>
+        <w:t xml:space="preserve"> </w:t>
+      </w:r>
+      <w:r>
+        <w:t xml:space="preserve">difficult.”</w:t>
+      </w:r>
+    </w:p>
+    <w:p>
+      <w:pPr>
+        <w:pStyle w:val="BodyText"/>
+      </w:pPr>
+      <w:r>
+        <w:t xml:space="preserve">A negative-control panel (subjects confirmed never infected) avoids</w:t>
+      </w:r>
+      <w:r>
+        <w:t xml:space="preserve"> </w:t>
+      </w:r>
+      <w:r>
+        <w:t xml:space="preserve">this circularity: every observed value in that panel</w:t>
+      </w:r>
+      <w:r>
+        <w:t xml:space="preserve"> </w:t>
+      </w:r>
+      <w:r>
+        <w:rPr>
+          <w:i/>
+          <w:iCs/>
+        </w:rPr>
+        <w:t xml:space="preserve">is</w:t>
+      </w:r>
+      <w:r>
+        <w:t xml:space="preserve"> </w:t>
+      </w:r>
+      <w:r>
+        <w:t xml:space="preserve">noise, with</w:t>
+      </w:r>
+      <w:r>
+        <w:t xml:space="preserve"> </w:t>
+      </w:r>
+      <w:r>
+        <w:t xml:space="preserve">no signal mixed in, so its empirical 95th percentile is a direct</w:t>
+      </w:r>
+      <w:r>
+        <w:t xml:space="preserve"> </w:t>
+      </w:r>
+      <w:r>
+        <w:t xml:space="preserve">estimate of the width the model needs.</w:t>
+      </w:r>
+    </w:p>
+    <w:p>
+      <w:pPr>
+        <w:pStyle w:val="BodyText"/>
+      </w:pPr>
+      <w:r>
+        <w:t xml:space="preserve">Why the 95th percentile specifically, rather than the 99th or the</w:t>
+      </w:r>
+      <w:r>
+        <w:t xml:space="preserve"> </w:t>
+      </w:r>
+      <w:r>
+        <w:t xml:space="preserve">100th (the sample maximum)?</w:t>
+      </w:r>
+      <w:r>
+        <w:t xml:space="preserve"> </w:t>
+      </w:r>
+      <w:r>
+        <w:t xml:space="preserve">(Teunis and Eijkeren 2020)</w:t>
+      </w:r>
+      <w:r>
+        <w:t xml:space="preserve"> </w:t>
+      </w:r>
+      <w:r>
+        <w:t xml:space="preserve">motivates a</w:t>
+      </w:r>
+      <w:r>
+        <w:t xml:space="preserve"> </w:t>
+      </w:r>
+      <w:r>
+        <w:rPr>
+          <w:i/>
+          <w:iCs/>
+        </w:rPr>
+        <w:t xml:space="preserve">width-based</w:t>
+      </w:r>
+      <w:r>
+        <w:t xml:space="preserve"> </w:t>
+      </w:r>
+      <w:r>
+        <w:t xml:space="preserve">approach, first framing it as</w:t>
+      </w:r>
+      <w:r>
+        <w:t xml:space="preserve"> </w:t>
+      </w:r>
+      <w:r>
+        <w:t xml:space="preserve">“the one-sided 95%”</w:t>
+      </w:r>
+      <w:r>
+        <w:t xml:space="preserve"> </w:t>
+      </w:r>
+      <w:r>
+        <w:t xml:space="preserve">and later as the</w:t>
+      </w:r>
+      <w:r>
+        <w:t xml:space="preserve"> </w:t>
+      </w:r>
+      <w:r>
+        <w:t xml:space="preserve">“95% range”</w:t>
+      </w:r>
+      <w:r>
+        <w:t xml:space="preserve"> </w:t>
+      </w:r>
+      <w:r>
+        <w:t xml:space="preserve">/</w:t>
+      </w:r>
+      <w:r>
+        <w:t xml:space="preserve"> </w:t>
+      </w:r>
+      <w:r>
+        <w:t xml:space="preserve">“(95%) width”</w:t>
+      </w:r>
+      <w:r>
+        <w:t xml:space="preserve"> </w:t>
+      </w:r>
+      <w:r>
+        <w:t xml:space="preserve">of the noise distribution, but never</w:t>
+      </w:r>
+      <w:r>
+        <w:t xml:space="preserve"> </w:t>
+      </w:r>
+      <w:r>
+        <w:t xml:space="preserve">compares 95% against other levels – so the choice of 95% itself is</w:t>
+      </w:r>
+      <w:r>
+        <w:t xml:space="preserve"> </w:t>
+      </w:r>
+      <w:r>
+        <w:t xml:space="preserve">an adopted convention (it matches how reference intervals are</w:t>
+      </w:r>
+      <w:r>
+        <w:t xml:space="preserve"> </w:t>
+      </w:r>
+      <w:r>
+        <w:t xml:space="preserve">commonly defined in clinical laboratory practice), not a result</w:t>
+      </w:r>
+      <w:r>
+        <w:t xml:space="preserve"> </w:t>
+      </w:r>
+      <w:r>
+        <w:t xml:space="preserve">derived or optimized in the paper.</w:t>
+      </w:r>
+      <w:r>
+        <w:t xml:space="preserve"> </w:t>
+      </w:r>
+      <w:r>
+        <w:t xml:space="preserve">The 100th percentile (the sample maximum) would be a poor choice</w:t>
+      </w:r>
+      <w:r>
+        <w:t xml:space="preserve"> </w:t>
+      </w:r>
+      <w:r>
+        <w:t xml:space="preserve">regardless: it is driven entirely by the single most extreme</w:t>
+      </w:r>
+      <w:r>
+        <w:t xml:space="preserve"> </w:t>
+      </w:r>
+      <w:r>
+        <w:t xml:space="preserve">observation in the panel, so one contaminated or mislabeled</w:t>
+      </w:r>
+      <w:r>
+        <w:t xml:space="preserve"> </w:t>
+      </w:r>
+      <w:r>
+        <w:t xml:space="preserve">negative control inflates</w:t>
+      </w:r>
+      <w:r>
+        <w:t xml:space="preserve"> </w:t>
+      </w:r>
+      <m:oMath>
+        <m:r>
+          <m:t>ν</m:t>
+        </m:r>
+      </m:oMath>
+      <w:r>
+        <w:t xml:space="preserve"> </w:t>
+      </w:r>
+      <w:r>
+        <w:t xml:space="preserve">directly, and for any finite panel</w:t>
+      </w:r>
+      <w:r>
+        <w:t xml:space="preserve"> </w:t>
+      </w:r>
+      <w:r>
+        <w:t xml:space="preserve">it underestimates the true theoretical bound. A percentile further</w:t>
+      </w:r>
+      <w:r>
+        <w:t xml:space="preserve"> </w:t>
+      </w:r>
+      <w:r>
+        <w:t xml:space="preserve">into the tail than 95% (e.g., 99%) needs a substantially larger</w:t>
+      </w:r>
+      <w:r>
+        <w:t xml:space="preserve"> </w:t>
+      </w:r>
+      <w:r>
+        <w:t xml:space="preserve">negative-control panel to estimate with comparable precision, for the</w:t>
+      </w:r>
+      <w:r>
+        <w:t xml:space="preserve"> </w:t>
+      </w:r>
+      <w:r>
+        <w:t xml:space="preserve">same reason – order statistics closer to the extreme have higher</w:t>
+      </w:r>
+      <w:r>
+        <w:t xml:space="preserve"> </w:t>
+      </w:r>
+      <w:r>
+        <w:t xml:space="preserve">sampling variance. 95% is the conventional middle ground: far enough</w:t>
+      </w:r>
+      <w:r>
+        <w:t xml:space="preserve"> </w:t>
+      </w:r>
+      <w:r>
+        <w:t xml:space="preserve">into the tail to capture the width that matters, without the</w:t>
+      </w:r>
+      <w:r>
+        <w:t xml:space="preserve"> </w:t>
+      </w:r>
+      <w:r>
+        <w:t xml:space="preserve">fragility of chasing a more extreme quantile.</w:t>
+      </w:r>
+    </w:p>
     <w:bookmarkEnd w:id="90"/>
     <w:bookmarkStart w:id="91" w:name="measurement-noise"/>
     <w:p>
@@ -11742,7 +13017,7 @@
         <w:pStyle w:val="Compact"/>
         <w:numPr>
           <w:ilvl w:val="0"/>
-          <w:numId w:val="1033"/>
+          <w:numId w:val="1034"/>
         </w:numPr>
       </w:pPr>
       <m:oMath>
@@ -11772,7 +13047,7 @@
         <w:pStyle w:val="Compact"/>
         <w:numPr>
           <w:ilvl w:val="0"/>
-          <w:numId w:val="1033"/>
+          <w:numId w:val="1034"/>
         </w:numPr>
       </w:pPr>
       <m:oMath>
@@ -11814,7 +13089,7 @@
         <w:pStyle w:val="Compact"/>
         <w:numPr>
           <w:ilvl w:val="0"/>
-          <w:numId w:val="1033"/>
+          <w:numId w:val="1034"/>
         </w:numPr>
       </w:pPr>
       <m:oMath>
@@ -11824,31 +13099,6 @@
       </m:oMath>
       <w:r>
         <w:t xml:space="preserve">: relative measurement error</w:t>
-      </w:r>
-    </w:p>
-    <w:p>
-      <w:pPr>
-        <w:pStyle w:val="Compact"/>
-        <w:numPr>
-          <w:ilvl w:val="0"/>
-          <w:numId w:val="1033"/>
-        </w:numPr>
-      </w:pPr>
-      <m:oMath>
-        <m:r>
-          <m:t>ε</m:t>
-        </m:r>
-      </m:oMath>
-      <w:r>
-        <w:t xml:space="preserve">: bound on the relative error</w:t>
-      </w:r>
-    </w:p>
-    <w:p>
-      <w:pPr>
-        <w:pStyle w:val="FirstParagraph"/>
-      </w:pPr>
-      <w:r>
-        <w:t xml:space="preserve">Model:</w:t>
       </w:r>
     </w:p>
     <w:p>
@@ -11857,6 +13107,31 @@
         <w:numPr>
           <w:ilvl w:val="0"/>
           <w:numId w:val="1034"/>
+        </w:numPr>
+      </w:pPr>
+      <m:oMath>
+        <m:r>
+          <m:t>ε</m:t>
+        </m:r>
+      </m:oMath>
+      <w:r>
+        <w:t xml:space="preserve">: bound on the relative error</w:t>
+      </w:r>
+    </w:p>
+    <w:p>
+      <w:pPr>
+        <w:pStyle w:val="FirstParagraph"/>
+      </w:pPr>
+      <w:r>
+        <w:t xml:space="preserve">Model:</w:t>
+      </w:r>
+    </w:p>
+    <w:p>
+      <w:pPr>
+        <w:pStyle w:val="Compact"/>
+        <w:numPr>
+          <w:ilvl w:val="0"/>
+          <w:numId w:val="1035"/>
         </w:numPr>
       </w:pPr>
       <m:oMath>
@@ -11935,7 +13210,7 @@
         <w:pStyle w:val="Compact"/>
         <w:numPr>
           <w:ilvl w:val="0"/>
-          <w:numId w:val="1034"/>
+          <w:numId w:val="1035"/>
         </w:numPr>
       </w:pPr>
       <m:oMath>
@@ -12141,6 +13416,810 @@
         <w:t xml:space="preserve">.</w:t>
       </w:r>
     </w:p>
+    <w:p>
+      <w:pPr>
+        <w:pStyle w:val="BodyText"/>
+      </w:pPr>
+      <w:r>
+        <w:t xml:space="preserve">This follows directly from the variance of a uniform distribution.</w:t>
+      </w:r>
+      <w:r>
+        <w:t xml:space="preserve"> </w:t>
+      </w:r>
+      <w:r>
+        <w:t xml:space="preserve">For</w:t>
+      </w:r>
+      <w:r>
+        <w:t xml:space="preserve"> </w:t>
+      </w:r>
+      <m:oMath>
+        <m:r>
+          <m:t>ξ</m:t>
+        </m:r>
+        <m:r>
+          <m:rPr>
+            <m:sty m:val="p"/>
+          </m:rPr>
+          <m:t>∼</m:t>
+        </m:r>
+        <m:r>
+          <m:rPr>
+            <m:nor/>
+            <m:sty m:val="p"/>
+          </m:rPr>
+          <m:t>Unif</m:t>
+        </m:r>
+        <m:r>
+          <m:rPr>
+            <m:sty m:val="p"/>
+          </m:rPr>
+          <m:t>(</m:t>
+        </m:r>
+        <m:r>
+          <m:rPr>
+            <m:sty m:val="p"/>
+          </m:rPr>
+          <m:t>−</m:t>
+        </m:r>
+        <m:r>
+          <m:t>ε</m:t>
+        </m:r>
+        <m:r>
+          <m:rPr>
+            <m:sty m:val="p"/>
+          </m:rPr>
+          <m:t>,</m:t>
+        </m:r>
+        <m:r>
+          <m:t>ε</m:t>
+        </m:r>
+        <m:r>
+          <m:rPr>
+            <m:sty m:val="p"/>
+          </m:rPr>
+          <m:t>)</m:t>
+        </m:r>
+      </m:oMath>
+      <w:r>
+        <w:t xml:space="preserve">,</w:t>
+      </w:r>
+    </w:p>
+    <w:p>
+      <w:pPr>
+        <w:pStyle w:val="BodyText"/>
+      </w:pPr>
+      <m:oMathPara>
+        <m:oMathParaPr>
+          <m:jc m:val="center"/>
+        </m:oMathParaPr>
+        <m:oMath>
+          <m:r>
+            <m:rPr>
+              <m:nor/>
+              <m:sty m:val="p"/>
+            </m:rPr>
+            <m:t>Var</m:t>
+          </m:r>
+          <m:r>
+            <m:rPr>
+              <m:sty m:val="p"/>
+            </m:rPr>
+            <m:t>(</m:t>
+          </m:r>
+          <m:r>
+            <m:t>ξ</m:t>
+          </m:r>
+          <m:r>
+            <m:rPr>
+              <m:sty m:val="p"/>
+            </m:rPr>
+            <m:t>)</m:t>
+          </m:r>
+          <m:r>
+            <m:rPr>
+              <m:sty m:val="p"/>
+            </m:rPr>
+            <m:t>=</m:t>
+          </m:r>
+          <m:f>
+            <m:fPr>
+              <m:type m:val="bar"/>
+            </m:fPr>
+            <m:num>
+              <m:r>
+                <m:rPr>
+                  <m:sty m:val="p"/>
+                </m:rPr>
+                <m:t>(</m:t>
+              </m:r>
+              <m:r>
+                <m:t>2</m:t>
+              </m:r>
+              <m:r>
+                <m:t>ε</m:t>
+              </m:r>
+              <m:sSup>
+                <m:e>
+                  <m:r>
+                    <m:rPr>
+                      <m:sty m:val="p"/>
+                    </m:rPr>
+                    <m:t>)</m:t>
+                  </m:r>
+                </m:e>
+                <m:sup>
+                  <m:r>
+                    <m:t>2</m:t>
+                  </m:r>
+                </m:sup>
+              </m:sSup>
+            </m:num>
+            <m:den>
+              <m:r>
+                <m:t>12</m:t>
+              </m:r>
+            </m:den>
+          </m:f>
+          <m:r>
+            <m:rPr>
+              <m:sty m:val="p"/>
+            </m:rPr>
+            <m:t>=</m:t>
+          </m:r>
+          <m:f>
+            <m:fPr>
+              <m:type m:val="bar"/>
+            </m:fPr>
+            <m:num>
+              <m:sSup>
+                <m:e>
+                  <m:r>
+                    <m:t>ε</m:t>
+                  </m:r>
+                </m:e>
+                <m:sup>
+                  <m:r>
+                    <m:t>2</m:t>
+                  </m:r>
+                </m:sup>
+              </m:sSup>
+            </m:num>
+            <m:den>
+              <m:r>
+                <m:t>3</m:t>
+              </m:r>
+            </m:den>
+          </m:f>
+          <m:r>
+            <m:t> </m:t>
+          </m:r>
+          <m:r>
+            <m:rPr>
+              <m:sty m:val="p"/>
+            </m:rPr>
+            <m:t>⇒</m:t>
+          </m:r>
+          <m:r>
+            <m:t> </m:t>
+          </m:r>
+          <m:r>
+            <m:rPr>
+              <m:nor/>
+              <m:sty m:val="p"/>
+            </m:rPr>
+            <m:t>SD</m:t>
+          </m:r>
+          <m:r>
+            <m:rPr>
+              <m:sty m:val="p"/>
+            </m:rPr>
+            <m:t>(</m:t>
+          </m:r>
+          <m:r>
+            <m:t>ξ</m:t>
+          </m:r>
+          <m:r>
+            <m:rPr>
+              <m:sty m:val="p"/>
+            </m:rPr>
+            <m:t>)</m:t>
+          </m:r>
+          <m:r>
+            <m:rPr>
+              <m:sty m:val="p"/>
+            </m:rPr>
+            <m:t>=</m:t>
+          </m:r>
+          <m:f>
+            <m:fPr>
+              <m:type m:val="bar"/>
+            </m:fPr>
+            <m:num>
+              <m:r>
+                <m:t>ε</m:t>
+              </m:r>
+            </m:num>
+            <m:den>
+              <m:rad>
+                <m:radPr>
+                  <m:degHide m:val="on"/>
+                </m:radPr>
+                <m:deg/>
+                <m:e>
+                  <m:r>
+                    <m:t>3</m:t>
+                  </m:r>
+                </m:e>
+              </m:rad>
+            </m:den>
+          </m:f>
+          <m:r>
+            <m:rPr>
+              <m:sty m:val="p"/>
+            </m:rPr>
+            <m:t>.</m:t>
+          </m:r>
+        </m:oMath>
+      </m:oMathPara>
+    </w:p>
+    <w:p>
+      <w:pPr>
+        <w:pStyle w:val="FirstParagraph"/>
+      </w:pPr>
+      <w:r>
+        <w:t xml:space="preserve">Since</w:t>
+      </w:r>
+      <w:r>
+        <w:t xml:space="preserve"> </w:t>
+      </w:r>
+      <m:oMath>
+        <m:r>
+          <m:t>E</m:t>
+        </m:r>
+        <m:r>
+          <m:rPr>
+            <m:sty m:val="p"/>
+          </m:rPr>
+          <m:t>[</m:t>
+        </m:r>
+        <m:r>
+          <m:t>ξ</m:t>
+        </m:r>
+        <m:r>
+          <m:rPr>
+            <m:sty m:val="p"/>
+          </m:rPr>
+          <m:t>]</m:t>
+        </m:r>
+        <m:r>
+          <m:rPr>
+            <m:sty m:val="p"/>
+          </m:rPr>
+          <m:t>=</m:t>
+        </m:r>
+        <m:r>
+          <m:t>0</m:t>
+        </m:r>
+      </m:oMath>
+      <w:r>
+        <w:t xml:space="preserve"> </w:t>
+      </w:r>
+      <w:r>
+        <w:t xml:space="preserve">by symmetry, for a fixed true concentration</w:t>
+      </w:r>
+      <w:r>
+        <w:t xml:space="preserve"> </w:t>
+      </w:r>
+      <m:oMath>
+        <m:sSub>
+          <m:e>
+            <m:r>
+              <m:t>y</m:t>
+            </m:r>
+          </m:e>
+          <m:sub>
+            <m:r>
+              <m:rPr>
+                <m:nor/>
+                <m:sty m:val="p"/>
+              </m:rPr>
+              <m:t>true</m:t>
+            </m:r>
+          </m:sub>
+        </m:sSub>
+      </m:oMath>
+      <w:r>
+        <w:t xml:space="preserve">,</w:t>
+      </w:r>
+    </w:p>
+    <w:p>
+      <w:pPr>
+        <w:pStyle w:val="BodyText"/>
+      </w:pPr>
+      <m:oMathPara>
+        <m:oMathParaPr>
+          <m:jc m:val="center"/>
+        </m:oMathParaPr>
+        <m:oMath>
+          <m:r>
+            <m:t>E</m:t>
+          </m:r>
+          <m:r>
+            <m:rPr>
+              <m:sty m:val="p"/>
+            </m:rPr>
+            <m:t>[</m:t>
+          </m:r>
+          <m:sSub>
+            <m:e>
+              <m:r>
+                <m:t>y</m:t>
+              </m:r>
+            </m:e>
+            <m:sub>
+              <m:r>
+                <m:rPr>
+                  <m:nor/>
+                  <m:sty m:val="p"/>
+                </m:rPr>
+                <m:t>obs</m:t>
+              </m:r>
+            </m:sub>
+          </m:sSub>
+          <m:r>
+            <m:rPr>
+              <m:sty m:val="p"/>
+            </m:rPr>
+            <m:t>]</m:t>
+          </m:r>
+          <m:r>
+            <m:rPr>
+              <m:sty m:val="p"/>
+            </m:rPr>
+            <m:t>=</m:t>
+          </m:r>
+          <m:sSub>
+            <m:e>
+              <m:r>
+                <m:t>y</m:t>
+              </m:r>
+            </m:e>
+            <m:sub>
+              <m:r>
+                <m:rPr>
+                  <m:nor/>
+                  <m:sty m:val="p"/>
+                </m:rPr>
+                <m:t>true</m:t>
+              </m:r>
+            </m:sub>
+          </m:sSub>
+          <m:r>
+            <m:rPr>
+              <m:sty m:val="p"/>
+            </m:rPr>
+            <m:t>⋅</m:t>
+          </m:r>
+          <m:r>
+            <m:t>E</m:t>
+          </m:r>
+          <m:r>
+            <m:rPr>
+              <m:sty m:val="p"/>
+            </m:rPr>
+            <m:t>[</m:t>
+          </m:r>
+          <m:r>
+            <m:t>1</m:t>
+          </m:r>
+          <m:r>
+            <m:rPr>
+              <m:sty m:val="p"/>
+            </m:rPr>
+            <m:t>+</m:t>
+          </m:r>
+          <m:r>
+            <m:t>ξ</m:t>
+          </m:r>
+          <m:r>
+            <m:rPr>
+              <m:sty m:val="p"/>
+            </m:rPr>
+            <m:t>]</m:t>
+          </m:r>
+          <m:r>
+            <m:rPr>
+              <m:sty m:val="p"/>
+            </m:rPr>
+            <m:t>=</m:t>
+          </m:r>
+          <m:sSub>
+            <m:e>
+              <m:r>
+                <m:t>y</m:t>
+              </m:r>
+            </m:e>
+            <m:sub>
+              <m:r>
+                <m:rPr>
+                  <m:nor/>
+                  <m:sty m:val="p"/>
+                </m:rPr>
+                <m:t>true</m:t>
+              </m:r>
+            </m:sub>
+          </m:sSub>
+          <m:r>
+            <m:rPr>
+              <m:sty m:val="p"/>
+            </m:rPr>
+            <m:t>,</m:t>
+          </m:r>
+          <m:r>
+            <m:t>  </m:t>
+          </m:r>
+          <m:r>
+            <m:rPr>
+              <m:nor/>
+              <m:sty m:val="p"/>
+            </m:rPr>
+            <m:t>SD</m:t>
+          </m:r>
+          <m:r>
+            <m:rPr>
+              <m:sty m:val="p"/>
+            </m:rPr>
+            <m:t>(</m:t>
+          </m:r>
+          <m:sSub>
+            <m:e>
+              <m:r>
+                <m:t>y</m:t>
+              </m:r>
+            </m:e>
+            <m:sub>
+              <m:r>
+                <m:rPr>
+                  <m:nor/>
+                  <m:sty m:val="p"/>
+                </m:rPr>
+                <m:t>obs</m:t>
+              </m:r>
+            </m:sub>
+          </m:sSub>
+          <m:r>
+            <m:rPr>
+              <m:sty m:val="p"/>
+            </m:rPr>
+            <m:t>)</m:t>
+          </m:r>
+          <m:r>
+            <m:rPr>
+              <m:sty m:val="p"/>
+            </m:rPr>
+            <m:t>=</m:t>
+          </m:r>
+          <m:sSub>
+            <m:e>
+              <m:r>
+                <m:t>y</m:t>
+              </m:r>
+            </m:e>
+            <m:sub>
+              <m:r>
+                <m:rPr>
+                  <m:nor/>
+                  <m:sty m:val="p"/>
+                </m:rPr>
+                <m:t>true</m:t>
+              </m:r>
+            </m:sub>
+          </m:sSub>
+          <m:r>
+            <m:rPr>
+              <m:sty m:val="p"/>
+            </m:rPr>
+            <m:t>⋅</m:t>
+          </m:r>
+          <m:r>
+            <m:rPr>
+              <m:nor/>
+              <m:sty m:val="p"/>
+            </m:rPr>
+            <m:t>SD</m:t>
+          </m:r>
+          <m:r>
+            <m:rPr>
+              <m:sty m:val="p"/>
+            </m:rPr>
+            <m:t>(</m:t>
+          </m:r>
+          <m:r>
+            <m:t>ξ</m:t>
+          </m:r>
+          <m:r>
+            <m:rPr>
+              <m:sty m:val="p"/>
+            </m:rPr>
+            <m:t>)</m:t>
+          </m:r>
+          <m:r>
+            <m:rPr>
+              <m:sty m:val="p"/>
+            </m:rPr>
+            <m:t>=</m:t>
+          </m:r>
+          <m:sSub>
+            <m:e>
+              <m:r>
+                <m:t>y</m:t>
+              </m:r>
+            </m:e>
+            <m:sub>
+              <m:r>
+                <m:rPr>
+                  <m:nor/>
+                  <m:sty m:val="p"/>
+                </m:rPr>
+                <m:t>true</m:t>
+              </m:r>
+            </m:sub>
+          </m:sSub>
+          <m:r>
+            <m:rPr>
+              <m:sty m:val="p"/>
+            </m:rPr>
+            <m:t>⋅</m:t>
+          </m:r>
+          <m:f>
+            <m:fPr>
+              <m:type m:val="bar"/>
+            </m:fPr>
+            <m:num>
+              <m:r>
+                <m:t>ε</m:t>
+              </m:r>
+            </m:num>
+            <m:den>
+              <m:rad>
+                <m:radPr>
+                  <m:degHide m:val="on"/>
+                </m:radPr>
+                <m:deg/>
+                <m:e>
+                  <m:r>
+                    <m:t>3</m:t>
+                  </m:r>
+                </m:e>
+              </m:rad>
+            </m:den>
+          </m:f>
+          <m:r>
+            <m:rPr>
+              <m:sty m:val="p"/>
+            </m:rPr>
+            <m:t>,</m:t>
+          </m:r>
+        </m:oMath>
+      </m:oMathPara>
+    </w:p>
+    <w:p>
+      <w:pPr>
+        <w:pStyle w:val="FirstParagraph"/>
+      </w:pPr>
+      <w:r>
+        <w:t xml:space="preserve">so</w:t>
+      </w:r>
+    </w:p>
+    <w:p>
+      <w:pPr>
+        <w:pStyle w:val="BodyText"/>
+      </w:pPr>
+      <m:oMathPara>
+        <m:oMathParaPr>
+          <m:jc m:val="center"/>
+        </m:oMathParaPr>
+        <m:oMath>
+          <m:r>
+            <m:rPr>
+              <m:nor/>
+              <m:sty m:val="p"/>
+            </m:rPr>
+            <m:t>CV</m:t>
+          </m:r>
+          <m:r>
+            <m:rPr>
+              <m:sty m:val="p"/>
+            </m:rPr>
+            <m:t>=</m:t>
+          </m:r>
+          <m:f>
+            <m:fPr>
+              <m:type m:val="bar"/>
+            </m:fPr>
+            <m:num>
+              <m:r>
+                <m:rPr>
+                  <m:nor/>
+                  <m:sty m:val="p"/>
+                </m:rPr>
+                <m:t>SD</m:t>
+              </m:r>
+              <m:r>
+                <m:rPr>
+                  <m:sty m:val="p"/>
+                </m:rPr>
+                <m:t>(</m:t>
+              </m:r>
+              <m:sSub>
+                <m:e>
+                  <m:r>
+                    <m:t>y</m:t>
+                  </m:r>
+                </m:e>
+                <m:sub>
+                  <m:r>
+                    <m:rPr>
+                      <m:nor/>
+                      <m:sty m:val="p"/>
+                    </m:rPr>
+                    <m:t>obs</m:t>
+                  </m:r>
+                </m:sub>
+              </m:sSub>
+              <m:r>
+                <m:rPr>
+                  <m:sty m:val="p"/>
+                </m:rPr>
+                <m:t>)</m:t>
+              </m:r>
+            </m:num>
+            <m:den>
+              <m:r>
+                <m:t>E</m:t>
+              </m:r>
+              <m:r>
+                <m:rPr>
+                  <m:sty m:val="p"/>
+                </m:rPr>
+                <m:t>[</m:t>
+              </m:r>
+              <m:sSub>
+                <m:e>
+                  <m:r>
+                    <m:t>y</m:t>
+                  </m:r>
+                </m:e>
+                <m:sub>
+                  <m:r>
+                    <m:rPr>
+                      <m:nor/>
+                      <m:sty m:val="p"/>
+                    </m:rPr>
+                    <m:t>obs</m:t>
+                  </m:r>
+                </m:sub>
+              </m:sSub>
+              <m:r>
+                <m:rPr>
+                  <m:sty m:val="p"/>
+                </m:rPr>
+                <m:t>]</m:t>
+              </m:r>
+            </m:den>
+          </m:f>
+          <m:r>
+            <m:rPr>
+              <m:sty m:val="p"/>
+            </m:rPr>
+            <m:t>=</m:t>
+          </m:r>
+          <m:f>
+            <m:fPr>
+              <m:type m:val="bar"/>
+            </m:fPr>
+            <m:num>
+              <m:r>
+                <m:t>ε</m:t>
+              </m:r>
+            </m:num>
+            <m:den>
+              <m:rad>
+                <m:radPr>
+                  <m:degHide m:val="on"/>
+                </m:radPr>
+                <m:deg/>
+                <m:e>
+                  <m:r>
+                    <m:t>3</m:t>
+                  </m:r>
+                </m:e>
+              </m:rad>
+            </m:den>
+          </m:f>
+          <m:r>
+            <m:rPr>
+              <m:sty m:val="p"/>
+            </m:rPr>
+            <m:t>.</m:t>
+          </m:r>
+        </m:oMath>
+      </m:oMathPara>
+    </w:p>
+    <w:p>
+      <w:pPr>
+        <w:pStyle w:val="FirstParagraph"/>
+      </w:pPr>
+      <w:r>
+        <w:t xml:space="preserve">The true concentration</w:t>
+      </w:r>
+      <w:r>
+        <w:t xml:space="preserve"> </w:t>
+      </w:r>
+      <m:oMath>
+        <m:sSub>
+          <m:e>
+            <m:r>
+              <m:t>y</m:t>
+            </m:r>
+          </m:e>
+          <m:sub>
+            <m:r>
+              <m:rPr>
+                <m:nor/>
+                <m:sty m:val="p"/>
+              </m:rPr>
+              <m:t>true</m:t>
+            </m:r>
+          </m:sub>
+        </m:sSub>
+      </m:oMath>
+      <w:r>
+        <w:t xml:space="preserve"> </w:t>
+      </w:r>
+      <w:r>
+        <w:t xml:space="preserve">cancels, so the CV depends only</w:t>
+      </w:r>
+      <w:r>
+        <w:t xml:space="preserve"> </w:t>
+      </w:r>
+      <w:r>
+        <w:t xml:space="preserve">on</w:t>
+      </w:r>
+      <w:r>
+        <w:t xml:space="preserve"> </w:t>
+      </w:r>
+      <m:oMath>
+        <m:r>
+          <m:t>ε</m:t>
+        </m:r>
+      </m:oMath>
+      <w:r>
+        <w:t xml:space="preserve">, not on the concentration being measured – as</w:t>
+      </w:r>
+      <w:r>
+        <w:t xml:space="preserve"> </w:t>
+      </w:r>
+      <w:r>
+        <w:t xml:space="preserve">expected for a</w:t>
+      </w:r>
+      <w:r>
+        <w:t xml:space="preserve"> </w:t>
+      </w:r>
+      <w:r>
+        <w:rPr>
+          <w:i/>
+          <w:iCs/>
+        </w:rPr>
+        <w:t xml:space="preserve">relative</w:t>
+      </w:r>
+      <w:r>
+        <w:t xml:space="preserve"> </w:t>
+      </w:r>
+      <w:r>
+        <w:t xml:space="preserve">(multiplicative) error model.</w:t>
+      </w:r>
+    </w:p>
     <w:bookmarkEnd w:id="91"/>
     <w:bookmarkStart w:id="92" w:name="Xb7158a708bbfcf737c1d66d073315801f06d41e"/>
     <w:p>
@@ -12199,7 +14278,7 @@
         <w:pStyle w:val="Compact"/>
         <w:numPr>
           <w:ilvl w:val="0"/>
-          <w:numId w:val="1035"/>
+          <w:numId w:val="1036"/>
         </w:numPr>
       </w:pPr>
       <m:oMath>
@@ -12302,7 +14381,7 @@
         <w:pStyle w:val="Compact"/>
         <w:numPr>
           <w:ilvl w:val="0"/>
-          <w:numId w:val="1035"/>
+          <w:numId w:val="1036"/>
         </w:numPr>
       </w:pPr>
       <m:oMath>
@@ -12362,7 +14441,7 @@
         <w:pStyle w:val="Compact"/>
         <w:numPr>
           <w:ilvl w:val="0"/>
-          <w:numId w:val="1035"/>
+          <w:numId w:val="1036"/>
         </w:numPr>
       </w:pPr>
       <m:oMath>
@@ -12645,7 +14724,7 @@
       <w:pPr>
         <w:numPr>
           <w:ilvl w:val="0"/>
-          <w:numId w:val="1036"/>
+          <w:numId w:val="1037"/>
         </w:numPr>
       </w:pPr>
       <w:r>
@@ -12787,7 +14866,7 @@
       <w:pPr>
         <w:numPr>
           <w:ilvl w:val="0"/>
-          <w:numId w:val="1036"/>
+          <w:numId w:val="1037"/>
         </w:numPr>
       </w:pPr>
       <w:r>
@@ -13018,6 +15097,1058 @@
       </w:r>
       <w:r>
         <w:t xml:space="preserve">draws from the biological-noise distribution itself.</w:t>
+      </w:r>
+    </w:p>
+    <w:p>
+      <w:pPr>
+        <w:pStyle w:val="BodyText"/>
+      </w:pPr>
+      <w:r>
+        <w:rPr>
+          <w:b/>
+          <w:bCs/>
+        </w:rPr>
+        <w:t xml:space="preserve">Under both noise sources together</w:t>
+      </w:r>
+      <w:r>
+        <w:t xml:space="preserve">, the never-infected contribution</w:t>
+      </w:r>
+      <w:r>
+        <w:t xml:space="preserve"> </w:t>
+      </w:r>
+      <w:r>
+        <w:t xml:space="preserve">is neither of these two single-source shapes.</w:t>
+      </w:r>
+      <w:r>
+        <w:t xml:space="preserve"> </w:t>
+      </w:r>
+      <w:r>
+        <w:t xml:space="preserve">Substituting</w:t>
+      </w:r>
+      <w:r>
+        <w:t xml:space="preserve"> </w:t>
+      </w:r>
+      <m:oMath>
+        <m:sSub>
+          <m:e>
+            <m:r>
+              <m:t>y</m:t>
+            </m:r>
+          </m:e>
+          <m:sub>
+            <m:r>
+              <m:rPr>
+                <m:nor/>
+                <m:sty m:val="p"/>
+              </m:rPr>
+              <m:t>true</m:t>
+            </m:r>
+          </m:sub>
+        </m:sSub>
+        <m:r>
+          <m:rPr>
+            <m:sty m:val="p"/>
+          </m:rPr>
+          <m:t>=</m:t>
+        </m:r>
+        <m:r>
+          <m:t>0</m:t>
+        </m:r>
+      </m:oMath>
+      <w:r>
+        <w:t xml:space="preserve"> </w:t>
+      </w:r>
+      <w:r>
+        <w:t xml:space="preserve">into the combined model gives</w:t>
+      </w:r>
+    </w:p>
+    <w:p>
+      <w:pPr>
+        <w:pStyle w:val="BodyText"/>
+      </w:pPr>
+      <m:oMathPara>
+        <m:oMathParaPr>
+          <m:jc m:val="center"/>
+        </m:oMathParaPr>
+        <m:oMath>
+          <m:sSub>
+            <m:e>
+              <m:r>
+                <m:t>y</m:t>
+              </m:r>
+            </m:e>
+            <m:sub>
+              <m:r>
+                <m:rPr>
+                  <m:nor/>
+                  <m:sty m:val="p"/>
+                </m:rPr>
+                <m:t>obs</m:t>
+              </m:r>
+            </m:sub>
+          </m:sSub>
+          <m:r>
+            <m:rPr>
+              <m:sty m:val="p"/>
+            </m:rPr>
+            <m:t>=</m:t>
+          </m:r>
+          <m:sSub>
+            <m:e>
+              <m:r>
+                <m:t>ϵ</m:t>
+              </m:r>
+            </m:e>
+            <m:sub>
+              <m:r>
+                <m:t>b</m:t>
+              </m:r>
+            </m:sub>
+          </m:sSub>
+          <m:r>
+            <m:rPr>
+              <m:sty m:val="p"/>
+            </m:rPr>
+            <m:t>(</m:t>
+          </m:r>
+          <m:r>
+            <m:t>1</m:t>
+          </m:r>
+          <m:r>
+            <m:rPr>
+              <m:sty m:val="p"/>
+            </m:rPr>
+            <m:t>+</m:t>
+          </m:r>
+          <m:r>
+            <m:t>ξ</m:t>
+          </m:r>
+          <m:r>
+            <m:rPr>
+              <m:sty m:val="p"/>
+            </m:rPr>
+            <m:t>)</m:t>
+          </m:r>
+          <m:r>
+            <m:rPr>
+              <m:sty m:val="p"/>
+            </m:rPr>
+            <m:t>,</m:t>
+          </m:r>
+          <m:r>
+            <m:t>  </m:t>
+          </m:r>
+          <m:sSub>
+            <m:e>
+              <m:r>
+                <m:t>ϵ</m:t>
+              </m:r>
+            </m:e>
+            <m:sub>
+              <m:r>
+                <m:t>b</m:t>
+              </m:r>
+            </m:sub>
+          </m:sSub>
+          <m:r>
+            <m:rPr>
+              <m:sty m:val="p"/>
+            </m:rPr>
+            <m:t>∼</m:t>
+          </m:r>
+          <m:r>
+            <m:rPr>
+              <m:nor/>
+              <m:sty m:val="p"/>
+            </m:rPr>
+            <m:t>Unif</m:t>
+          </m:r>
+          <m:r>
+            <m:rPr>
+              <m:sty m:val="p"/>
+            </m:rPr>
+            <m:t>(</m:t>
+          </m:r>
+          <m:r>
+            <m:t>0</m:t>
+          </m:r>
+          <m:r>
+            <m:rPr>
+              <m:sty m:val="p"/>
+            </m:rPr>
+            <m:t>,</m:t>
+          </m:r>
+          <m:r>
+            <m:t>ν</m:t>
+          </m:r>
+          <m:r>
+            <m:rPr>
+              <m:sty m:val="p"/>
+            </m:rPr>
+            <m:t>)</m:t>
+          </m:r>
+          <m:r>
+            <m:rPr>
+              <m:sty m:val="p"/>
+            </m:rPr>
+            <m:t>,</m:t>
+          </m:r>
+          <m:r>
+            <m:t> </m:t>
+          </m:r>
+          <m:r>
+            <m:t>ξ</m:t>
+          </m:r>
+          <m:r>
+            <m:rPr>
+              <m:sty m:val="p"/>
+            </m:rPr>
+            <m:t>∼</m:t>
+          </m:r>
+          <m:r>
+            <m:rPr>
+              <m:nor/>
+              <m:sty m:val="p"/>
+            </m:rPr>
+            <m:t>Unif</m:t>
+          </m:r>
+          <m:r>
+            <m:rPr>
+              <m:sty m:val="p"/>
+            </m:rPr>
+            <m:t>(</m:t>
+          </m:r>
+          <m:r>
+            <m:rPr>
+              <m:sty m:val="p"/>
+            </m:rPr>
+            <m:t>−</m:t>
+          </m:r>
+          <m:r>
+            <m:t>ε</m:t>
+          </m:r>
+          <m:r>
+            <m:rPr>
+              <m:sty m:val="p"/>
+            </m:rPr>
+            <m:t>,</m:t>
+          </m:r>
+          <m:r>
+            <m:t>ε</m:t>
+          </m:r>
+          <m:r>
+            <m:rPr>
+              <m:sty m:val="p"/>
+            </m:rPr>
+            <m:t>)</m:t>
+          </m:r>
+          <m:r>
+            <m:rPr>
+              <m:sty m:val="p"/>
+            </m:rPr>
+            <m:t>,</m:t>
+          </m:r>
+        </m:oMath>
+      </m:oMathPara>
+    </w:p>
+    <w:p>
+      <w:pPr>
+        <w:pStyle w:val="FirstParagraph"/>
+      </w:pPr>
+      <w:r>
+        <w:t xml:space="preserve">a product of two independent uniform random variables, not itself</w:t>
+      </w:r>
+      <w:r>
+        <w:t xml:space="preserve"> </w:t>
+      </w:r>
+      <w:r>
+        <w:t xml:space="preserve">uniform. Following the same conditioning argument Teunis and van</w:t>
+      </w:r>
+      <w:r>
+        <w:t xml:space="preserve"> </w:t>
+      </w:r>
+      <w:r>
+        <w:t xml:space="preserve">Eijkeren use to derive their combined-noise density</w:t>
+      </w:r>
+      <w:r>
+        <w:t xml:space="preserve"> </w:t>
+      </w:r>
+      <w:r>
+        <w:t xml:space="preserve">(Teunis and Eijkeren 2020)</w:t>
+      </w:r>
+      <w:r>
+        <w:t xml:space="preserve">,</w:t>
+      </w:r>
+      <w:r>
+        <w:t xml:space="preserve"> </w:t>
+      </w:r>
+      <w:r>
+        <w:t xml:space="preserve">its density (the never-infected contribution to the overall observed</w:t>
+      </w:r>
+      <w:r>
+        <w:t xml:space="preserve"> </w:t>
+      </w:r>
+      <w:r>
+        <w:t xml:space="preserve">density, including the never-infected weight</w:t>
+      </w:r>
+      <w:r>
+        <w:t xml:space="preserve"> </w:t>
+      </w:r>
+      <m:oMath>
+        <m:r>
+          <m:rPr>
+            <m:sty m:val="p"/>
+          </m:rPr>
+          <m:t>exp</m:t>
+        </m:r>
+        <m:r>
+          <m:t>​</m:t>
+        </m:r>
+        <m:d>
+          <m:dPr>
+            <m:begChr m:val="{"/>
+            <m:sepChr m:val=""/>
+            <m:endChr m:val="}"/>
+            <m:grow/>
+          </m:dPr>
+          <m:e>
+            <m:r>
+              <m:rPr>
+                <m:sty m:val="p"/>
+              </m:rPr>
+              <m:t>−</m:t>
+            </m:r>
+            <m:r>
+              <m:t>λ</m:t>
+            </m:r>
+            <m:r>
+              <m:t>a</m:t>
+            </m:r>
+          </m:e>
+        </m:d>
+        <m:r>
+          <m:t>​</m:t>
+        </m:r>
+      </m:oMath>
+      <w:r>
+        <w:t xml:space="preserve">) is</w:t>
+      </w:r>
+    </w:p>
+    <w:p>
+      <w:pPr>
+        <w:pStyle w:val="BodyText"/>
+      </w:pPr>
+      <m:oMathPara>
+        <m:oMathParaPr>
+          <m:jc m:val="center"/>
+        </m:oMathParaPr>
+        <m:oMath>
+          <m:sSub>
+            <m:e>
+              <m:r>
+                <m:t>ρ</m:t>
+              </m:r>
+            </m:e>
+            <m:sub>
+              <m:r>
+                <m:t>b</m:t>
+              </m:r>
+              <m:r>
+                <m:t>m</m:t>
+              </m:r>
+            </m:sub>
+          </m:sSub>
+          <m:r>
+            <m:rPr>
+              <m:sty m:val="p"/>
+            </m:rPr>
+            <m:t>(</m:t>
+          </m:r>
+          <m:r>
+            <m:t>y</m:t>
+          </m:r>
+          <m:r>
+            <m:rPr>
+              <m:sty m:val="p"/>
+            </m:rPr>
+            <m:t>∣</m:t>
+          </m:r>
+          <m:r>
+            <m:rPr>
+              <m:nor/>
+              <m:sty m:val="p"/>
+            </m:rPr>
+            <m:t>never-infected</m:t>
+          </m:r>
+          <m:r>
+            <m:rPr>
+              <m:sty m:val="p"/>
+            </m:rPr>
+            <m:t>)</m:t>
+          </m:r>
+          <m:r>
+            <m:rPr>
+              <m:sty m:val="p"/>
+            </m:rPr>
+            <m:t>=</m:t>
+          </m:r>
+          <m:d>
+            <m:dPr>
+              <m:begChr m:val="{"/>
+              <m:sepChr m:val=""/>
+              <m:endChr m:val=""/>
+              <m:grow/>
+            </m:dPr>
+            <m:e>
+              <m:m>
+                <m:mPr>
+                  <m:baseJc m:val="center"/>
+                  <m:plcHide m:val="on"/>
+                  <m:mcs>
+                    <m:mc>
+                      <m:mcPr>
+                        <m:mcJc m:val="left"/>
+                        <m:count m:val="1"/>
+                      </m:mcPr>
+                    </m:mc>
+                    <m:mc>
+                      <m:mcPr>
+                        <m:mcJc m:val="left"/>
+                        <m:count m:val="1"/>
+                      </m:mcPr>
+                    </m:mc>
+                  </m:mcs>
+                </m:mPr>
+                <m:mr>
+                  <m:e>
+                    <m:f>
+                      <m:fPr>
+                        <m:type m:val="bar"/>
+                      </m:fPr>
+                      <m:num>
+                        <m:r>
+                          <m:rPr>
+                            <m:sty m:val="p"/>
+                          </m:rPr>
+                          <m:t>exp</m:t>
+                        </m:r>
+                        <m:r>
+                          <m:t>​</m:t>
+                        </m:r>
+                        <m:d>
+                          <m:dPr>
+                            <m:begChr m:val="{"/>
+                            <m:sepChr m:val=""/>
+                            <m:endChr m:val="}"/>
+                            <m:grow/>
+                          </m:dPr>
+                          <m:e>
+                            <m:r>
+                              <m:rPr>
+                                <m:sty m:val="p"/>
+                              </m:rPr>
+                              <m:t>−</m:t>
+                            </m:r>
+                            <m:r>
+                              <m:t>λ</m:t>
+                            </m:r>
+                            <m:r>
+                              <m:t>a</m:t>
+                            </m:r>
+                          </m:e>
+                        </m:d>
+                        <m:r>
+                          <m:t>​</m:t>
+                        </m:r>
+                      </m:num>
+                      <m:den>
+                        <m:r>
+                          <m:t>2</m:t>
+                        </m:r>
+                        <m:r>
+                          <m:t>ε</m:t>
+                        </m:r>
+                        <m:r>
+                          <m:t>ν</m:t>
+                        </m:r>
+                      </m:den>
+                    </m:f>
+                    <m:r>
+                      <m:rPr>
+                        <m:sty m:val="p"/>
+                      </m:rPr>
+                      <m:t>log</m:t>
+                    </m:r>
+                    <m:r>
+                      <m:t>​</m:t>
+                    </m:r>
+                    <m:d>
+                      <m:dPr>
+                        <m:begChr m:val="("/>
+                        <m:sepChr m:val=""/>
+                        <m:endChr m:val=")"/>
+                        <m:grow/>
+                      </m:dPr>
+                      <m:e>
+                        <m:f>
+                          <m:fPr>
+                            <m:type m:val="bar"/>
+                          </m:fPr>
+                          <m:num>
+                            <m:r>
+                              <m:t>1</m:t>
+                            </m:r>
+                            <m:r>
+                              <m:rPr>
+                                <m:sty m:val="p"/>
+                              </m:rPr>
+                              <m:t>+</m:t>
+                            </m:r>
+                            <m:r>
+                              <m:t>ε</m:t>
+                            </m:r>
+                          </m:num>
+                          <m:den>
+                            <m:r>
+                              <m:t>1</m:t>
+                            </m:r>
+                            <m:r>
+                              <m:rPr>
+                                <m:sty m:val="p"/>
+                              </m:rPr>
+                              <m:t>−</m:t>
+                            </m:r>
+                            <m:r>
+                              <m:t>ε</m:t>
+                            </m:r>
+                          </m:den>
+                        </m:f>
+                      </m:e>
+                    </m:d>
+                  </m:e>
+                  <m:e>
+                    <m:r>
+                      <m:t>0</m:t>
+                    </m:r>
+                    <m:r>
+                      <m:rPr>
+                        <m:sty m:val="p"/>
+                      </m:rPr>
+                      <m:t>&lt;</m:t>
+                    </m:r>
+                    <m:r>
+                      <m:t>y</m:t>
+                    </m:r>
+                    <m:r>
+                      <m:rPr>
+                        <m:sty m:val="p"/>
+                      </m:rPr>
+                      <m:t>≤</m:t>
+                    </m:r>
+                    <m:r>
+                      <m:t>ν</m:t>
+                    </m:r>
+                    <m:r>
+                      <m:rPr>
+                        <m:sty m:val="p"/>
+                      </m:rPr>
+                      <m:t>(</m:t>
+                    </m:r>
+                    <m:r>
+                      <m:t>1</m:t>
+                    </m:r>
+                    <m:r>
+                      <m:rPr>
+                        <m:sty m:val="p"/>
+                      </m:rPr>
+                      <m:t>−</m:t>
+                    </m:r>
+                    <m:r>
+                      <m:t>ε</m:t>
+                    </m:r>
+                    <m:r>
+                      <m:rPr>
+                        <m:sty m:val="p"/>
+                      </m:rPr>
+                      <m:t>)</m:t>
+                    </m:r>
+                  </m:e>
+                </m:mr>
+                <m:mr>
+                  <m:e>
+                    <m:f>
+                      <m:fPr>
+                        <m:type m:val="bar"/>
+                      </m:fPr>
+                      <m:num>
+                        <m:r>
+                          <m:rPr>
+                            <m:sty m:val="p"/>
+                          </m:rPr>
+                          <m:t>exp</m:t>
+                        </m:r>
+                        <m:r>
+                          <m:t>​</m:t>
+                        </m:r>
+                        <m:d>
+                          <m:dPr>
+                            <m:begChr m:val="{"/>
+                            <m:sepChr m:val=""/>
+                            <m:endChr m:val="}"/>
+                            <m:grow/>
+                          </m:dPr>
+                          <m:e>
+                            <m:r>
+                              <m:rPr>
+                                <m:sty m:val="p"/>
+                              </m:rPr>
+                              <m:t>−</m:t>
+                            </m:r>
+                            <m:r>
+                              <m:t>λ</m:t>
+                            </m:r>
+                            <m:r>
+                              <m:t>a</m:t>
+                            </m:r>
+                          </m:e>
+                        </m:d>
+                        <m:r>
+                          <m:t>​</m:t>
+                        </m:r>
+                      </m:num>
+                      <m:den>
+                        <m:r>
+                          <m:t>2</m:t>
+                        </m:r>
+                        <m:r>
+                          <m:t>ε</m:t>
+                        </m:r>
+                        <m:r>
+                          <m:t>ν</m:t>
+                        </m:r>
+                      </m:den>
+                    </m:f>
+                    <m:r>
+                      <m:rPr>
+                        <m:sty m:val="p"/>
+                      </m:rPr>
+                      <m:t>log</m:t>
+                    </m:r>
+                    <m:r>
+                      <m:t>​</m:t>
+                    </m:r>
+                    <m:d>
+                      <m:dPr>
+                        <m:begChr m:val="("/>
+                        <m:sepChr m:val=""/>
+                        <m:endChr m:val=")"/>
+                        <m:grow/>
+                      </m:dPr>
+                      <m:e>
+                        <m:f>
+                          <m:fPr>
+                            <m:type m:val="bar"/>
+                          </m:fPr>
+                          <m:num>
+                            <m:r>
+                              <m:t>ν</m:t>
+                            </m:r>
+                            <m:r>
+                              <m:rPr>
+                                <m:sty m:val="p"/>
+                              </m:rPr>
+                              <m:t>(</m:t>
+                            </m:r>
+                            <m:r>
+                              <m:t>1</m:t>
+                            </m:r>
+                            <m:r>
+                              <m:rPr>
+                                <m:sty m:val="p"/>
+                              </m:rPr>
+                              <m:t>+</m:t>
+                            </m:r>
+                            <m:r>
+                              <m:t>ε</m:t>
+                            </m:r>
+                            <m:r>
+                              <m:rPr>
+                                <m:sty m:val="p"/>
+                              </m:rPr>
+                              <m:t>)</m:t>
+                            </m:r>
+                          </m:num>
+                          <m:den>
+                            <m:r>
+                              <m:t>y</m:t>
+                            </m:r>
+                          </m:den>
+                        </m:f>
+                      </m:e>
+                    </m:d>
+                  </m:e>
+                  <m:e>
+                    <m:r>
+                      <m:t>ν</m:t>
+                    </m:r>
+                    <m:r>
+                      <m:rPr>
+                        <m:sty m:val="p"/>
+                      </m:rPr>
+                      <m:t>(</m:t>
+                    </m:r>
+                    <m:r>
+                      <m:t>1</m:t>
+                    </m:r>
+                    <m:r>
+                      <m:rPr>
+                        <m:sty m:val="p"/>
+                      </m:rPr>
+                      <m:t>−</m:t>
+                    </m:r>
+                    <m:r>
+                      <m:t>ε</m:t>
+                    </m:r>
+                    <m:r>
+                      <m:rPr>
+                        <m:sty m:val="p"/>
+                      </m:rPr>
+                      <m:t>)</m:t>
+                    </m:r>
+                    <m:r>
+                      <m:rPr>
+                        <m:sty m:val="p"/>
+                      </m:rPr>
+                      <m:t>&lt;</m:t>
+                    </m:r>
+                    <m:r>
+                      <m:t>y</m:t>
+                    </m:r>
+                    <m:r>
+                      <m:rPr>
+                        <m:sty m:val="p"/>
+                      </m:rPr>
+                      <m:t>&lt;</m:t>
+                    </m:r>
+                    <m:r>
+                      <m:t>ν</m:t>
+                    </m:r>
+                    <m:r>
+                      <m:rPr>
+                        <m:sty m:val="p"/>
+                      </m:rPr>
+                      <m:t>(</m:t>
+                    </m:r>
+                    <m:r>
+                      <m:t>1</m:t>
+                    </m:r>
+                    <m:r>
+                      <m:rPr>
+                        <m:sty m:val="p"/>
+                      </m:rPr>
+                      <m:t>+</m:t>
+                    </m:r>
+                    <m:r>
+                      <m:t>ε</m:t>
+                    </m:r>
+                    <m:r>
+                      <m:rPr>
+                        <m:sty m:val="p"/>
+                      </m:rPr>
+                      <m:t>)</m:t>
+                    </m:r>
+                  </m:e>
+                </m:mr>
+                <m:mr>
+                  <m:e>
+                    <m:r>
+                      <m:t>0</m:t>
+                    </m:r>
+                  </m:e>
+                  <m:e>
+                    <m:r>
+                      <m:t>y</m:t>
+                    </m:r>
+                    <m:r>
+                      <m:rPr>
+                        <m:sty m:val="p"/>
+                      </m:rPr>
+                      <m:t>≥</m:t>
+                    </m:r>
+                    <m:r>
+                      <m:t>ν</m:t>
+                    </m:r>
+                    <m:r>
+                      <m:rPr>
+                        <m:sty m:val="p"/>
+                      </m:rPr>
+                      <m:t>(</m:t>
+                    </m:r>
+                    <m:r>
+                      <m:t>1</m:t>
+                    </m:r>
+                    <m:r>
+                      <m:rPr>
+                        <m:sty m:val="p"/>
+                      </m:rPr>
+                      <m:t>+</m:t>
+                    </m:r>
+                    <m:r>
+                      <m:t>ε</m:t>
+                    </m:r>
+                    <m:r>
+                      <m:rPr>
+                        <m:sty m:val="p"/>
+                      </m:rPr>
+                      <m:t>)</m:t>
+                    </m:r>
+                  </m:e>
+                </m:mr>
+              </m:m>
+            </m:e>
+          </m:d>
+        </m:oMath>
+      </m:oMathPara>
+    </w:p>
+    <w:p>
+      <w:pPr>
+        <w:pStyle w:val="FirstParagraph"/>
+      </w:pPr>
+      <w:r>
+        <w:t xml:space="preserve">The first piece matches Teunis and van Eijkeren’s Equation 19: it is</w:t>
+      </w:r>
+      <w:r>
+        <w:t xml:space="preserve"> </w:t>
+      </w:r>
+      <w:r>
+        <w:t xml:space="preserve">flat (constant in</w:t>
+      </w:r>
+      <w:r>
+        <w:t xml:space="preserve"> </w:t>
+      </w:r>
+      <m:oMath>
+        <m:r>
+          <m:t>y</m:t>
+        </m:r>
+      </m:oMath>
+      <w:r>
+        <w:t xml:space="preserve">) over most of its support, then tapers to zero</w:t>
+      </w:r>
+      <w:r>
+        <w:t xml:space="preserve"> </w:t>
+      </w:r>
+      <w:r>
+        <w:t xml:space="preserve">by</w:t>
+      </w:r>
+      <w:r>
+        <w:t xml:space="preserve"> </w:t>
+      </w:r>
+      <m:oMath>
+        <m:r>
+          <m:t>y</m:t>
+        </m:r>
+        <m:r>
+          <m:rPr>
+            <m:sty m:val="p"/>
+          </m:rPr>
+          <m:t>=</m:t>
+        </m:r>
+        <m:r>
+          <m:t>ν</m:t>
+        </m:r>
+        <m:r>
+          <m:rPr>
+            <m:sty m:val="p"/>
+          </m:rPr>
+          <m:t>(</m:t>
+        </m:r>
+        <m:r>
+          <m:t>1</m:t>
+        </m:r>
+        <m:r>
+          <m:rPr>
+            <m:sty m:val="p"/>
+          </m:rPr>
+          <m:t>+</m:t>
+        </m:r>
+        <m:r>
+          <m:t>ε</m:t>
+        </m:r>
+        <m:r>
+          <m:rPr>
+            <m:sty m:val="p"/>
+          </m:rPr>
+          <m:t>)</m:t>
+        </m:r>
+      </m:oMath>
+      <w:r>
+        <w:t xml:space="preserve">.</w:t>
+      </w:r>
+      <w:r>
+        <w:t xml:space="preserve"> </w:t>
+      </w:r>
+      <w:r>
+        <w:t xml:space="preserve">Integrating both pieces over their full range recovers exactly</w:t>
+      </w:r>
+      <w:r>
+        <w:t xml:space="preserve"> </w:t>
+      </w:r>
+      <m:oMath>
+        <m:r>
+          <m:rPr>
+            <m:sty m:val="p"/>
+          </m:rPr>
+          <m:t>exp</m:t>
+        </m:r>
+        <m:r>
+          <m:t>​</m:t>
+        </m:r>
+        <m:d>
+          <m:dPr>
+            <m:begChr m:val="{"/>
+            <m:sepChr m:val=""/>
+            <m:endChr m:val="}"/>
+            <m:grow/>
+          </m:dPr>
+          <m:e>
+            <m:r>
+              <m:rPr>
+                <m:sty m:val="p"/>
+              </m:rPr>
+              <m:t>−</m:t>
+            </m:r>
+            <m:r>
+              <m:t>λ</m:t>
+            </m:r>
+            <m:r>
+              <m:t>a</m:t>
+            </m:r>
+          </m:e>
+        </m:d>
+        <m:r>
+          <m:t>​</m:t>
+        </m:r>
+      </m:oMath>
+      <w:r>
+        <w:t xml:space="preserve">, the never-infected probability, confirming the</w:t>
+      </w:r>
+      <w:r>
+        <w:t xml:space="preserve"> </w:t>
+      </w:r>
+      <w:r>
+        <w:t xml:space="preserve">density is correctly normalized.</w:t>
+      </w:r>
+      <w:r>
+        <w:t xml:space="preserve"> </w:t>
+      </w:r>
+      <w:r>
+        <w:t xml:space="preserve">As</w:t>
+      </w:r>
+      <w:r>
+        <w:t xml:space="preserve"> </w:t>
+      </w:r>
+      <m:oMath>
+        <m:r>
+          <m:t>ε</m:t>
+        </m:r>
+        <m:r>
+          <m:rPr>
+            <m:sty m:val="p"/>
+          </m:rPr>
+          <m:t>→</m:t>
+        </m:r>
+        <m:r>
+          <m:t>0</m:t>
+        </m:r>
+      </m:oMath>
+      <w:r>
+        <w:t xml:space="preserve"> </w:t>
+      </w:r>
+      <w:r>
+        <w:t xml:space="preserve">the flat piece reduces to</w:t>
+      </w:r>
+      <w:r>
+        <w:t xml:space="preserve"> </w:t>
+      </w:r>
+      <m:oMath>
+        <m:r>
+          <m:rPr>
+            <m:sty m:val="p"/>
+          </m:rPr>
+          <m:t>exp</m:t>
+        </m:r>
+        <m:r>
+          <m:t>​</m:t>
+        </m:r>
+        <m:d>
+          <m:dPr>
+            <m:begChr m:val="{"/>
+            <m:sepChr m:val=""/>
+            <m:endChr m:val="}"/>
+            <m:grow/>
+          </m:dPr>
+          <m:e>
+            <m:r>
+              <m:rPr>
+                <m:sty m:val="p"/>
+              </m:rPr>
+              <m:t>−</m:t>
+            </m:r>
+            <m:r>
+              <m:t>λ</m:t>
+            </m:r>
+            <m:r>
+              <m:t>a</m:t>
+            </m:r>
+          </m:e>
+        </m:d>
+        <m:r>
+          <m:t>​</m:t>
+        </m:r>
+        <m:r>
+          <m:rPr>
+            <m:sty m:val="p"/>
+          </m:rPr>
+          <m:t>/</m:t>
+        </m:r>
+        <m:r>
+          <m:t>ν</m:t>
+        </m:r>
+      </m:oMath>
+      <w:r>
+        <w:t xml:space="preserve">, the biological-noise-only density on</w:t>
+      </w:r>
+      <w:r>
+        <w:t xml:space="preserve"> </w:t>
+      </w:r>
+      <m:oMath>
+        <m:r>
+          <m:rPr>
+            <m:sty m:val="p"/>
+          </m:rPr>
+          <m:t>[</m:t>
+        </m:r>
+        <m:r>
+          <m:t>0</m:t>
+        </m:r>
+        <m:r>
+          <m:rPr>
+            <m:sty m:val="p"/>
+          </m:rPr>
+          <m:t>,</m:t>
+        </m:r>
+        <m:r>
+          <m:t>ν</m:t>
+        </m:r>
+        <m:r>
+          <m:rPr>
+            <m:sty m:val="p"/>
+          </m:rPr>
+          <m:t>]</m:t>
+        </m:r>
+      </m:oMath>
+      <w:r>
+        <w:t xml:space="preserve">, matching the single-source case above.</w:t>
       </w:r>
     </w:p>
     <w:bookmarkEnd w:id="93"/>
@@ -13471,7 +16602,7 @@
         <w:pStyle w:val="Compact"/>
         <w:numPr>
           <w:ilvl w:val="0"/>
-          <w:numId w:val="1037"/>
+          <w:numId w:val="1038"/>
         </w:numPr>
       </w:pPr>
       <w:r>
@@ -13500,7 +16631,7 @@
         <w:pStyle w:val="Compact"/>
         <w:numPr>
           <w:ilvl w:val="0"/>
-          <w:numId w:val="1037"/>
+          <w:numId w:val="1038"/>
         </w:numPr>
       </w:pPr>
       <w:r>
@@ -13529,7 +16660,7 @@
         <w:pStyle w:val="Compact"/>
         <w:numPr>
           <w:ilvl w:val="0"/>
-          <w:numId w:val="1037"/>
+          <w:numId w:val="1038"/>
         </w:numPr>
       </w:pPr>
       <w:r>
@@ -13558,7 +16689,7 @@
         <w:pStyle w:val="Compact"/>
         <w:numPr>
           <w:ilvl w:val="0"/>
-          <w:numId w:val="1037"/>
+          <w:numId w:val="1038"/>
         </w:numPr>
       </w:pPr>
       <w:r>
@@ -13578,7 +16709,7 @@
         <w:pStyle w:val="Compact"/>
         <w:numPr>
           <w:ilvl w:val="0"/>
-          <w:numId w:val="1037"/>
+          <w:numId w:val="1038"/>
         </w:numPr>
       </w:pPr>
       <w:r>
@@ -13952,7 +17083,7 @@
         <w:pStyle w:val="Compact"/>
         <w:numPr>
           <w:ilvl w:val="0"/>
-          <w:numId w:val="1038"/>
+          <w:numId w:val="1039"/>
         </w:numPr>
       </w:pPr>
       <w:r>
@@ -14018,7 +17149,7 @@
         <w:pStyle w:val="Compact"/>
         <w:numPr>
           <w:ilvl w:val="0"/>
-          <w:numId w:val="1038"/>
+          <w:numId w:val="1039"/>
         </w:numPr>
       </w:pPr>
       <w:r>
@@ -14484,7 +17615,7 @@
         <w:pStyle w:val="Compact"/>
         <w:numPr>
           <w:ilvl w:val="0"/>
-          <w:numId w:val="1039"/>
+          <w:numId w:val="1040"/>
         </w:numPr>
       </w:pPr>
       <w:r>
@@ -14506,7 +17637,7 @@
         <w:pStyle w:val="Compact"/>
         <w:numPr>
           <w:ilvl w:val="0"/>
-          <w:numId w:val="1039"/>
+          <w:numId w:val="1040"/>
         </w:numPr>
       </w:pPr>
       <w:r>
@@ -15260,7 +18391,7 @@
       <w:pPr>
         <w:numPr>
           <w:ilvl w:val="0"/>
-          <w:numId w:val="1040"/>
+          <w:numId w:val="1041"/>
         </w:numPr>
       </w:pPr>
       <w:r>
@@ -15305,7 +18436,7 @@
       <w:pPr>
         <w:numPr>
           <w:ilvl w:val="0"/>
-          <w:numId w:val="1040"/>
+          <w:numId w:val="1041"/>
         </w:numPr>
       </w:pPr>
       <w:r>
@@ -15316,7 +18447,7 @@
       <w:pPr>
         <w:numPr>
           <w:ilvl w:val="0"/>
-          <w:numId w:val="1040"/>
+          <w:numId w:val="1041"/>
         </w:numPr>
       </w:pPr>
       <w:r>
@@ -15336,7 +18467,7 @@
       <w:pPr>
         <w:numPr>
           <w:ilvl w:val="0"/>
-          <w:numId w:val="1040"/>
+          <w:numId w:val="1041"/>
         </w:numPr>
       </w:pPr>
       <w:r>
@@ -15347,7 +18478,7 @@
       <w:pPr>
         <w:numPr>
           <w:ilvl w:val="0"/>
-          <w:numId w:val="1040"/>
+          <w:numId w:val="1041"/>
         </w:numPr>
       </w:pPr>
       <w:r>
@@ -15358,7 +18489,7 @@
       <w:pPr>
         <w:numPr>
           <w:ilvl w:val="0"/>
-          <w:numId w:val="1040"/>
+          <w:numId w:val="1041"/>
         </w:numPr>
       </w:pPr>
       <w:r>
@@ -15369,7 +18500,7 @@
       <w:pPr>
         <w:numPr>
           <w:ilvl w:val="0"/>
-          <w:numId w:val="1040"/>
+          <w:numId w:val="1041"/>
         </w:numPr>
       </w:pPr>
       <w:r>
@@ -16371,6 +19502,9 @@
     <w:abstractNumId w:val="991"/>
   </w:num>
   <w:num w:numId="1040">
+    <w:abstractNumId w:val="991"/>
+  </w:num>
+  <w:num w:numId="1041">
     <w:abstractNumId w:val="991"/>
   </w:num>
 </w:numbering>

--- a/pr-preview/pr-503/vignettes/methodology.docx
+++ b/pr-preview/pr-503/vignettes/methodology.docx
@@ -14584,6 +14584,4415 @@
       </w:r>
       <w:r>
         <w:t xml:space="preserve">setting either width to zero recovers the corresponding single-source model above.</w:t>
+      </w:r>
+    </w:p>
+    <w:p>
+      <w:pPr>
+        <w:pStyle w:val="BodyText"/>
+      </w:pPr>
+      <w:r>
+        <w:t xml:space="preserve">The observed concentration is a product of two independent random</w:t>
+      </w:r>
+      <w:r>
+        <w:t xml:space="preserve"> </w:t>
+      </w:r>
+      <w:r>
+        <w:t xml:space="preserve">variables,</w:t>
+      </w:r>
+      <w:r>
+        <w:t xml:space="preserve"> </w:t>
+      </w:r>
+      <m:oMath>
+        <m:sSub>
+          <m:e>
+            <m:r>
+              <m:t>y</m:t>
+            </m:r>
+          </m:e>
+          <m:sub>
+            <m:r>
+              <m:rPr>
+                <m:nor/>
+                <m:sty m:val="p"/>
+              </m:rPr>
+              <m:t>obs</m:t>
+            </m:r>
+          </m:sub>
+        </m:sSub>
+        <m:r>
+          <m:rPr>
+            <m:sty m:val="p"/>
+          </m:rPr>
+          <m:t>=</m:t>
+        </m:r>
+        <m:r>
+          <m:t>S</m:t>
+        </m:r>
+        <m:r>
+          <m:rPr>
+            <m:sty m:val="p"/>
+          </m:rPr>
+          <m:t>⋅</m:t>
+        </m:r>
+        <m:r>
+          <m:t>X</m:t>
+        </m:r>
+      </m:oMath>
+      <w:r>
+        <w:t xml:space="preserve">, where</w:t>
+      </w:r>
+      <w:r>
+        <w:t xml:space="preserve"> </w:t>
+      </w:r>
+      <m:oMath>
+        <m:r>
+          <m:t>S</m:t>
+        </m:r>
+        <m:r>
+          <m:rPr>
+            <m:sty m:val="p"/>
+          </m:rPr>
+          <m:t>=</m:t>
+        </m:r>
+        <m:sSub>
+          <m:e>
+            <m:r>
+              <m:t>y</m:t>
+            </m:r>
+          </m:e>
+          <m:sub>
+            <m:r>
+              <m:rPr>
+                <m:nor/>
+                <m:sty m:val="p"/>
+              </m:rPr>
+              <m:t>true</m:t>
+            </m:r>
+          </m:sub>
+        </m:sSub>
+        <m:r>
+          <m:rPr>
+            <m:sty m:val="p"/>
+          </m:rPr>
+          <m:t>+</m:t>
+        </m:r>
+        <m:sSub>
+          <m:e>
+            <m:r>
+              <m:t>ϵ</m:t>
+            </m:r>
+          </m:e>
+          <m:sub>
+            <m:r>
+              <m:t>b</m:t>
+            </m:r>
+          </m:sub>
+        </m:sSub>
+      </m:oMath>
+      <w:r>
+        <w:t xml:space="preserve"> </w:t>
+      </w:r>
+      <w:r>
+        <w:t xml:space="preserve">and</w:t>
+      </w:r>
+      <w:r>
+        <w:t xml:space="preserve"> </w:t>
+      </w:r>
+      <m:oMath>
+        <m:r>
+          <m:t>X</m:t>
+        </m:r>
+        <m:r>
+          <m:rPr>
+            <m:sty m:val="p"/>
+          </m:rPr>
+          <m:t>=</m:t>
+        </m:r>
+        <m:r>
+          <m:t>1</m:t>
+        </m:r>
+        <m:r>
+          <m:rPr>
+            <m:sty m:val="p"/>
+          </m:rPr>
+          <m:t>+</m:t>
+        </m:r>
+        <m:r>
+          <m:t>ξ</m:t>
+        </m:r>
+      </m:oMath>
+      <w:r>
+        <w:t xml:space="preserve">. Conditional on</w:t>
+      </w:r>
+      <w:r>
+        <w:t xml:space="preserve"> </w:t>
+      </w:r>
+      <m:oMath>
+        <m:sSub>
+          <m:e>
+            <m:r>
+              <m:t>y</m:t>
+            </m:r>
+          </m:e>
+          <m:sub>
+            <m:r>
+              <m:rPr>
+                <m:nor/>
+                <m:sty m:val="p"/>
+              </m:rPr>
+              <m:t>true</m:t>
+            </m:r>
+          </m:sub>
+        </m:sSub>
+      </m:oMath>
+      <w:r>
+        <w:t xml:space="preserve"> </w:t>
+      </w:r>
+      <w:r>
+        <w:t xml:space="preserve">(holding it fixed, since</w:t>
+      </w:r>
+      <w:r>
+        <w:t xml:space="preserve"> </w:t>
+      </w:r>
+      <w:r>
+        <w:t xml:space="preserve">only</w:t>
+      </w:r>
+      <w:r>
+        <w:t xml:space="preserve"> </w:t>
+      </w:r>
+      <m:oMath>
+        <m:sSub>
+          <m:e>
+            <m:r>
+              <m:t>ϵ</m:t>
+            </m:r>
+          </m:e>
+          <m:sub>
+            <m:r>
+              <m:t>b</m:t>
+            </m:r>
+          </m:sub>
+        </m:sSub>
+      </m:oMath>
+      <w:r>
+        <w:t xml:space="preserve"> </w:t>
+      </w:r>
+      <w:r>
+        <w:t xml:space="preserve">and</w:t>
+      </w:r>
+      <w:r>
+        <w:t xml:space="preserve"> </w:t>
+      </w:r>
+      <m:oMath>
+        <m:r>
+          <m:t>ξ</m:t>
+        </m:r>
+      </m:oMath>
+      <w:r>
+        <w:t xml:space="preserve"> </w:t>
+      </w:r>
+      <w:r>
+        <w:t xml:space="preserve">are random),</w:t>
+      </w:r>
+    </w:p>
+    <w:p>
+      <w:pPr>
+        <w:pStyle w:val="BodyText"/>
+      </w:pPr>
+      <m:oMathPara>
+        <m:oMathParaPr>
+          <m:jc m:val="center"/>
+        </m:oMathParaPr>
+        <m:oMath>
+          <m:r>
+            <m:t>E</m:t>
+          </m:r>
+          <m:r>
+            <m:rPr>
+              <m:sty m:val="p"/>
+            </m:rPr>
+            <m:t>[</m:t>
+          </m:r>
+          <m:r>
+            <m:t>S</m:t>
+          </m:r>
+          <m:r>
+            <m:rPr>
+              <m:sty m:val="p"/>
+            </m:rPr>
+            <m:t>]</m:t>
+          </m:r>
+          <m:r>
+            <m:rPr>
+              <m:sty m:val="p"/>
+            </m:rPr>
+            <m:t>=</m:t>
+          </m:r>
+          <m:sSub>
+            <m:e>
+              <m:r>
+                <m:t>y</m:t>
+              </m:r>
+            </m:e>
+            <m:sub>
+              <m:r>
+                <m:rPr>
+                  <m:nor/>
+                  <m:sty m:val="p"/>
+                </m:rPr>
+                <m:t>true</m:t>
+              </m:r>
+            </m:sub>
+          </m:sSub>
+          <m:r>
+            <m:rPr>
+              <m:sty m:val="p"/>
+            </m:rPr>
+            <m:t>+</m:t>
+          </m:r>
+          <m:f>
+            <m:fPr>
+              <m:type m:val="bar"/>
+            </m:fPr>
+            <m:num>
+              <m:r>
+                <m:t>ν</m:t>
+              </m:r>
+            </m:num>
+            <m:den>
+              <m:r>
+                <m:t>2</m:t>
+              </m:r>
+            </m:den>
+          </m:f>
+          <m:r>
+            <m:rPr>
+              <m:sty m:val="p"/>
+            </m:rPr>
+            <m:t>,</m:t>
+          </m:r>
+          <m:r>
+            <m:t>  </m:t>
+          </m:r>
+          <m:r>
+            <m:rPr>
+              <m:nor/>
+              <m:sty m:val="p"/>
+            </m:rPr>
+            <m:t>Var</m:t>
+          </m:r>
+          <m:r>
+            <m:rPr>
+              <m:sty m:val="p"/>
+            </m:rPr>
+            <m:t>(</m:t>
+          </m:r>
+          <m:r>
+            <m:t>S</m:t>
+          </m:r>
+          <m:r>
+            <m:rPr>
+              <m:sty m:val="p"/>
+            </m:rPr>
+            <m:t>)</m:t>
+          </m:r>
+          <m:r>
+            <m:rPr>
+              <m:sty m:val="p"/>
+            </m:rPr>
+            <m:t>=</m:t>
+          </m:r>
+          <m:r>
+            <m:rPr>
+              <m:nor/>
+              <m:sty m:val="p"/>
+            </m:rPr>
+            <m:t>Var</m:t>
+          </m:r>
+          <m:r>
+            <m:rPr>
+              <m:sty m:val="p"/>
+            </m:rPr>
+            <m:t>(</m:t>
+          </m:r>
+          <m:sSub>
+            <m:e>
+              <m:r>
+                <m:t>ϵ</m:t>
+              </m:r>
+            </m:e>
+            <m:sub>
+              <m:r>
+                <m:t>b</m:t>
+              </m:r>
+            </m:sub>
+          </m:sSub>
+          <m:r>
+            <m:rPr>
+              <m:sty m:val="p"/>
+            </m:rPr>
+            <m:t>)</m:t>
+          </m:r>
+          <m:r>
+            <m:rPr>
+              <m:sty m:val="p"/>
+            </m:rPr>
+            <m:t>=</m:t>
+          </m:r>
+          <m:f>
+            <m:fPr>
+              <m:type m:val="bar"/>
+            </m:fPr>
+            <m:num>
+              <m:sSup>
+                <m:e>
+                  <m:r>
+                    <m:t>ν</m:t>
+                  </m:r>
+                </m:e>
+                <m:sup>
+                  <m:r>
+                    <m:t>2</m:t>
+                  </m:r>
+                </m:sup>
+              </m:sSup>
+            </m:num>
+            <m:den>
+              <m:r>
+                <m:t>12</m:t>
+              </m:r>
+            </m:den>
+          </m:f>
+          <m:r>
+            <m:rPr>
+              <m:sty m:val="p"/>
+            </m:rPr>
+            <m:t>,</m:t>
+          </m:r>
+          <m:r>
+            <m:t>  </m:t>
+          </m:r>
+          <m:r>
+            <m:t>E</m:t>
+          </m:r>
+          <m:r>
+            <m:rPr>
+              <m:sty m:val="p"/>
+            </m:rPr>
+            <m:t>[</m:t>
+          </m:r>
+          <m:r>
+            <m:t>X</m:t>
+          </m:r>
+          <m:r>
+            <m:rPr>
+              <m:sty m:val="p"/>
+            </m:rPr>
+            <m:t>]</m:t>
+          </m:r>
+          <m:r>
+            <m:rPr>
+              <m:sty m:val="p"/>
+            </m:rPr>
+            <m:t>=</m:t>
+          </m:r>
+          <m:r>
+            <m:t>1</m:t>
+          </m:r>
+          <m:r>
+            <m:rPr>
+              <m:sty m:val="p"/>
+            </m:rPr>
+            <m:t>,</m:t>
+          </m:r>
+          <m:r>
+            <m:t>  </m:t>
+          </m:r>
+          <m:r>
+            <m:rPr>
+              <m:nor/>
+              <m:sty m:val="p"/>
+            </m:rPr>
+            <m:t>Var</m:t>
+          </m:r>
+          <m:r>
+            <m:rPr>
+              <m:sty m:val="p"/>
+            </m:rPr>
+            <m:t>(</m:t>
+          </m:r>
+          <m:r>
+            <m:t>X</m:t>
+          </m:r>
+          <m:r>
+            <m:rPr>
+              <m:sty m:val="p"/>
+            </m:rPr>
+            <m:t>)</m:t>
+          </m:r>
+          <m:r>
+            <m:rPr>
+              <m:sty m:val="p"/>
+            </m:rPr>
+            <m:t>=</m:t>
+          </m:r>
+          <m:r>
+            <m:rPr>
+              <m:nor/>
+              <m:sty m:val="p"/>
+            </m:rPr>
+            <m:t>Var</m:t>
+          </m:r>
+          <m:r>
+            <m:rPr>
+              <m:sty m:val="p"/>
+            </m:rPr>
+            <m:t>(</m:t>
+          </m:r>
+          <m:r>
+            <m:t>ξ</m:t>
+          </m:r>
+          <m:r>
+            <m:rPr>
+              <m:sty m:val="p"/>
+            </m:rPr>
+            <m:t>)</m:t>
+          </m:r>
+          <m:r>
+            <m:rPr>
+              <m:sty m:val="p"/>
+            </m:rPr>
+            <m:t>=</m:t>
+          </m:r>
+          <m:f>
+            <m:fPr>
+              <m:type m:val="bar"/>
+            </m:fPr>
+            <m:num>
+              <m:sSup>
+                <m:e>
+                  <m:r>
+                    <m:t>ε</m:t>
+                  </m:r>
+                </m:e>
+                <m:sup>
+                  <m:r>
+                    <m:t>2</m:t>
+                  </m:r>
+                </m:sup>
+              </m:sSup>
+            </m:num>
+            <m:den>
+              <m:r>
+                <m:t>3</m:t>
+              </m:r>
+            </m:den>
+          </m:f>
+          <m:r>
+            <m:rPr>
+              <m:sty m:val="p"/>
+            </m:rPr>
+            <m:t>,</m:t>
+          </m:r>
+        </m:oMath>
+      </m:oMathPara>
+    </w:p>
+    <w:p>
+      <w:pPr>
+        <w:pStyle w:val="FirstParagraph"/>
+      </w:pPr>
+      <w:r>
+        <w:t xml:space="preserve">the first pair from</w:t>
+      </w:r>
+      <w:r>
+        <w:t xml:space="preserve"> </w:t>
+      </w:r>
+      <m:oMath>
+        <m:sSub>
+          <m:e>
+            <m:r>
+              <m:t>ϵ</m:t>
+            </m:r>
+          </m:e>
+          <m:sub>
+            <m:r>
+              <m:t>b</m:t>
+            </m:r>
+          </m:sub>
+        </m:sSub>
+        <m:r>
+          <m:rPr>
+            <m:sty m:val="p"/>
+          </m:rPr>
+          <m:t>∼</m:t>
+        </m:r>
+        <m:r>
+          <m:rPr>
+            <m:nor/>
+            <m:sty m:val="p"/>
+          </m:rPr>
+          <m:t>Unif</m:t>
+        </m:r>
+        <m:r>
+          <m:rPr>
+            <m:sty m:val="p"/>
+          </m:rPr>
+          <m:t>(</m:t>
+        </m:r>
+        <m:r>
+          <m:t>0</m:t>
+        </m:r>
+        <m:r>
+          <m:rPr>
+            <m:sty m:val="p"/>
+          </m:rPr>
+          <m:t>,</m:t>
+        </m:r>
+        <m:r>
+          <m:t>ν</m:t>
+        </m:r>
+        <m:r>
+          <m:rPr>
+            <m:sty m:val="p"/>
+          </m:rPr>
+          <m:t>)</m:t>
+        </m:r>
+      </m:oMath>
+      <w:r>
+        <w:t xml:space="preserve">, the second from</w:t>
+      </w:r>
+      <w:r>
+        <w:t xml:space="preserve"> </w:t>
+      </w:r>
+      <m:oMath>
+        <m:r>
+          <m:t>ξ</m:t>
+        </m:r>
+        <m:r>
+          <m:rPr>
+            <m:sty m:val="p"/>
+          </m:rPr>
+          <m:t>∼</m:t>
+        </m:r>
+        <m:r>
+          <m:rPr>
+            <m:nor/>
+            <m:sty m:val="p"/>
+          </m:rPr>
+          <m:t>Unif</m:t>
+        </m:r>
+        <m:r>
+          <m:rPr>
+            <m:sty m:val="p"/>
+          </m:rPr>
+          <m:t>(</m:t>
+        </m:r>
+        <m:r>
+          <m:rPr>
+            <m:sty m:val="p"/>
+          </m:rPr>
+          <m:t>−</m:t>
+        </m:r>
+        <m:r>
+          <m:t>ε</m:t>
+        </m:r>
+        <m:r>
+          <m:rPr>
+            <m:sty m:val="p"/>
+          </m:rPr>
+          <m:t>,</m:t>
+        </m:r>
+        <m:r>
+          <m:t>ε</m:t>
+        </m:r>
+        <m:r>
+          <m:rPr>
+            <m:sty m:val="p"/>
+          </m:rPr>
+          <m:t>)</m:t>
+        </m:r>
+      </m:oMath>
+      <w:r>
+        <w:t xml:space="preserve"> </w:t>
+      </w:r>
+      <w:r>
+        <w:t xml:space="preserve">(as derived above). For</w:t>
+      </w:r>
+      <w:r>
+        <w:t xml:space="preserve"> </w:t>
+      </w:r>
+      <w:r>
+        <w:t xml:space="preserve">independent</w:t>
+      </w:r>
+      <w:r>
+        <w:t xml:space="preserve"> </w:t>
+      </w:r>
+      <m:oMath>
+        <m:r>
+          <m:t>S</m:t>
+        </m:r>
+      </m:oMath>
+      <w:r>
+        <w:t xml:space="preserve"> </w:t>
+      </w:r>
+      <w:r>
+        <w:t xml:space="preserve">and</w:t>
+      </w:r>
+      <w:r>
+        <w:t xml:space="preserve"> </w:t>
+      </w:r>
+      <m:oMath>
+        <m:r>
+          <m:t>X</m:t>
+        </m:r>
+      </m:oMath>
+      <w:r>
+        <w:t xml:space="preserve">,</w:t>
+      </w:r>
+    </w:p>
+    <w:p>
+      <w:pPr>
+        <w:pStyle w:val="BodyText"/>
+      </w:pPr>
+      <m:oMathPara>
+        <m:oMathParaPr>
+          <m:jc m:val="center"/>
+        </m:oMathParaPr>
+        <m:oMath>
+          <m:r>
+            <m:rPr>
+              <m:nor/>
+              <m:sty m:val="p"/>
+            </m:rPr>
+            <m:t>Var</m:t>
+          </m:r>
+          <m:r>
+            <m:rPr>
+              <m:sty m:val="p"/>
+            </m:rPr>
+            <m:t>(</m:t>
+          </m:r>
+          <m:r>
+            <m:t>S</m:t>
+          </m:r>
+          <m:r>
+            <m:t>X</m:t>
+          </m:r>
+          <m:r>
+            <m:rPr>
+              <m:sty m:val="p"/>
+            </m:rPr>
+            <m:t>)</m:t>
+          </m:r>
+          <m:r>
+            <m:rPr>
+              <m:sty m:val="p"/>
+            </m:rPr>
+            <m:t>=</m:t>
+          </m:r>
+          <m:r>
+            <m:rPr>
+              <m:nor/>
+              <m:sty m:val="p"/>
+            </m:rPr>
+            <m:t>Var</m:t>
+          </m:r>
+          <m:r>
+            <m:rPr>
+              <m:sty m:val="p"/>
+            </m:rPr>
+            <m:t>(</m:t>
+          </m:r>
+          <m:r>
+            <m:t>S</m:t>
+          </m:r>
+          <m:r>
+            <m:rPr>
+              <m:sty m:val="p"/>
+            </m:rPr>
+            <m:t>)</m:t>
+          </m:r>
+          <m:r>
+            <m:rPr>
+              <m:nor/>
+              <m:sty m:val="p"/>
+            </m:rPr>
+            <m:t>Var</m:t>
+          </m:r>
+          <m:r>
+            <m:rPr>
+              <m:sty m:val="p"/>
+            </m:rPr>
+            <m:t>(</m:t>
+          </m:r>
+          <m:r>
+            <m:t>X</m:t>
+          </m:r>
+          <m:r>
+            <m:rPr>
+              <m:sty m:val="p"/>
+            </m:rPr>
+            <m:t>)</m:t>
+          </m:r>
+          <m:r>
+            <m:rPr>
+              <m:sty m:val="p"/>
+            </m:rPr>
+            <m:t>+</m:t>
+          </m:r>
+          <m:r>
+            <m:rPr>
+              <m:nor/>
+              <m:sty m:val="p"/>
+            </m:rPr>
+            <m:t>Var</m:t>
+          </m:r>
+          <m:r>
+            <m:rPr>
+              <m:sty m:val="p"/>
+            </m:rPr>
+            <m:t>(</m:t>
+          </m:r>
+          <m:r>
+            <m:t>S</m:t>
+          </m:r>
+          <m:r>
+            <m:rPr>
+              <m:sty m:val="p"/>
+            </m:rPr>
+            <m:t>)</m:t>
+          </m:r>
+          <m:r>
+            <m:t> </m:t>
+          </m:r>
+          <m:r>
+            <m:t>E</m:t>
+          </m:r>
+          <m:r>
+            <m:rPr>
+              <m:sty m:val="p"/>
+            </m:rPr>
+            <m:t>[</m:t>
+          </m:r>
+          <m:r>
+            <m:t>X</m:t>
+          </m:r>
+          <m:sSup>
+            <m:e>
+              <m:r>
+                <m:rPr>
+                  <m:sty m:val="p"/>
+                </m:rPr>
+                <m:t>]</m:t>
+              </m:r>
+            </m:e>
+            <m:sup>
+              <m:r>
+                <m:t>2</m:t>
+              </m:r>
+            </m:sup>
+          </m:sSup>
+          <m:r>
+            <m:rPr>
+              <m:sty m:val="p"/>
+            </m:rPr>
+            <m:t>+</m:t>
+          </m:r>
+          <m:r>
+            <m:t>E</m:t>
+          </m:r>
+          <m:r>
+            <m:rPr>
+              <m:sty m:val="p"/>
+            </m:rPr>
+            <m:t>[</m:t>
+          </m:r>
+          <m:r>
+            <m:t>S</m:t>
+          </m:r>
+          <m:sSup>
+            <m:e>
+              <m:r>
+                <m:rPr>
+                  <m:sty m:val="p"/>
+                </m:rPr>
+                <m:t>]</m:t>
+              </m:r>
+            </m:e>
+            <m:sup>
+              <m:r>
+                <m:t>2</m:t>
+              </m:r>
+            </m:sup>
+          </m:sSup>
+          <m:r>
+            <m:t> </m:t>
+          </m:r>
+          <m:r>
+            <m:rPr>
+              <m:nor/>
+              <m:sty m:val="p"/>
+            </m:rPr>
+            <m:t>Var</m:t>
+          </m:r>
+          <m:r>
+            <m:rPr>
+              <m:sty m:val="p"/>
+            </m:rPr>
+            <m:t>(</m:t>
+          </m:r>
+          <m:r>
+            <m:t>X</m:t>
+          </m:r>
+          <m:r>
+            <m:rPr>
+              <m:sty m:val="p"/>
+            </m:rPr>
+            <m:t>)</m:t>
+          </m:r>
+          <m:r>
+            <m:rPr>
+              <m:sty m:val="p"/>
+            </m:rPr>
+            <m:t>.</m:t>
+          </m:r>
+        </m:oMath>
+      </m:oMathPara>
+    </w:p>
+    <w:p>
+      <w:pPr>
+        <w:pStyle w:val="FirstParagraph"/>
+      </w:pPr>
+      <w:r>
+        <w:t xml:space="preserve">Substituting</w:t>
+      </w:r>
+      <w:r>
+        <w:t xml:space="preserve"> </w:t>
+      </w:r>
+      <m:oMath>
+        <m:r>
+          <m:t>E</m:t>
+        </m:r>
+        <m:r>
+          <m:rPr>
+            <m:sty m:val="p"/>
+          </m:rPr>
+          <m:t>[</m:t>
+        </m:r>
+        <m:r>
+          <m:t>X</m:t>
+        </m:r>
+        <m:r>
+          <m:rPr>
+            <m:sty m:val="p"/>
+          </m:rPr>
+          <m:t>]</m:t>
+        </m:r>
+        <m:r>
+          <m:rPr>
+            <m:sty m:val="p"/>
+          </m:rPr>
+          <m:t>=</m:t>
+        </m:r>
+        <m:r>
+          <m:t>1</m:t>
+        </m:r>
+      </m:oMath>
+      <w:r>
+        <w:t xml:space="preserve"> </w:t>
+      </w:r>
+      <w:r>
+        <w:t xml:space="preserve">and the variances above,</w:t>
+      </w:r>
+    </w:p>
+    <w:p>
+      <w:pPr>
+        <w:pStyle w:val="BodyText"/>
+      </w:pPr>
+      <m:oMathPara>
+        <m:oMathParaPr>
+          <m:jc m:val="center"/>
+        </m:oMathParaPr>
+        <m:oMath>
+          <m:r>
+            <m:rPr>
+              <m:nor/>
+              <m:sty m:val="p"/>
+            </m:rPr>
+            <m:t>Var</m:t>
+          </m:r>
+          <m:r>
+            <m:rPr>
+              <m:sty m:val="p"/>
+            </m:rPr>
+            <m:t>(</m:t>
+          </m:r>
+          <m:sSub>
+            <m:e>
+              <m:r>
+                <m:t>y</m:t>
+              </m:r>
+            </m:e>
+            <m:sub>
+              <m:r>
+                <m:rPr>
+                  <m:nor/>
+                  <m:sty m:val="p"/>
+                </m:rPr>
+                <m:t>obs</m:t>
+              </m:r>
+            </m:sub>
+          </m:sSub>
+          <m:r>
+            <m:rPr>
+              <m:sty m:val="p"/>
+            </m:rPr>
+            <m:t>∣</m:t>
+          </m:r>
+          <m:sSub>
+            <m:e>
+              <m:r>
+                <m:t>y</m:t>
+              </m:r>
+            </m:e>
+            <m:sub>
+              <m:r>
+                <m:rPr>
+                  <m:nor/>
+                  <m:sty m:val="p"/>
+                </m:rPr>
+                <m:t>true</m:t>
+              </m:r>
+            </m:sub>
+          </m:sSub>
+          <m:r>
+            <m:rPr>
+              <m:sty m:val="p"/>
+            </m:rPr>
+            <m:t>)</m:t>
+          </m:r>
+          <m:r>
+            <m:rPr>
+              <m:sty m:val="p"/>
+            </m:rPr>
+            <m:t>=</m:t>
+          </m:r>
+          <m:f>
+            <m:fPr>
+              <m:type m:val="bar"/>
+            </m:fPr>
+            <m:num>
+              <m:sSup>
+                <m:e>
+                  <m:r>
+                    <m:t>ν</m:t>
+                  </m:r>
+                </m:e>
+                <m:sup>
+                  <m:r>
+                    <m:t>2</m:t>
+                  </m:r>
+                </m:sup>
+              </m:sSup>
+            </m:num>
+            <m:den>
+              <m:r>
+                <m:t>12</m:t>
+              </m:r>
+            </m:den>
+          </m:f>
+          <m:r>
+            <m:rPr>
+              <m:sty m:val="p"/>
+            </m:rPr>
+            <m:t>⋅</m:t>
+          </m:r>
+          <m:f>
+            <m:fPr>
+              <m:type m:val="bar"/>
+            </m:fPr>
+            <m:num>
+              <m:sSup>
+                <m:e>
+                  <m:r>
+                    <m:t>ε</m:t>
+                  </m:r>
+                </m:e>
+                <m:sup>
+                  <m:r>
+                    <m:t>2</m:t>
+                  </m:r>
+                </m:sup>
+              </m:sSup>
+            </m:num>
+            <m:den>
+              <m:r>
+                <m:t>3</m:t>
+              </m:r>
+            </m:den>
+          </m:f>
+          <m:r>
+            <m:rPr>
+              <m:sty m:val="p"/>
+            </m:rPr>
+            <m:t>+</m:t>
+          </m:r>
+          <m:f>
+            <m:fPr>
+              <m:type m:val="bar"/>
+            </m:fPr>
+            <m:num>
+              <m:sSup>
+                <m:e>
+                  <m:r>
+                    <m:t>ν</m:t>
+                  </m:r>
+                </m:e>
+                <m:sup>
+                  <m:r>
+                    <m:t>2</m:t>
+                  </m:r>
+                </m:sup>
+              </m:sSup>
+            </m:num>
+            <m:den>
+              <m:r>
+                <m:t>12</m:t>
+              </m:r>
+            </m:den>
+          </m:f>
+          <m:r>
+            <m:rPr>
+              <m:sty m:val="p"/>
+            </m:rPr>
+            <m:t>⋅</m:t>
+          </m:r>
+          <m:r>
+            <m:t>1</m:t>
+          </m:r>
+          <m:r>
+            <m:rPr>
+              <m:sty m:val="p"/>
+            </m:rPr>
+            <m:t>+</m:t>
+          </m:r>
+          <m:sSup>
+            <m:e>
+              <m:d>
+                <m:dPr>
+                  <m:begChr m:val="("/>
+                  <m:sepChr m:val=""/>
+                  <m:endChr m:val=")"/>
+                  <m:grow/>
+                </m:dPr>
+                <m:e>
+                  <m:sSub>
+                    <m:e>
+                      <m:r>
+                        <m:t>y</m:t>
+                      </m:r>
+                    </m:e>
+                    <m:sub>
+                      <m:r>
+                        <m:rPr>
+                          <m:nor/>
+                          <m:sty m:val="p"/>
+                        </m:rPr>
+                        <m:t>true</m:t>
+                      </m:r>
+                    </m:sub>
+                  </m:sSub>
+                  <m:r>
+                    <m:rPr>
+                      <m:sty m:val="p"/>
+                    </m:rPr>
+                    <m:t>+</m:t>
+                  </m:r>
+                  <m:f>
+                    <m:fPr>
+                      <m:type m:val="bar"/>
+                    </m:fPr>
+                    <m:num>
+                      <m:r>
+                        <m:t>ν</m:t>
+                      </m:r>
+                    </m:num>
+                    <m:den>
+                      <m:r>
+                        <m:t>2</m:t>
+                      </m:r>
+                    </m:den>
+                  </m:f>
+                </m:e>
+              </m:d>
+            </m:e>
+            <m:sup>
+              <m:r>
+                <m:t>2</m:t>
+              </m:r>
+            </m:sup>
+          </m:sSup>
+          <m:f>
+            <m:fPr>
+              <m:type m:val="bar"/>
+            </m:fPr>
+            <m:num>
+              <m:sSup>
+                <m:e>
+                  <m:r>
+                    <m:t>ε</m:t>
+                  </m:r>
+                </m:e>
+                <m:sup>
+                  <m:r>
+                    <m:t>2</m:t>
+                  </m:r>
+                </m:sup>
+              </m:sSup>
+            </m:num>
+            <m:den>
+              <m:r>
+                <m:t>3</m:t>
+              </m:r>
+            </m:den>
+          </m:f>
+          <m:r>
+            <m:rPr>
+              <m:sty m:val="p"/>
+            </m:rPr>
+            <m:t>,</m:t>
+          </m:r>
+        </m:oMath>
+      </m:oMathPara>
+    </w:p>
+    <w:p>
+      <w:pPr>
+        <w:pStyle w:val="FirstParagraph"/>
+      </w:pPr>
+      <w:r>
+        <w:t xml:space="preserve">which simplifies to</w:t>
+      </w:r>
+    </w:p>
+    <w:p>
+      <w:pPr>
+        <w:pStyle w:val="BodyText"/>
+      </w:pPr>
+      <m:oMathPara>
+        <m:oMathParaPr>
+          <m:jc m:val="center"/>
+        </m:oMathParaPr>
+        <m:oMath>
+          <m:r>
+            <m:rPr>
+              <m:nor/>
+              <m:sty m:val="p"/>
+            </m:rPr>
+            <m:t>Var</m:t>
+          </m:r>
+          <m:r>
+            <m:rPr>
+              <m:sty m:val="p"/>
+            </m:rPr>
+            <m:t>(</m:t>
+          </m:r>
+          <m:sSub>
+            <m:e>
+              <m:r>
+                <m:t>y</m:t>
+              </m:r>
+            </m:e>
+            <m:sub>
+              <m:r>
+                <m:rPr>
+                  <m:nor/>
+                  <m:sty m:val="p"/>
+                </m:rPr>
+                <m:t>obs</m:t>
+              </m:r>
+            </m:sub>
+          </m:sSub>
+          <m:r>
+            <m:rPr>
+              <m:sty m:val="p"/>
+            </m:rPr>
+            <m:t>∣</m:t>
+          </m:r>
+          <m:sSub>
+            <m:e>
+              <m:r>
+                <m:t>y</m:t>
+              </m:r>
+            </m:e>
+            <m:sub>
+              <m:r>
+                <m:rPr>
+                  <m:nor/>
+                  <m:sty m:val="p"/>
+                </m:rPr>
+                <m:t>true</m:t>
+              </m:r>
+            </m:sub>
+          </m:sSub>
+          <m:r>
+            <m:rPr>
+              <m:sty m:val="p"/>
+            </m:rPr>
+            <m:t>)</m:t>
+          </m:r>
+          <m:r>
+            <m:rPr>
+              <m:sty m:val="p"/>
+            </m:rPr>
+            <m:t>=</m:t>
+          </m:r>
+          <m:f>
+            <m:fPr>
+              <m:type m:val="bar"/>
+            </m:fPr>
+            <m:num>
+              <m:sSup>
+                <m:e>
+                  <m:r>
+                    <m:t>ν</m:t>
+                  </m:r>
+                </m:e>
+                <m:sup>
+                  <m:r>
+                    <m:t>2</m:t>
+                  </m:r>
+                </m:sup>
+              </m:sSup>
+            </m:num>
+            <m:den>
+              <m:r>
+                <m:t>12</m:t>
+              </m:r>
+            </m:den>
+          </m:f>
+          <m:d>
+            <m:dPr>
+              <m:begChr m:val="("/>
+              <m:sepChr m:val=""/>
+              <m:endChr m:val=")"/>
+              <m:grow/>
+            </m:dPr>
+            <m:e>
+              <m:r>
+                <m:t>1</m:t>
+              </m:r>
+              <m:r>
+                <m:rPr>
+                  <m:sty m:val="p"/>
+                </m:rPr>
+                <m:t>+</m:t>
+              </m:r>
+              <m:f>
+                <m:fPr>
+                  <m:type m:val="bar"/>
+                </m:fPr>
+                <m:num>
+                  <m:sSup>
+                    <m:e>
+                      <m:r>
+                        <m:t>ε</m:t>
+                      </m:r>
+                    </m:e>
+                    <m:sup>
+                      <m:r>
+                        <m:t>2</m:t>
+                      </m:r>
+                    </m:sup>
+                  </m:sSup>
+                </m:num>
+                <m:den>
+                  <m:r>
+                    <m:t>3</m:t>
+                  </m:r>
+                </m:den>
+              </m:f>
+            </m:e>
+          </m:d>
+          <m:r>
+            <m:rPr>
+              <m:sty m:val="p"/>
+            </m:rPr>
+            <m:t>+</m:t>
+          </m:r>
+          <m:sSup>
+            <m:e>
+              <m:d>
+                <m:dPr>
+                  <m:begChr m:val="("/>
+                  <m:sepChr m:val=""/>
+                  <m:endChr m:val=")"/>
+                  <m:grow/>
+                </m:dPr>
+                <m:e>
+                  <m:sSub>
+                    <m:e>
+                      <m:r>
+                        <m:t>y</m:t>
+                      </m:r>
+                    </m:e>
+                    <m:sub>
+                      <m:r>
+                        <m:rPr>
+                          <m:nor/>
+                          <m:sty m:val="p"/>
+                        </m:rPr>
+                        <m:t>true</m:t>
+                      </m:r>
+                    </m:sub>
+                  </m:sSub>
+                  <m:r>
+                    <m:rPr>
+                      <m:sty m:val="p"/>
+                    </m:rPr>
+                    <m:t>+</m:t>
+                  </m:r>
+                  <m:f>
+                    <m:fPr>
+                      <m:type m:val="bar"/>
+                    </m:fPr>
+                    <m:num>
+                      <m:r>
+                        <m:t>ν</m:t>
+                      </m:r>
+                    </m:num>
+                    <m:den>
+                      <m:r>
+                        <m:t>2</m:t>
+                      </m:r>
+                    </m:den>
+                  </m:f>
+                </m:e>
+              </m:d>
+            </m:e>
+            <m:sup>
+              <m:r>
+                <m:t>2</m:t>
+              </m:r>
+            </m:sup>
+          </m:sSup>
+          <m:f>
+            <m:fPr>
+              <m:type m:val="bar"/>
+            </m:fPr>
+            <m:num>
+              <m:sSup>
+                <m:e>
+                  <m:r>
+                    <m:t>ε</m:t>
+                  </m:r>
+                </m:e>
+                <m:sup>
+                  <m:r>
+                    <m:t>2</m:t>
+                  </m:r>
+                </m:sup>
+              </m:sSup>
+            </m:num>
+            <m:den>
+              <m:r>
+                <m:t>3</m:t>
+              </m:r>
+            </m:den>
+          </m:f>
+          <m:r>
+            <m:rPr>
+              <m:sty m:val="p"/>
+            </m:rPr>
+            <m:t>.</m:t>
+          </m:r>
+        </m:oMath>
+      </m:oMathPara>
+    </w:p>
+    <w:p>
+      <w:pPr>
+        <w:pStyle w:val="FirstParagraph"/>
+      </w:pPr>
+      <w:r>
+        <w:t xml:space="preserve">As a check, this reduces to the two single-source cases above: setting</w:t>
+      </w:r>
+      <w:r>
+        <w:t xml:space="preserve"> </w:t>
+      </w:r>
+      <m:oMath>
+        <m:r>
+          <m:t>ε</m:t>
+        </m:r>
+        <m:r>
+          <m:rPr>
+            <m:sty m:val="p"/>
+          </m:rPr>
+          <m:t>=</m:t>
+        </m:r>
+        <m:r>
+          <m:t>0</m:t>
+        </m:r>
+      </m:oMath>
+      <w:r>
+        <w:t xml:space="preserve"> </w:t>
+      </w:r>
+      <w:r>
+        <w:t xml:space="preserve">gives</w:t>
+      </w:r>
+      <w:r>
+        <w:t xml:space="preserve"> </w:t>
+      </w:r>
+      <m:oMath>
+        <m:sSup>
+          <m:e>
+            <m:r>
+              <m:t>ν</m:t>
+            </m:r>
+          </m:e>
+          <m:sup>
+            <m:r>
+              <m:t>2</m:t>
+            </m:r>
+          </m:sup>
+        </m:sSup>
+        <m:r>
+          <m:rPr>
+            <m:sty m:val="p"/>
+          </m:rPr>
+          <m:t>/</m:t>
+        </m:r>
+        <m:r>
+          <m:t>12</m:t>
+        </m:r>
+      </m:oMath>
+      <w:r>
+        <w:t xml:space="preserve">, matching</w:t>
+      </w:r>
+      <w:r>
+        <w:t xml:space="preserve"> </w:t>
+      </w:r>
+      <m:oMath>
+        <m:r>
+          <m:rPr>
+            <m:nor/>
+            <m:sty m:val="p"/>
+          </m:rPr>
+          <m:t>Var</m:t>
+        </m:r>
+        <m:r>
+          <m:rPr>
+            <m:sty m:val="p"/>
+          </m:rPr>
+          <m:t>(</m:t>
+        </m:r>
+        <m:sSub>
+          <m:e>
+            <m:r>
+              <m:t>ϵ</m:t>
+            </m:r>
+          </m:e>
+          <m:sub>
+            <m:r>
+              <m:t>b</m:t>
+            </m:r>
+          </m:sub>
+        </m:sSub>
+        <m:r>
+          <m:rPr>
+            <m:sty m:val="p"/>
+          </m:rPr>
+          <m:t>)</m:t>
+        </m:r>
+      </m:oMath>
+      <w:r>
+        <w:t xml:space="preserve"> </w:t>
+      </w:r>
+      <w:r>
+        <w:t xml:space="preserve">for</w:t>
+      </w:r>
+      <w:r>
+        <w:t xml:space="preserve"> </w:t>
+      </w:r>
+      <w:r>
+        <w:t xml:space="preserve">biological noise alone; setting</w:t>
+      </w:r>
+      <w:r>
+        <w:t xml:space="preserve"> </w:t>
+      </w:r>
+      <m:oMath>
+        <m:r>
+          <m:t>ν</m:t>
+        </m:r>
+        <m:r>
+          <m:rPr>
+            <m:sty m:val="p"/>
+          </m:rPr>
+          <m:t>=</m:t>
+        </m:r>
+        <m:r>
+          <m:t>0</m:t>
+        </m:r>
+      </m:oMath>
+      <w:r>
+        <w:t xml:space="preserve"> </w:t>
+      </w:r>
+      <w:r>
+        <w:t xml:space="preserve">gives</w:t>
+      </w:r>
+      <w:r>
+        <w:t xml:space="preserve"> </w:t>
+      </w:r>
+      <m:oMath>
+        <m:sSubSup>
+          <m:e>
+            <m:r>
+              <m:t>y</m:t>
+            </m:r>
+          </m:e>
+          <m:sub>
+            <m:r>
+              <m:rPr>
+                <m:nor/>
+                <m:sty m:val="p"/>
+              </m:rPr>
+              <m:t>true</m:t>
+            </m:r>
+          </m:sub>
+          <m:sup>
+            <m:r>
+              <m:t>2</m:t>
+            </m:r>
+          </m:sup>
+        </m:sSubSup>
+        <m:r>
+          <m:t> </m:t>
+        </m:r>
+        <m:sSup>
+          <m:e>
+            <m:r>
+              <m:t>ε</m:t>
+            </m:r>
+          </m:e>
+          <m:sup>
+            <m:r>
+              <m:t>2</m:t>
+            </m:r>
+          </m:sup>
+        </m:sSup>
+        <m:r>
+          <m:rPr>
+            <m:sty m:val="p"/>
+          </m:rPr>
+          <m:t>/</m:t>
+        </m:r>
+        <m:r>
+          <m:t>3</m:t>
+        </m:r>
+      </m:oMath>
+      <w:r>
+        <w:t xml:space="preserve">, matching the measurement-noise-only</w:t>
+      </w:r>
+      <w:r>
+        <w:t xml:space="preserve"> </w:t>
+      </w:r>
+      <w:r>
+        <w:t xml:space="preserve">CV derivation (</w:t>
+      </w:r>
+      <m:oMath>
+        <m:r>
+          <m:rPr>
+            <m:nor/>
+            <m:sty m:val="p"/>
+          </m:rPr>
+          <m:t>SD</m:t>
+        </m:r>
+        <m:r>
+          <m:rPr>
+            <m:sty m:val="p"/>
+          </m:rPr>
+          <m:t>(</m:t>
+        </m:r>
+        <m:sSub>
+          <m:e>
+            <m:r>
+              <m:t>y</m:t>
+            </m:r>
+          </m:e>
+          <m:sub>
+            <m:r>
+              <m:rPr>
+                <m:nor/>
+                <m:sty m:val="p"/>
+              </m:rPr>
+              <m:t>obs</m:t>
+            </m:r>
+          </m:sub>
+        </m:sSub>
+        <m:r>
+          <m:rPr>
+            <m:sty m:val="p"/>
+          </m:rPr>
+          <m:t>)</m:t>
+        </m:r>
+        <m:r>
+          <m:rPr>
+            <m:sty m:val="p"/>
+          </m:rPr>
+          <m:t>=</m:t>
+        </m:r>
+        <m:sSub>
+          <m:e>
+            <m:r>
+              <m:t>y</m:t>
+            </m:r>
+          </m:e>
+          <m:sub>
+            <m:r>
+              <m:rPr>
+                <m:nor/>
+                <m:sty m:val="p"/>
+              </m:rPr>
+              <m:t>true</m:t>
+            </m:r>
+          </m:sub>
+        </m:sSub>
+        <m:r>
+          <m:rPr>
+            <m:sty m:val="p"/>
+          </m:rPr>
+          <m:t>⋅</m:t>
+        </m:r>
+        <m:r>
+          <m:t>ε</m:t>
+        </m:r>
+        <m:r>
+          <m:rPr>
+            <m:sty m:val="p"/>
+          </m:rPr>
+          <m:t>/</m:t>
+        </m:r>
+        <m:rad>
+          <m:radPr>
+            <m:degHide m:val="on"/>
+          </m:radPr>
+          <m:deg/>
+          <m:e>
+            <m:r>
+              <m:t>3</m:t>
+            </m:r>
+          </m:e>
+        </m:rad>
+      </m:oMath>
+      <w:r>
+        <w:t xml:space="preserve">).</w:t>
+      </w:r>
+    </w:p>
+    <w:p>
+      <w:pPr>
+        <w:pStyle w:val="BodyText"/>
+      </w:pPr>
+      <m:oMath>
+        <m:r>
+          <m:rPr>
+            <m:nor/>
+            <m:sty m:val="p"/>
+          </m:rPr>
+          <m:t>Var</m:t>
+        </m:r>
+        <m:r>
+          <m:rPr>
+            <m:sty m:val="p"/>
+          </m:rPr>
+          <m:t>(</m:t>
+        </m:r>
+        <m:sSub>
+          <m:e>
+            <m:r>
+              <m:t>y</m:t>
+            </m:r>
+          </m:e>
+          <m:sub>
+            <m:r>
+              <m:rPr>
+                <m:nor/>
+                <m:sty m:val="p"/>
+              </m:rPr>
+              <m:t>obs</m:t>
+            </m:r>
+          </m:sub>
+        </m:sSub>
+        <m:r>
+          <m:rPr>
+            <m:sty m:val="p"/>
+          </m:rPr>
+          <m:t>∣</m:t>
+        </m:r>
+        <m:sSub>
+          <m:e>
+            <m:r>
+              <m:t>y</m:t>
+            </m:r>
+          </m:e>
+          <m:sub>
+            <m:r>
+              <m:rPr>
+                <m:nor/>
+                <m:sty m:val="p"/>
+              </m:rPr>
+              <m:t>true</m:t>
+            </m:r>
+          </m:sub>
+        </m:sSub>
+        <m:r>
+          <m:rPr>
+            <m:sty m:val="p"/>
+          </m:rPr>
+          <m:t>)</m:t>
+        </m:r>
+      </m:oMath>
+      <w:r>
+        <w:t xml:space="preserve"> </w:t>
+      </w:r>
+      <w:r>
+        <w:t xml:space="preserve">conditions on a specific</w:t>
+      </w:r>
+      <w:r>
+        <w:t xml:space="preserve"> </w:t>
+      </w:r>
+      <w:r>
+        <w:t xml:space="preserve">individual’s true concentration. At the population level, even at a fixed</w:t>
+      </w:r>
+      <w:r>
+        <w:t xml:space="preserve"> </w:t>
+      </w:r>
+      <w:r>
+        <w:t xml:space="preserve">time since infection</w:t>
+      </w:r>
+      <w:r>
+        <w:t xml:space="preserve"> </w:t>
+      </w:r>
+      <m:oMath>
+        <m:r>
+          <m:t>T</m:t>
+        </m:r>
+        <m:r>
+          <m:rPr>
+            <m:sty m:val="p"/>
+          </m:rPr>
+          <m:t>=</m:t>
+        </m:r>
+        <m:r>
+          <m:t>t</m:t>
+        </m:r>
+      </m:oMath>
+      <w:r>
+        <w:t xml:space="preserve">, different individuals have different true</w:t>
+      </w:r>
+      <w:r>
+        <w:t xml:space="preserve"> </w:t>
+      </w:r>
+      <w:r>
+        <w:t xml:space="preserve">antibody concentrations:</w:t>
+      </w:r>
+      <w:r>
+        <w:t xml:space="preserve"> </w:t>
+      </w:r>
+      <w:r>
+        <w:rPr>
+          <w:rStyle w:val="VerbatimChar"/>
+        </w:rPr>
+        <w:t xml:space="preserve">serodynamics</w:t>
+      </w:r>
+      <w:r>
+        <w:t xml:space="preserve"> </w:t>
+      </w:r>
+      <w:r>
+        <w:t xml:space="preserve">returns a posterior</w:t>
+      </w:r>
+      <w:r>
+        <w:t xml:space="preserve"> </w:t>
+      </w:r>
+      <w:r>
+        <w:rPr>
+          <w:i/>
+          <w:iCs/>
+        </w:rPr>
+        <w:t xml:space="preserve">sample</w:t>
+      </w:r>
+      <w:r>
+        <w:t xml:space="preserve"> </w:t>
+      </w:r>
+      <w:r>
+        <w:t xml:space="preserve">of</w:t>
+      </w:r>
+      <w:r>
+        <w:t xml:space="preserve"> </w:t>
+      </w:r>
+      <w:r>
+        <w:t xml:space="preserve">curve-parameter sets rather than a single fixed curve, capturing both</w:t>
+      </w:r>
+      <w:r>
+        <w:t xml:space="preserve"> </w:t>
+      </w:r>
+      <w:r>
+        <w:t xml:space="preserve">estimation uncertainty and between-person heterogeneity in the seroresponse</w:t>
+      </w:r>
+      <w:r>
+        <w:t xml:space="preserve"> </w:t>
+      </w:r>
+      <w:r>
+        <w:t xml:space="preserve">(see</w:t>
+      </w:r>
+      <w:r>
+        <w:t xml:space="preserve"> </w:t>
+      </w:r>
+      <w:r>
+        <w:t xml:space="preserve">“Propagating uncertainty and heterogeneity”</w:t>
+      </w:r>
+      <w:r>
+        <w:t xml:space="preserve"> </w:t>
+      </w:r>
+      <w:r>
+        <w:t xml:space="preserve">in the</w:t>
+      </w:r>
+      <w:r>
+        <w:t xml:space="preserve"> </w:t>
+      </w:r>
+      <w:r>
+        <w:rPr>
+          <w:rStyle w:val="VerbatimChar"/>
+        </w:rPr>
+        <w:t xml:space="preserve">methodology</w:t>
+      </w:r>
+      <w:r>
+        <w:t xml:space="preserve"> </w:t>
+      </w:r>
+      <w:r>
+        <w:t xml:space="preserve">vignette). Write</w:t>
+      </w:r>
+      <w:r>
+        <w:t xml:space="preserve"> </w:t>
+      </w:r>
+      <m:oMath>
+        <m:r>
+          <m:t>μ</m:t>
+        </m:r>
+        <m:r>
+          <m:rPr>
+            <m:sty m:val="p"/>
+          </m:rPr>
+          <m:t>(</m:t>
+        </m:r>
+        <m:r>
+          <m:t>t</m:t>
+        </m:r>
+        <m:r>
+          <m:rPr>
+            <m:sty m:val="p"/>
+          </m:rPr>
+          <m:t>)</m:t>
+        </m:r>
+        <m:r>
+          <m:rPr>
+            <m:sty m:val="p"/>
+          </m:rPr>
+          <m:t>=</m:t>
+        </m:r>
+        <m:r>
+          <m:t>E</m:t>
+        </m:r>
+        <m:r>
+          <m:rPr>
+            <m:sty m:val="p"/>
+          </m:rPr>
+          <m:t>[</m:t>
+        </m:r>
+        <m:sSub>
+          <m:e>
+            <m:r>
+              <m:t>y</m:t>
+            </m:r>
+          </m:e>
+          <m:sub>
+            <m:r>
+              <m:rPr>
+                <m:nor/>
+                <m:sty m:val="p"/>
+              </m:rPr>
+              <m:t>true</m:t>
+            </m:r>
+          </m:sub>
+        </m:sSub>
+        <m:r>
+          <m:rPr>
+            <m:sty m:val="p"/>
+          </m:rPr>
+          <m:t>∣</m:t>
+        </m:r>
+        <m:r>
+          <m:t>T</m:t>
+        </m:r>
+        <m:r>
+          <m:rPr>
+            <m:sty m:val="p"/>
+          </m:rPr>
+          <m:t>=</m:t>
+        </m:r>
+        <m:r>
+          <m:t>t</m:t>
+        </m:r>
+        <m:r>
+          <m:rPr>
+            <m:sty m:val="p"/>
+          </m:rPr>
+          <m:t>]</m:t>
+        </m:r>
+      </m:oMath>
+      <w:r>
+        <w:t xml:space="preserve"> </w:t>
+      </w:r>
+      <w:r>
+        <w:t xml:space="preserve">and</w:t>
+      </w:r>
+      <w:r>
+        <w:t xml:space="preserve"> </w:t>
+      </w:r>
+      <m:oMath>
+        <m:sSup>
+          <m:e>
+            <m:r>
+              <m:t>σ</m:t>
+            </m:r>
+          </m:e>
+          <m:sup>
+            <m:r>
+              <m:t>2</m:t>
+            </m:r>
+          </m:sup>
+        </m:sSup>
+        <m:r>
+          <m:rPr>
+            <m:sty m:val="p"/>
+          </m:rPr>
+          <m:t>(</m:t>
+        </m:r>
+        <m:r>
+          <m:t>t</m:t>
+        </m:r>
+        <m:r>
+          <m:rPr>
+            <m:sty m:val="p"/>
+          </m:rPr>
+          <m:t>)</m:t>
+        </m:r>
+        <m:r>
+          <m:rPr>
+            <m:sty m:val="p"/>
+          </m:rPr>
+          <m:t>=</m:t>
+        </m:r>
+        <m:r>
+          <m:rPr>
+            <m:nor/>
+            <m:sty m:val="p"/>
+          </m:rPr>
+          <m:t>Var</m:t>
+        </m:r>
+        <m:r>
+          <m:rPr>
+            <m:sty m:val="p"/>
+          </m:rPr>
+          <m:t>(</m:t>
+        </m:r>
+        <m:sSub>
+          <m:e>
+            <m:r>
+              <m:t>y</m:t>
+            </m:r>
+          </m:e>
+          <m:sub>
+            <m:r>
+              <m:rPr>
+                <m:nor/>
+                <m:sty m:val="p"/>
+              </m:rPr>
+              <m:t>true</m:t>
+            </m:r>
+          </m:sub>
+        </m:sSub>
+        <m:r>
+          <m:rPr>
+            <m:sty m:val="p"/>
+          </m:rPr>
+          <m:t>∣</m:t>
+        </m:r>
+        <m:r>
+          <m:t>T</m:t>
+        </m:r>
+        <m:r>
+          <m:rPr>
+            <m:sty m:val="p"/>
+          </m:rPr>
+          <m:t>=</m:t>
+        </m:r>
+        <m:r>
+          <m:t>t</m:t>
+        </m:r>
+        <m:r>
+          <m:rPr>
+            <m:sty m:val="p"/>
+          </m:rPr>
+          <m:t>)</m:t>
+        </m:r>
+      </m:oMath>
+      <w:r>
+        <w:t xml:space="preserve"> </w:t>
+      </w:r>
+      <w:r>
+        <w:t xml:space="preserve">for this heterogeneity.</w:t>
+      </w:r>
+      <w:r>
+        <w:t xml:space="preserve"> </w:t>
+      </w:r>
+      <w:r>
+        <w:t xml:space="preserve">Unlike</w:t>
+      </w:r>
+      <w:r>
+        <w:t xml:space="preserve"> </w:t>
+      </w:r>
+      <m:oMath>
+        <m:sSub>
+          <m:e>
+            <m:r>
+              <m:t>ϵ</m:t>
+            </m:r>
+          </m:e>
+          <m:sub>
+            <m:r>
+              <m:t>b</m:t>
+            </m:r>
+          </m:sub>
+        </m:sSub>
+      </m:oMath>
+      <w:r>
+        <w:t xml:space="preserve"> </w:t>
+      </w:r>
+      <w:r>
+        <w:t xml:space="preserve">and</w:t>
+      </w:r>
+      <w:r>
+        <w:t xml:space="preserve"> </w:t>
+      </w:r>
+      <m:oMath>
+        <m:r>
+          <m:t>ξ</m:t>
+        </m:r>
+      </m:oMath>
+      <w:r>
+        <w:t xml:space="preserve">,</w:t>
+      </w:r>
+      <w:r>
+        <w:t xml:space="preserve"> </w:t>
+      </w:r>
+      <m:oMath>
+        <m:sSub>
+          <m:e>
+            <m:r>
+              <m:t>y</m:t>
+            </m:r>
+          </m:e>
+          <m:sub>
+            <m:r>
+              <m:rPr>
+                <m:nor/>
+                <m:sty m:val="p"/>
+              </m:rPr>
+              <m:t>true</m:t>
+            </m:r>
+          </m:sub>
+        </m:sSub>
+      </m:oMath>
+      <w:r>
+        <w:t xml:space="preserve"> </w:t>
+      </w:r>
+      <w:r>
+        <w:t xml:space="preserve">is not a named distribution</w:t>
+      </w:r>
+      <w:r>
+        <w:t xml:space="preserve"> </w:t>
+      </w:r>
+      <w:r>
+        <w:t xml:space="preserve">in this framework – its population distribution is the empirical Monte</w:t>
+      </w:r>
+      <w:r>
+        <w:t xml:space="preserve"> </w:t>
+      </w:r>
+      <w:r>
+        <w:t xml:space="preserve">Carlo sample, not a stated closed form – so</w:t>
+      </w:r>
+      <w:r>
+        <w:t xml:space="preserve"> </w:t>
+      </w:r>
+      <m:oMath>
+        <m:sSup>
+          <m:e>
+            <m:r>
+              <m:t>σ</m:t>
+            </m:r>
+          </m:e>
+          <m:sup>
+            <m:r>
+              <m:t>2</m:t>
+            </m:r>
+          </m:sup>
+        </m:sSup>
+        <m:r>
+          <m:rPr>
+            <m:sty m:val="p"/>
+          </m:rPr>
+          <m:t>(</m:t>
+        </m:r>
+        <m:r>
+          <m:t>t</m:t>
+        </m:r>
+        <m:r>
+          <m:rPr>
+            <m:sty m:val="p"/>
+          </m:rPr>
+          <m:t>)</m:t>
+        </m:r>
+      </m:oMath>
+      <w:r>
+        <w:t xml:space="preserve"> </w:t>
+      </w:r>
+      <w:r>
+        <w:t xml:space="preserve">has no closed</w:t>
+      </w:r>
+      <w:r>
+        <w:t xml:space="preserve"> </w:t>
+      </w:r>
+      <w:r>
+        <w:t xml:space="preserve">form here and is carried through the derivation symbolically.</w:t>
+      </w:r>
+    </w:p>
+    <w:p>
+      <w:pPr>
+        <w:pStyle w:val="BodyText"/>
+      </w:pPr>
+      <w:r>
+        <w:t xml:space="preserve">Assuming</w:t>
+      </w:r>
+      <w:r>
+        <w:t xml:space="preserve"> </w:t>
+      </w:r>
+      <m:oMath>
+        <m:sSub>
+          <m:e>
+            <m:r>
+              <m:t>y</m:t>
+            </m:r>
+          </m:e>
+          <m:sub>
+            <m:r>
+              <m:rPr>
+                <m:nor/>
+                <m:sty m:val="p"/>
+              </m:rPr>
+              <m:t>true</m:t>
+            </m:r>
+          </m:sub>
+        </m:sSub>
+      </m:oMath>
+      <w:r>
+        <w:t xml:space="preserve">,</w:t>
+      </w:r>
+      <w:r>
+        <w:t xml:space="preserve"> </w:t>
+      </w:r>
+      <m:oMath>
+        <m:sSub>
+          <m:e>
+            <m:r>
+              <m:t>ϵ</m:t>
+            </m:r>
+          </m:e>
+          <m:sub>
+            <m:r>
+              <m:t>b</m:t>
+            </m:r>
+          </m:sub>
+        </m:sSub>
+      </m:oMath>
+      <w:r>
+        <w:t xml:space="preserve">, and</w:t>
+      </w:r>
+      <w:r>
+        <w:t xml:space="preserve"> </w:t>
+      </w:r>
+      <m:oMath>
+        <m:r>
+          <m:t>ξ</m:t>
+        </m:r>
+      </m:oMath>
+      <w:r>
+        <w:t xml:space="preserve"> </w:t>
+      </w:r>
+      <w:r>
+        <w:t xml:space="preserve">are mutually independent</w:t>
+      </w:r>
+      <w:r>
+        <w:t xml:space="preserve"> </w:t>
+      </w:r>
+      <w:r>
+        <w:t xml:space="preserve">given</w:t>
+      </w:r>
+      <w:r>
+        <w:t xml:space="preserve"> </w:t>
+      </w:r>
+      <m:oMath>
+        <m:r>
+          <m:t>T</m:t>
+        </m:r>
+        <m:r>
+          <m:rPr>
+            <m:sty m:val="p"/>
+          </m:rPr>
+          <m:t>=</m:t>
+        </m:r>
+        <m:r>
+          <m:t>t</m:t>
+        </m:r>
+      </m:oMath>
+      <w:r>
+        <w:t xml:space="preserve">, the law of total variance gives</w:t>
+      </w:r>
+    </w:p>
+    <w:p>
+      <w:pPr>
+        <w:pStyle w:val="BodyText"/>
+      </w:pPr>
+      <m:oMathPara>
+        <m:oMathParaPr>
+          <m:jc m:val="center"/>
+        </m:oMathParaPr>
+        <m:oMath>
+          <m:r>
+            <m:rPr>
+              <m:nor/>
+              <m:sty m:val="p"/>
+            </m:rPr>
+            <m:t>Var</m:t>
+          </m:r>
+          <m:r>
+            <m:rPr>
+              <m:sty m:val="p"/>
+            </m:rPr>
+            <m:t>(</m:t>
+          </m:r>
+          <m:sSub>
+            <m:e>
+              <m:r>
+                <m:t>y</m:t>
+              </m:r>
+            </m:e>
+            <m:sub>
+              <m:r>
+                <m:rPr>
+                  <m:nor/>
+                  <m:sty m:val="p"/>
+                </m:rPr>
+                <m:t>obs</m:t>
+              </m:r>
+            </m:sub>
+          </m:sSub>
+          <m:r>
+            <m:rPr>
+              <m:sty m:val="p"/>
+            </m:rPr>
+            <m:t>∣</m:t>
+          </m:r>
+          <m:r>
+            <m:t>T</m:t>
+          </m:r>
+          <m:r>
+            <m:rPr>
+              <m:sty m:val="p"/>
+            </m:rPr>
+            <m:t>=</m:t>
+          </m:r>
+          <m:r>
+            <m:t>t</m:t>
+          </m:r>
+          <m:r>
+            <m:rPr>
+              <m:sty m:val="p"/>
+            </m:rPr>
+            <m:t>)</m:t>
+          </m:r>
+          <m:r>
+            <m:rPr>
+              <m:sty m:val="p"/>
+            </m:rPr>
+            <m:t>=</m:t>
+          </m:r>
+          <m:r>
+            <m:t>E</m:t>
+          </m:r>
+          <m:d>
+            <m:dPr>
+              <m:begChr m:val="["/>
+              <m:sepChr m:val=""/>
+              <m:endChr m:val="]"/>
+              <m:grow/>
+            </m:dPr>
+            <m:e>
+              <m:r>
+                <m:rPr>
+                  <m:nor/>
+                  <m:sty m:val="p"/>
+                </m:rPr>
+                <m:t>Var</m:t>
+              </m:r>
+              <m:r>
+                <m:rPr>
+                  <m:sty m:val="p"/>
+                </m:rPr>
+                <m:t>(</m:t>
+              </m:r>
+              <m:sSub>
+                <m:e>
+                  <m:r>
+                    <m:t>y</m:t>
+                  </m:r>
+                </m:e>
+                <m:sub>
+                  <m:r>
+                    <m:rPr>
+                      <m:nor/>
+                      <m:sty m:val="p"/>
+                    </m:rPr>
+                    <m:t>obs</m:t>
+                  </m:r>
+                </m:sub>
+              </m:sSub>
+              <m:r>
+                <m:rPr>
+                  <m:sty m:val="p"/>
+                </m:rPr>
+                <m:t>∣</m:t>
+              </m:r>
+              <m:sSub>
+                <m:e>
+                  <m:r>
+                    <m:t>y</m:t>
+                  </m:r>
+                </m:e>
+                <m:sub>
+                  <m:r>
+                    <m:rPr>
+                      <m:nor/>
+                      <m:sty m:val="p"/>
+                    </m:rPr>
+                    <m:t>true</m:t>
+                  </m:r>
+                </m:sub>
+              </m:sSub>
+              <m:r>
+                <m:rPr>
+                  <m:sty m:val="p"/>
+                </m:rPr>
+                <m:t>)</m:t>
+              </m:r>
+              <m:r>
+                <m:rPr>
+                  <m:sty m:val="p"/>
+                </m:rPr>
+                <m:t>∣</m:t>
+              </m:r>
+              <m:r>
+                <m:t>T</m:t>
+              </m:r>
+              <m:r>
+                <m:rPr>
+                  <m:sty m:val="p"/>
+                </m:rPr>
+                <m:t>=</m:t>
+              </m:r>
+              <m:r>
+                <m:t>t</m:t>
+              </m:r>
+            </m:e>
+          </m:d>
+          <m:r>
+            <m:rPr>
+              <m:sty m:val="p"/>
+            </m:rPr>
+            <m:t>+</m:t>
+          </m:r>
+          <m:r>
+            <m:rPr>
+              <m:nor/>
+              <m:sty m:val="p"/>
+            </m:rPr>
+            <m:t>Var</m:t>
+          </m:r>
+          <m:d>
+            <m:dPr>
+              <m:begChr m:val="("/>
+              <m:sepChr m:val=""/>
+              <m:endChr m:val=")"/>
+              <m:grow/>
+            </m:dPr>
+            <m:e>
+              <m:r>
+                <m:t>E</m:t>
+              </m:r>
+              <m:r>
+                <m:rPr>
+                  <m:sty m:val="p"/>
+                </m:rPr>
+                <m:t>[</m:t>
+              </m:r>
+              <m:sSub>
+                <m:e>
+                  <m:r>
+                    <m:t>y</m:t>
+                  </m:r>
+                </m:e>
+                <m:sub>
+                  <m:r>
+                    <m:rPr>
+                      <m:nor/>
+                      <m:sty m:val="p"/>
+                    </m:rPr>
+                    <m:t>obs</m:t>
+                  </m:r>
+                </m:sub>
+              </m:sSub>
+              <m:r>
+                <m:rPr>
+                  <m:sty m:val="p"/>
+                </m:rPr>
+                <m:t>∣</m:t>
+              </m:r>
+              <m:sSub>
+                <m:e>
+                  <m:r>
+                    <m:t>y</m:t>
+                  </m:r>
+                </m:e>
+                <m:sub>
+                  <m:r>
+                    <m:rPr>
+                      <m:nor/>
+                      <m:sty m:val="p"/>
+                    </m:rPr>
+                    <m:t>true</m:t>
+                  </m:r>
+                </m:sub>
+              </m:sSub>
+              <m:r>
+                <m:rPr>
+                  <m:sty m:val="p"/>
+                </m:rPr>
+                <m:t>]</m:t>
+              </m:r>
+              <m:r>
+                <m:rPr>
+                  <m:sty m:val="p"/>
+                </m:rPr>
+                <m:t>∣</m:t>
+              </m:r>
+              <m:r>
+                <m:t>T</m:t>
+              </m:r>
+              <m:r>
+                <m:rPr>
+                  <m:sty m:val="p"/>
+                </m:rPr>
+                <m:t>=</m:t>
+              </m:r>
+              <m:r>
+                <m:t>t</m:t>
+              </m:r>
+            </m:e>
+          </m:d>
+          <m:r>
+            <m:rPr>
+              <m:sty m:val="p"/>
+            </m:rPr>
+            <m:t>.</m:t>
+          </m:r>
+        </m:oMath>
+      </m:oMathPara>
+    </w:p>
+    <w:p>
+      <w:pPr>
+        <w:pStyle w:val="FirstParagraph"/>
+      </w:pPr>
+      <w:r>
+        <w:t xml:space="preserve">For the second term,</w:t>
+      </w:r>
+      <w:r>
+        <w:t xml:space="preserve"> </w:t>
+      </w:r>
+      <m:oMath>
+        <m:r>
+          <m:t>E</m:t>
+        </m:r>
+        <m:r>
+          <m:rPr>
+            <m:sty m:val="p"/>
+          </m:rPr>
+          <m:t>[</m:t>
+        </m:r>
+        <m:sSub>
+          <m:e>
+            <m:r>
+              <m:t>y</m:t>
+            </m:r>
+          </m:e>
+          <m:sub>
+            <m:r>
+              <m:rPr>
+                <m:nor/>
+                <m:sty m:val="p"/>
+              </m:rPr>
+              <m:t>obs</m:t>
+            </m:r>
+          </m:sub>
+        </m:sSub>
+        <m:r>
+          <m:rPr>
+            <m:sty m:val="p"/>
+          </m:rPr>
+          <m:t>∣</m:t>
+        </m:r>
+        <m:sSub>
+          <m:e>
+            <m:r>
+              <m:t>y</m:t>
+            </m:r>
+          </m:e>
+          <m:sub>
+            <m:r>
+              <m:rPr>
+                <m:nor/>
+                <m:sty m:val="p"/>
+              </m:rPr>
+              <m:t>true</m:t>
+            </m:r>
+          </m:sub>
+        </m:sSub>
+        <m:r>
+          <m:rPr>
+            <m:sty m:val="p"/>
+          </m:rPr>
+          <m:t>]</m:t>
+        </m:r>
+        <m:r>
+          <m:rPr>
+            <m:sty m:val="p"/>
+          </m:rPr>
+          <m:t>=</m:t>
+        </m:r>
+        <m:sSub>
+          <m:e>
+            <m:r>
+              <m:t>y</m:t>
+            </m:r>
+          </m:e>
+          <m:sub>
+            <m:r>
+              <m:rPr>
+                <m:nor/>
+                <m:sty m:val="p"/>
+              </m:rPr>
+              <m:t>true</m:t>
+            </m:r>
+          </m:sub>
+        </m:sSub>
+        <m:r>
+          <m:rPr>
+            <m:sty m:val="p"/>
+          </m:rPr>
+          <m:t>+</m:t>
+        </m:r>
+        <m:r>
+          <m:t>ν</m:t>
+        </m:r>
+        <m:r>
+          <m:rPr>
+            <m:sty m:val="p"/>
+          </m:rPr>
+          <m:t>/</m:t>
+        </m:r>
+        <m:r>
+          <m:t>2</m:t>
+        </m:r>
+      </m:oMath>
+      <w:r>
+        <w:t xml:space="preserve"> </w:t>
+      </w:r>
+      <w:r>
+        <w:t xml:space="preserve">(a constant shift of</w:t>
+      </w:r>
+      <w:r>
+        <w:t xml:space="preserve"> </w:t>
+      </w:r>
+      <m:oMath>
+        <m:sSub>
+          <m:e>
+            <m:r>
+              <m:t>y</m:t>
+            </m:r>
+          </m:e>
+          <m:sub>
+            <m:r>
+              <m:rPr>
+                <m:nor/>
+                <m:sty m:val="p"/>
+              </m:rPr>
+              <m:t>true</m:t>
+            </m:r>
+          </m:sub>
+        </m:sSub>
+      </m:oMath>
+      <w:r>
+        <w:t xml:space="preserve">), so</w:t>
+      </w:r>
+    </w:p>
+    <w:p>
+      <w:pPr>
+        <w:pStyle w:val="BodyText"/>
+      </w:pPr>
+      <m:oMathPara>
+        <m:oMathParaPr>
+          <m:jc m:val="center"/>
+        </m:oMathParaPr>
+        <m:oMath>
+          <m:r>
+            <m:rPr>
+              <m:nor/>
+              <m:sty m:val="p"/>
+            </m:rPr>
+            <m:t>Var</m:t>
+          </m:r>
+          <m:d>
+            <m:dPr>
+              <m:begChr m:val="("/>
+              <m:sepChr m:val=""/>
+              <m:endChr m:val=")"/>
+              <m:grow/>
+            </m:dPr>
+            <m:e>
+              <m:r>
+                <m:t>E</m:t>
+              </m:r>
+              <m:r>
+                <m:rPr>
+                  <m:sty m:val="p"/>
+                </m:rPr>
+                <m:t>[</m:t>
+              </m:r>
+              <m:sSub>
+                <m:e>
+                  <m:r>
+                    <m:t>y</m:t>
+                  </m:r>
+                </m:e>
+                <m:sub>
+                  <m:r>
+                    <m:rPr>
+                      <m:nor/>
+                      <m:sty m:val="p"/>
+                    </m:rPr>
+                    <m:t>obs</m:t>
+                  </m:r>
+                </m:sub>
+              </m:sSub>
+              <m:r>
+                <m:rPr>
+                  <m:sty m:val="p"/>
+                </m:rPr>
+                <m:t>∣</m:t>
+              </m:r>
+              <m:sSub>
+                <m:e>
+                  <m:r>
+                    <m:t>y</m:t>
+                  </m:r>
+                </m:e>
+                <m:sub>
+                  <m:r>
+                    <m:rPr>
+                      <m:nor/>
+                      <m:sty m:val="p"/>
+                    </m:rPr>
+                    <m:t>true</m:t>
+                  </m:r>
+                </m:sub>
+              </m:sSub>
+              <m:r>
+                <m:rPr>
+                  <m:sty m:val="p"/>
+                </m:rPr>
+                <m:t>]</m:t>
+              </m:r>
+              <m:r>
+                <m:rPr>
+                  <m:sty m:val="p"/>
+                </m:rPr>
+                <m:t>∣</m:t>
+              </m:r>
+              <m:r>
+                <m:t>T</m:t>
+              </m:r>
+              <m:r>
+                <m:rPr>
+                  <m:sty m:val="p"/>
+                </m:rPr>
+                <m:t>=</m:t>
+              </m:r>
+              <m:r>
+                <m:t>t</m:t>
+              </m:r>
+            </m:e>
+          </m:d>
+          <m:r>
+            <m:rPr>
+              <m:sty m:val="p"/>
+            </m:rPr>
+            <m:t>=</m:t>
+          </m:r>
+          <m:r>
+            <m:rPr>
+              <m:nor/>
+              <m:sty m:val="p"/>
+            </m:rPr>
+            <m:t>Var</m:t>
+          </m:r>
+          <m:r>
+            <m:rPr>
+              <m:sty m:val="p"/>
+            </m:rPr>
+            <m:t>(</m:t>
+          </m:r>
+          <m:sSub>
+            <m:e>
+              <m:r>
+                <m:t>y</m:t>
+              </m:r>
+            </m:e>
+            <m:sub>
+              <m:r>
+                <m:rPr>
+                  <m:nor/>
+                  <m:sty m:val="p"/>
+                </m:rPr>
+                <m:t>true</m:t>
+              </m:r>
+            </m:sub>
+          </m:sSub>
+          <m:r>
+            <m:rPr>
+              <m:sty m:val="p"/>
+            </m:rPr>
+            <m:t>∣</m:t>
+          </m:r>
+          <m:r>
+            <m:t>T</m:t>
+          </m:r>
+          <m:r>
+            <m:rPr>
+              <m:sty m:val="p"/>
+            </m:rPr>
+            <m:t>=</m:t>
+          </m:r>
+          <m:r>
+            <m:t>t</m:t>
+          </m:r>
+          <m:r>
+            <m:rPr>
+              <m:sty m:val="p"/>
+            </m:rPr>
+            <m:t>)</m:t>
+          </m:r>
+          <m:r>
+            <m:rPr>
+              <m:sty m:val="p"/>
+            </m:rPr>
+            <m:t>=</m:t>
+          </m:r>
+          <m:sSup>
+            <m:e>
+              <m:r>
+                <m:t>σ</m:t>
+              </m:r>
+            </m:e>
+            <m:sup>
+              <m:r>
+                <m:t>2</m:t>
+              </m:r>
+            </m:sup>
+          </m:sSup>
+          <m:r>
+            <m:rPr>
+              <m:sty m:val="p"/>
+            </m:rPr>
+            <m:t>(</m:t>
+          </m:r>
+          <m:r>
+            <m:t>t</m:t>
+          </m:r>
+          <m:r>
+            <m:rPr>
+              <m:sty m:val="p"/>
+            </m:rPr>
+            <m:t>)</m:t>
+          </m:r>
+          <m:r>
+            <m:rPr>
+              <m:sty m:val="p"/>
+            </m:rPr>
+            <m:t>.</m:t>
+          </m:r>
+        </m:oMath>
+      </m:oMathPara>
+    </w:p>
+    <w:p>
+      <w:pPr>
+        <w:pStyle w:val="FirstParagraph"/>
+      </w:pPr>
+      <w:r>
+        <w:t xml:space="preserve">For the first term, take the expectation of the</w:t>
+      </w:r>
+      <w:r>
+        <w:t xml:space="preserve"> </w:t>
+      </w:r>
+      <m:oMath>
+        <m:r>
+          <m:rPr>
+            <m:nor/>
+            <m:sty m:val="p"/>
+          </m:rPr>
+          <m:t>Var</m:t>
+        </m:r>
+        <m:r>
+          <m:rPr>
+            <m:sty m:val="p"/>
+          </m:rPr>
+          <m:t>(</m:t>
+        </m:r>
+        <m:sSub>
+          <m:e>
+            <m:r>
+              <m:t>y</m:t>
+            </m:r>
+          </m:e>
+          <m:sub>
+            <m:r>
+              <m:rPr>
+                <m:nor/>
+                <m:sty m:val="p"/>
+              </m:rPr>
+              <m:t>obs</m:t>
+            </m:r>
+          </m:sub>
+        </m:sSub>
+        <m:r>
+          <m:rPr>
+            <m:sty m:val="p"/>
+          </m:rPr>
+          <m:t>∣</m:t>
+        </m:r>
+        <m:sSub>
+          <m:e>
+            <m:r>
+              <m:t>y</m:t>
+            </m:r>
+          </m:e>
+          <m:sub>
+            <m:r>
+              <m:rPr>
+                <m:nor/>
+                <m:sty m:val="p"/>
+              </m:rPr>
+              <m:t>true</m:t>
+            </m:r>
+          </m:sub>
+        </m:sSub>
+        <m:r>
+          <m:rPr>
+            <m:sty m:val="p"/>
+          </m:rPr>
+          <m:t>)</m:t>
+        </m:r>
+      </m:oMath>
+      <w:r>
+        <w:t xml:space="preserve"> </w:t>
+      </w:r>
+      <w:r>
+        <w:t xml:space="preserve">formula derived above over</w:t>
+      </w:r>
+      <w:r>
+        <w:t xml:space="preserve"> </w:t>
+      </w:r>
+      <m:oMath>
+        <m:sSub>
+          <m:e>
+            <m:r>
+              <m:t>y</m:t>
+            </m:r>
+          </m:e>
+          <m:sub>
+            <m:r>
+              <m:rPr>
+                <m:nor/>
+                <m:sty m:val="p"/>
+              </m:rPr>
+              <m:t>true</m:t>
+            </m:r>
+          </m:sub>
+        </m:sSub>
+      </m:oMath>
+      <w:r>
+        <w:t xml:space="preserve">:</w:t>
+      </w:r>
+    </w:p>
+    <w:p>
+      <w:pPr>
+        <w:pStyle w:val="BodyText"/>
+      </w:pPr>
+      <m:oMathPara>
+        <m:oMathParaPr>
+          <m:jc m:val="center"/>
+        </m:oMathParaPr>
+        <m:oMath>
+          <m:r>
+            <m:t>E</m:t>
+          </m:r>
+          <m:d>
+            <m:dPr>
+              <m:begChr m:val="["/>
+              <m:sepChr m:val=""/>
+              <m:endChr m:val="]"/>
+              <m:grow/>
+            </m:dPr>
+            <m:e>
+              <m:r>
+                <m:rPr>
+                  <m:nor/>
+                  <m:sty m:val="p"/>
+                </m:rPr>
+                <m:t>Var</m:t>
+              </m:r>
+              <m:r>
+                <m:rPr>
+                  <m:sty m:val="p"/>
+                </m:rPr>
+                <m:t>(</m:t>
+              </m:r>
+              <m:sSub>
+                <m:e>
+                  <m:r>
+                    <m:t>y</m:t>
+                  </m:r>
+                </m:e>
+                <m:sub>
+                  <m:r>
+                    <m:rPr>
+                      <m:nor/>
+                      <m:sty m:val="p"/>
+                    </m:rPr>
+                    <m:t>obs</m:t>
+                  </m:r>
+                </m:sub>
+              </m:sSub>
+              <m:r>
+                <m:rPr>
+                  <m:sty m:val="p"/>
+                </m:rPr>
+                <m:t>∣</m:t>
+              </m:r>
+              <m:sSub>
+                <m:e>
+                  <m:r>
+                    <m:t>y</m:t>
+                  </m:r>
+                </m:e>
+                <m:sub>
+                  <m:r>
+                    <m:rPr>
+                      <m:nor/>
+                      <m:sty m:val="p"/>
+                    </m:rPr>
+                    <m:t>true</m:t>
+                  </m:r>
+                </m:sub>
+              </m:sSub>
+              <m:r>
+                <m:rPr>
+                  <m:sty m:val="p"/>
+                </m:rPr>
+                <m:t>)</m:t>
+              </m:r>
+              <m:r>
+                <m:rPr>
+                  <m:sty m:val="p"/>
+                </m:rPr>
+                <m:t>∣</m:t>
+              </m:r>
+              <m:r>
+                <m:t>T</m:t>
+              </m:r>
+              <m:r>
+                <m:rPr>
+                  <m:sty m:val="p"/>
+                </m:rPr>
+                <m:t>=</m:t>
+              </m:r>
+              <m:r>
+                <m:t>t</m:t>
+              </m:r>
+            </m:e>
+          </m:d>
+          <m:r>
+            <m:rPr>
+              <m:sty m:val="p"/>
+            </m:rPr>
+            <m:t>=</m:t>
+          </m:r>
+          <m:f>
+            <m:fPr>
+              <m:type m:val="bar"/>
+            </m:fPr>
+            <m:num>
+              <m:sSup>
+                <m:e>
+                  <m:r>
+                    <m:t>ν</m:t>
+                  </m:r>
+                </m:e>
+                <m:sup>
+                  <m:r>
+                    <m:t>2</m:t>
+                  </m:r>
+                </m:sup>
+              </m:sSup>
+            </m:num>
+            <m:den>
+              <m:r>
+                <m:t>12</m:t>
+              </m:r>
+            </m:den>
+          </m:f>
+          <m:d>
+            <m:dPr>
+              <m:begChr m:val="("/>
+              <m:sepChr m:val=""/>
+              <m:endChr m:val=")"/>
+              <m:grow/>
+            </m:dPr>
+            <m:e>
+              <m:r>
+                <m:t>1</m:t>
+              </m:r>
+              <m:r>
+                <m:rPr>
+                  <m:sty m:val="p"/>
+                </m:rPr>
+                <m:t>+</m:t>
+              </m:r>
+              <m:f>
+                <m:fPr>
+                  <m:type m:val="bar"/>
+                </m:fPr>
+                <m:num>
+                  <m:sSup>
+                    <m:e>
+                      <m:r>
+                        <m:t>ε</m:t>
+                      </m:r>
+                    </m:e>
+                    <m:sup>
+                      <m:r>
+                        <m:t>2</m:t>
+                      </m:r>
+                    </m:sup>
+                  </m:sSup>
+                </m:num>
+                <m:den>
+                  <m:r>
+                    <m:t>3</m:t>
+                  </m:r>
+                </m:den>
+              </m:f>
+            </m:e>
+          </m:d>
+          <m:r>
+            <m:rPr>
+              <m:sty m:val="p"/>
+            </m:rPr>
+            <m:t>+</m:t>
+          </m:r>
+          <m:f>
+            <m:fPr>
+              <m:type m:val="bar"/>
+            </m:fPr>
+            <m:num>
+              <m:sSup>
+                <m:e>
+                  <m:r>
+                    <m:t>ε</m:t>
+                  </m:r>
+                </m:e>
+                <m:sup>
+                  <m:r>
+                    <m:t>2</m:t>
+                  </m:r>
+                </m:sup>
+              </m:sSup>
+            </m:num>
+            <m:den>
+              <m:r>
+                <m:t>3</m:t>
+              </m:r>
+            </m:den>
+          </m:f>
+          <m:r>
+            <m:t> </m:t>
+          </m:r>
+          <m:r>
+            <m:t>E</m:t>
+          </m:r>
+          <m:r>
+            <m:t>​</m:t>
+          </m:r>
+          <m:d>
+            <m:dPr>
+              <m:begChr m:val="["/>
+              <m:sepChr m:val="|"/>
+              <m:endChr m:val="]"/>
+              <m:grow/>
+            </m:dPr>
+            <m:e>
+              <m:sSup>
+                <m:e>
+                  <m:d>
+                    <m:dPr>
+                      <m:begChr m:val="("/>
+                      <m:sepChr m:val=""/>
+                      <m:endChr m:val=")"/>
+                      <m:grow/>
+                    </m:dPr>
+                    <m:e>
+                      <m:sSub>
+                        <m:e>
+                          <m:r>
+                            <m:t>y</m:t>
+                          </m:r>
+                        </m:e>
+                        <m:sub>
+                          <m:r>
+                            <m:rPr>
+                              <m:nor/>
+                              <m:sty m:val="p"/>
+                            </m:rPr>
+                            <m:t>true</m:t>
+                          </m:r>
+                        </m:sub>
+                      </m:sSub>
+                      <m:r>
+                        <m:rPr>
+                          <m:sty m:val="p"/>
+                        </m:rPr>
+                        <m:t>+</m:t>
+                      </m:r>
+                      <m:f>
+                        <m:fPr>
+                          <m:type m:val="bar"/>
+                        </m:fPr>
+                        <m:num>
+                          <m:r>
+                            <m:t>ν</m:t>
+                          </m:r>
+                        </m:num>
+                        <m:den>
+                          <m:r>
+                            <m:t>2</m:t>
+                          </m:r>
+                        </m:den>
+                      </m:f>
+                    </m:e>
+                  </m:d>
+                </m:e>
+                <m:sup>
+                  <m:r>
+                    <m:t>2</m:t>
+                  </m:r>
+                </m:sup>
+              </m:sSup>
+            </m:e>
+            <m:e>
+              <m:r>
+                <m:t>T</m:t>
+              </m:r>
+              <m:r>
+                <m:rPr>
+                  <m:sty m:val="p"/>
+                </m:rPr>
+                <m:t>=</m:t>
+              </m:r>
+              <m:r>
+                <m:t>t</m:t>
+              </m:r>
+            </m:e>
+          </m:d>
+          <m:r>
+            <m:rPr>
+              <m:sty m:val="p"/>
+            </m:rPr>
+            <m:t>.</m:t>
+          </m:r>
+        </m:oMath>
+      </m:oMathPara>
+    </w:p>
+    <w:p>
+      <w:pPr>
+        <w:pStyle w:val="FirstParagraph"/>
+      </w:pPr>
+      <w:r>
+        <w:t xml:space="preserve">Writing</w:t>
+      </w:r>
+      <w:r>
+        <w:t xml:space="preserve"> </w:t>
+      </w:r>
+      <m:oMath>
+        <m:r>
+          <m:t>W</m:t>
+        </m:r>
+        <m:r>
+          <m:rPr>
+            <m:sty m:val="p"/>
+          </m:rPr>
+          <m:t>=</m:t>
+        </m:r>
+        <m:sSub>
+          <m:e>
+            <m:r>
+              <m:t>y</m:t>
+            </m:r>
+          </m:e>
+          <m:sub>
+            <m:r>
+              <m:rPr>
+                <m:nor/>
+                <m:sty m:val="p"/>
+              </m:rPr>
+              <m:t>true</m:t>
+            </m:r>
+          </m:sub>
+        </m:sSub>
+        <m:r>
+          <m:rPr>
+            <m:sty m:val="p"/>
+          </m:rPr>
+          <m:t>+</m:t>
+        </m:r>
+        <m:r>
+          <m:t>ν</m:t>
+        </m:r>
+        <m:r>
+          <m:rPr>
+            <m:sty m:val="p"/>
+          </m:rPr>
+          <m:t>/</m:t>
+        </m:r>
+        <m:r>
+          <m:t>2</m:t>
+        </m:r>
+      </m:oMath>
+      <w:r>
+        <w:t xml:space="preserve"> </w:t>
+      </w:r>
+      <w:r>
+        <w:t xml:space="preserve">(a constant shift),</w:t>
+      </w:r>
+      <w:r>
+        <w:t xml:space="preserve"> </w:t>
+      </w:r>
+      <m:oMath>
+        <m:r>
+          <m:t>E</m:t>
+        </m:r>
+        <m:r>
+          <m:rPr>
+            <m:sty m:val="p"/>
+          </m:rPr>
+          <m:t>[</m:t>
+        </m:r>
+        <m:sSup>
+          <m:e>
+            <m:r>
+              <m:t>W</m:t>
+            </m:r>
+          </m:e>
+          <m:sup>
+            <m:r>
+              <m:t>2</m:t>
+            </m:r>
+          </m:sup>
+        </m:sSup>
+        <m:r>
+          <m:rPr>
+            <m:sty m:val="p"/>
+          </m:rPr>
+          <m:t>]</m:t>
+        </m:r>
+        <m:r>
+          <m:rPr>
+            <m:sty m:val="p"/>
+          </m:rPr>
+          <m:t>=</m:t>
+        </m:r>
+        <m:r>
+          <m:rPr>
+            <m:nor/>
+            <m:sty m:val="p"/>
+          </m:rPr>
+          <m:t>Var</m:t>
+        </m:r>
+        <m:r>
+          <m:rPr>
+            <m:sty m:val="p"/>
+          </m:rPr>
+          <m:t>(</m:t>
+        </m:r>
+        <m:r>
+          <m:t>W</m:t>
+        </m:r>
+        <m:r>
+          <m:rPr>
+            <m:sty m:val="p"/>
+          </m:rPr>
+          <m:t>)</m:t>
+        </m:r>
+        <m:r>
+          <m:rPr>
+            <m:sty m:val="p"/>
+          </m:rPr>
+          <m:t>+</m:t>
+        </m:r>
+        <m:r>
+          <m:t>E</m:t>
+        </m:r>
+        <m:r>
+          <m:rPr>
+            <m:sty m:val="p"/>
+          </m:rPr>
+          <m:t>[</m:t>
+        </m:r>
+        <m:r>
+          <m:t>W</m:t>
+        </m:r>
+        <m:sSup>
+          <m:e>
+            <m:r>
+              <m:rPr>
+                <m:sty m:val="p"/>
+              </m:rPr>
+              <m:t>]</m:t>
+            </m:r>
+          </m:e>
+          <m:sup>
+            <m:r>
+              <m:t>2</m:t>
+            </m:r>
+          </m:sup>
+        </m:sSup>
+        <m:r>
+          <m:rPr>
+            <m:sty m:val="p"/>
+          </m:rPr>
+          <m:t>=</m:t>
+        </m:r>
+        <m:sSup>
+          <m:e>
+            <m:r>
+              <m:t>σ</m:t>
+            </m:r>
+          </m:e>
+          <m:sup>
+            <m:r>
+              <m:t>2</m:t>
+            </m:r>
+          </m:sup>
+        </m:sSup>
+        <m:r>
+          <m:rPr>
+            <m:sty m:val="p"/>
+          </m:rPr>
+          <m:t>(</m:t>
+        </m:r>
+        <m:r>
+          <m:t>t</m:t>
+        </m:r>
+        <m:r>
+          <m:rPr>
+            <m:sty m:val="p"/>
+          </m:rPr>
+          <m:t>)</m:t>
+        </m:r>
+        <m:r>
+          <m:rPr>
+            <m:sty m:val="p"/>
+          </m:rPr>
+          <m:t>+</m:t>
+        </m:r>
+        <m:r>
+          <m:rPr>
+            <m:sty m:val="p"/>
+          </m:rPr>
+          <m:t>(</m:t>
+        </m:r>
+        <m:r>
+          <m:t>μ</m:t>
+        </m:r>
+        <m:r>
+          <m:rPr>
+            <m:sty m:val="p"/>
+          </m:rPr>
+          <m:t>(</m:t>
+        </m:r>
+        <m:r>
+          <m:t>t</m:t>
+        </m:r>
+        <m:r>
+          <m:rPr>
+            <m:sty m:val="p"/>
+          </m:rPr>
+          <m:t>)</m:t>
+        </m:r>
+        <m:r>
+          <m:rPr>
+            <m:sty m:val="p"/>
+          </m:rPr>
+          <m:t>+</m:t>
+        </m:r>
+        <m:r>
+          <m:t>ν</m:t>
+        </m:r>
+        <m:r>
+          <m:rPr>
+            <m:sty m:val="p"/>
+          </m:rPr>
+          <m:t>/</m:t>
+        </m:r>
+        <m:r>
+          <m:t>2</m:t>
+        </m:r>
+        <m:sSup>
+          <m:e>
+            <m:r>
+              <m:rPr>
+                <m:sty m:val="p"/>
+              </m:rPr>
+              <m:t>)</m:t>
+            </m:r>
+          </m:e>
+          <m:sup>
+            <m:r>
+              <m:t>2</m:t>
+            </m:r>
+          </m:sup>
+        </m:sSup>
+      </m:oMath>
+      <w:r>
+        <w:t xml:space="preserve">, so</w:t>
+      </w:r>
+    </w:p>
+    <w:p>
+      <w:pPr>
+        <w:pStyle w:val="BodyText"/>
+      </w:pPr>
+      <m:oMathPara>
+        <m:oMathParaPr>
+          <m:jc m:val="center"/>
+        </m:oMathParaPr>
+        <m:oMath>
+          <m:r>
+            <m:t>E</m:t>
+          </m:r>
+          <m:r>
+            <m:t>​</m:t>
+          </m:r>
+          <m:d>
+            <m:dPr>
+              <m:begChr m:val="["/>
+              <m:sepChr m:val="|"/>
+              <m:endChr m:val="]"/>
+              <m:grow/>
+            </m:dPr>
+            <m:e>
+              <m:sSup>
+                <m:e>
+                  <m:d>
+                    <m:dPr>
+                      <m:begChr m:val="("/>
+                      <m:sepChr m:val=""/>
+                      <m:endChr m:val=")"/>
+                      <m:grow/>
+                    </m:dPr>
+                    <m:e>
+                      <m:sSub>
+                        <m:e>
+                          <m:r>
+                            <m:t>y</m:t>
+                          </m:r>
+                        </m:e>
+                        <m:sub>
+                          <m:r>
+                            <m:rPr>
+                              <m:nor/>
+                              <m:sty m:val="p"/>
+                            </m:rPr>
+                            <m:t>true</m:t>
+                          </m:r>
+                        </m:sub>
+                      </m:sSub>
+                      <m:r>
+                        <m:rPr>
+                          <m:sty m:val="p"/>
+                        </m:rPr>
+                        <m:t>+</m:t>
+                      </m:r>
+                      <m:f>
+                        <m:fPr>
+                          <m:type m:val="bar"/>
+                        </m:fPr>
+                        <m:num>
+                          <m:r>
+                            <m:t>ν</m:t>
+                          </m:r>
+                        </m:num>
+                        <m:den>
+                          <m:r>
+                            <m:t>2</m:t>
+                          </m:r>
+                        </m:den>
+                      </m:f>
+                    </m:e>
+                  </m:d>
+                </m:e>
+                <m:sup>
+                  <m:r>
+                    <m:t>2</m:t>
+                  </m:r>
+                </m:sup>
+              </m:sSup>
+            </m:e>
+            <m:e>
+              <m:r>
+                <m:t>T</m:t>
+              </m:r>
+              <m:r>
+                <m:rPr>
+                  <m:sty m:val="p"/>
+                </m:rPr>
+                <m:t>=</m:t>
+              </m:r>
+              <m:r>
+                <m:t>t</m:t>
+              </m:r>
+            </m:e>
+          </m:d>
+          <m:r>
+            <m:rPr>
+              <m:sty m:val="p"/>
+            </m:rPr>
+            <m:t>=</m:t>
+          </m:r>
+          <m:sSup>
+            <m:e>
+              <m:r>
+                <m:t>σ</m:t>
+              </m:r>
+            </m:e>
+            <m:sup>
+              <m:r>
+                <m:t>2</m:t>
+              </m:r>
+            </m:sup>
+          </m:sSup>
+          <m:r>
+            <m:rPr>
+              <m:sty m:val="p"/>
+            </m:rPr>
+            <m:t>(</m:t>
+          </m:r>
+          <m:r>
+            <m:t>t</m:t>
+          </m:r>
+          <m:r>
+            <m:rPr>
+              <m:sty m:val="p"/>
+            </m:rPr>
+            <m:t>)</m:t>
+          </m:r>
+          <m:r>
+            <m:rPr>
+              <m:sty m:val="p"/>
+            </m:rPr>
+            <m:t>+</m:t>
+          </m:r>
+          <m:sSup>
+            <m:e>
+              <m:d>
+                <m:dPr>
+                  <m:begChr m:val="("/>
+                  <m:sepChr m:val=""/>
+                  <m:endChr m:val=")"/>
+                  <m:grow/>
+                </m:dPr>
+                <m:e>
+                  <m:r>
+                    <m:t>μ</m:t>
+                  </m:r>
+                  <m:r>
+                    <m:rPr>
+                      <m:sty m:val="p"/>
+                    </m:rPr>
+                    <m:t>(</m:t>
+                  </m:r>
+                  <m:r>
+                    <m:t>t</m:t>
+                  </m:r>
+                  <m:r>
+                    <m:rPr>
+                      <m:sty m:val="p"/>
+                    </m:rPr>
+                    <m:t>)</m:t>
+                  </m:r>
+                  <m:r>
+                    <m:rPr>
+                      <m:sty m:val="p"/>
+                    </m:rPr>
+                    <m:t>+</m:t>
+                  </m:r>
+                  <m:f>
+                    <m:fPr>
+                      <m:type m:val="bar"/>
+                    </m:fPr>
+                    <m:num>
+                      <m:r>
+                        <m:t>ν</m:t>
+                      </m:r>
+                    </m:num>
+                    <m:den>
+                      <m:r>
+                        <m:t>2</m:t>
+                      </m:r>
+                    </m:den>
+                  </m:f>
+                </m:e>
+              </m:d>
+            </m:e>
+            <m:sup>
+              <m:r>
+                <m:t>2</m:t>
+              </m:r>
+            </m:sup>
+          </m:sSup>
+          <m:r>
+            <m:rPr>
+              <m:sty m:val="p"/>
+            </m:rPr>
+            <m:t>.</m:t>
+          </m:r>
+        </m:oMath>
+      </m:oMathPara>
+    </w:p>
+    <w:p>
+      <w:pPr>
+        <w:pStyle w:val="FirstParagraph"/>
+      </w:pPr>
+      <w:r>
+        <w:t xml:space="preserve">Adding the two law-of-total-variance terms together,</w:t>
+      </w:r>
+    </w:p>
+    <w:p>
+      <w:pPr>
+        <w:pStyle w:val="BodyText"/>
+      </w:pPr>
+      <m:oMathPara>
+        <m:oMathParaPr>
+          <m:jc m:val="center"/>
+        </m:oMathParaPr>
+        <m:oMath>
+          <m:r>
+            <m:rPr>
+              <m:nor/>
+              <m:sty m:val="p"/>
+            </m:rPr>
+            <m:t>Var</m:t>
+          </m:r>
+          <m:r>
+            <m:rPr>
+              <m:sty m:val="p"/>
+            </m:rPr>
+            <m:t>(</m:t>
+          </m:r>
+          <m:sSub>
+            <m:e>
+              <m:r>
+                <m:t>y</m:t>
+              </m:r>
+            </m:e>
+            <m:sub>
+              <m:r>
+                <m:rPr>
+                  <m:nor/>
+                  <m:sty m:val="p"/>
+                </m:rPr>
+                <m:t>obs</m:t>
+              </m:r>
+            </m:sub>
+          </m:sSub>
+          <m:r>
+            <m:rPr>
+              <m:sty m:val="p"/>
+            </m:rPr>
+            <m:t>∣</m:t>
+          </m:r>
+          <m:r>
+            <m:t>T</m:t>
+          </m:r>
+          <m:r>
+            <m:rPr>
+              <m:sty m:val="p"/>
+            </m:rPr>
+            <m:t>=</m:t>
+          </m:r>
+          <m:r>
+            <m:t>t</m:t>
+          </m:r>
+          <m:r>
+            <m:rPr>
+              <m:sty m:val="p"/>
+            </m:rPr>
+            <m:t>)</m:t>
+          </m:r>
+          <m:r>
+            <m:rPr>
+              <m:sty m:val="p"/>
+            </m:rPr>
+            <m:t>=</m:t>
+          </m:r>
+          <m:d>
+            <m:dPr>
+              <m:begChr m:val="("/>
+              <m:sepChr m:val=""/>
+              <m:endChr m:val=")"/>
+              <m:grow/>
+            </m:dPr>
+            <m:e>
+              <m:r>
+                <m:t>1</m:t>
+              </m:r>
+              <m:r>
+                <m:rPr>
+                  <m:sty m:val="p"/>
+                </m:rPr>
+                <m:t>+</m:t>
+              </m:r>
+              <m:f>
+                <m:fPr>
+                  <m:type m:val="bar"/>
+                </m:fPr>
+                <m:num>
+                  <m:sSup>
+                    <m:e>
+                      <m:r>
+                        <m:t>ε</m:t>
+                      </m:r>
+                    </m:e>
+                    <m:sup>
+                      <m:r>
+                        <m:t>2</m:t>
+                      </m:r>
+                    </m:sup>
+                  </m:sSup>
+                </m:num>
+                <m:den>
+                  <m:r>
+                    <m:t>3</m:t>
+                  </m:r>
+                </m:den>
+              </m:f>
+            </m:e>
+          </m:d>
+          <m:d>
+            <m:dPr>
+              <m:begChr m:val="["/>
+              <m:sepChr m:val=""/>
+              <m:endChr m:val="]"/>
+              <m:grow/>
+            </m:dPr>
+            <m:e>
+              <m:f>
+                <m:fPr>
+                  <m:type m:val="bar"/>
+                </m:fPr>
+                <m:num>
+                  <m:sSup>
+                    <m:e>
+                      <m:r>
+                        <m:t>ν</m:t>
+                      </m:r>
+                    </m:e>
+                    <m:sup>
+                      <m:r>
+                        <m:t>2</m:t>
+                      </m:r>
+                    </m:sup>
+                  </m:sSup>
+                </m:num>
+                <m:den>
+                  <m:r>
+                    <m:t>12</m:t>
+                  </m:r>
+                </m:den>
+              </m:f>
+              <m:r>
+                <m:rPr>
+                  <m:sty m:val="p"/>
+                </m:rPr>
+                <m:t>+</m:t>
+              </m:r>
+              <m:sSup>
+                <m:e>
+                  <m:r>
+                    <m:t>σ</m:t>
+                  </m:r>
+                </m:e>
+                <m:sup>
+                  <m:r>
+                    <m:t>2</m:t>
+                  </m:r>
+                </m:sup>
+              </m:sSup>
+              <m:r>
+                <m:rPr>
+                  <m:sty m:val="p"/>
+                </m:rPr>
+                <m:t>(</m:t>
+              </m:r>
+              <m:r>
+                <m:t>t</m:t>
+              </m:r>
+              <m:r>
+                <m:rPr>
+                  <m:sty m:val="p"/>
+                </m:rPr>
+                <m:t>)</m:t>
+              </m:r>
+            </m:e>
+          </m:d>
+          <m:r>
+            <m:rPr>
+              <m:sty m:val="p"/>
+            </m:rPr>
+            <m:t>+</m:t>
+          </m:r>
+          <m:f>
+            <m:fPr>
+              <m:type m:val="bar"/>
+            </m:fPr>
+            <m:num>
+              <m:sSup>
+                <m:e>
+                  <m:r>
+                    <m:t>ε</m:t>
+                  </m:r>
+                </m:e>
+                <m:sup>
+                  <m:r>
+                    <m:t>2</m:t>
+                  </m:r>
+                </m:sup>
+              </m:sSup>
+            </m:num>
+            <m:den>
+              <m:r>
+                <m:t>3</m:t>
+              </m:r>
+            </m:den>
+          </m:f>
+          <m:sSup>
+            <m:e>
+              <m:d>
+                <m:dPr>
+                  <m:begChr m:val="("/>
+                  <m:sepChr m:val=""/>
+                  <m:endChr m:val=")"/>
+                  <m:grow/>
+                </m:dPr>
+                <m:e>
+                  <m:r>
+                    <m:t>μ</m:t>
+                  </m:r>
+                  <m:r>
+                    <m:rPr>
+                      <m:sty m:val="p"/>
+                    </m:rPr>
+                    <m:t>(</m:t>
+                  </m:r>
+                  <m:r>
+                    <m:t>t</m:t>
+                  </m:r>
+                  <m:r>
+                    <m:rPr>
+                      <m:sty m:val="p"/>
+                    </m:rPr>
+                    <m:t>)</m:t>
+                  </m:r>
+                  <m:r>
+                    <m:rPr>
+                      <m:sty m:val="p"/>
+                    </m:rPr>
+                    <m:t>+</m:t>
+                  </m:r>
+                  <m:f>
+                    <m:fPr>
+                      <m:type m:val="bar"/>
+                    </m:fPr>
+                    <m:num>
+                      <m:r>
+                        <m:t>ν</m:t>
+                      </m:r>
+                    </m:num>
+                    <m:den>
+                      <m:r>
+                        <m:t>2</m:t>
+                      </m:r>
+                    </m:den>
+                  </m:f>
+                </m:e>
+              </m:d>
+            </m:e>
+            <m:sup>
+              <m:r>
+                <m:t>2</m:t>
+              </m:r>
+            </m:sup>
+          </m:sSup>
+          <m:r>
+            <m:rPr>
+              <m:sty m:val="p"/>
+            </m:rPr>
+            <m:t>.</m:t>
+          </m:r>
+        </m:oMath>
+      </m:oMathPara>
+    </w:p>
+    <w:p>
+      <w:pPr>
+        <w:pStyle w:val="FirstParagraph"/>
+      </w:pPr>
+      <w:r>
+        <w:t xml:space="preserve">This has the same functional form as</w:t>
+      </w:r>
+      <w:r>
+        <w:t xml:space="preserve"> </w:t>
+      </w:r>
+      <m:oMath>
+        <m:r>
+          <m:rPr>
+            <m:nor/>
+            <m:sty m:val="p"/>
+          </m:rPr>
+          <m:t>Var</m:t>
+        </m:r>
+        <m:r>
+          <m:rPr>
+            <m:sty m:val="p"/>
+          </m:rPr>
+          <m:t>(</m:t>
+        </m:r>
+        <m:sSub>
+          <m:e>
+            <m:r>
+              <m:t>y</m:t>
+            </m:r>
+          </m:e>
+          <m:sub>
+            <m:r>
+              <m:rPr>
+                <m:nor/>
+                <m:sty m:val="p"/>
+              </m:rPr>
+              <m:t>obs</m:t>
+            </m:r>
+          </m:sub>
+        </m:sSub>
+        <m:r>
+          <m:rPr>
+            <m:sty m:val="p"/>
+          </m:rPr>
+          <m:t>∣</m:t>
+        </m:r>
+        <m:sSub>
+          <m:e>
+            <m:r>
+              <m:t>y</m:t>
+            </m:r>
+          </m:e>
+          <m:sub>
+            <m:r>
+              <m:rPr>
+                <m:nor/>
+                <m:sty m:val="p"/>
+              </m:rPr>
+              <m:t>true</m:t>
+            </m:r>
+          </m:sub>
+        </m:sSub>
+        <m:r>
+          <m:rPr>
+            <m:sty m:val="p"/>
+          </m:rPr>
+          <m:t>)</m:t>
+        </m:r>
+      </m:oMath>
+      <w:r>
+        <w:t xml:space="preserve"> </w:t>
+      </w:r>
+      <w:r>
+        <w:t xml:space="preserve">above, with</w:t>
+      </w:r>
+      <w:r>
+        <w:t xml:space="preserve"> </w:t>
+      </w:r>
+      <m:oMath>
+        <m:sSub>
+          <m:e>
+            <m:r>
+              <m:t>y</m:t>
+            </m:r>
+          </m:e>
+          <m:sub>
+            <m:r>
+              <m:rPr>
+                <m:nor/>
+                <m:sty m:val="p"/>
+              </m:rPr>
+              <m:t>true</m:t>
+            </m:r>
+          </m:sub>
+        </m:sSub>
+      </m:oMath>
+      <w:r>
+        <w:t xml:space="preserve"> </w:t>
+      </w:r>
+      <w:r>
+        <w:t xml:space="preserve">replaced by its conditional</w:t>
+      </w:r>
+      <w:r>
+        <w:t xml:space="preserve"> </w:t>
+      </w:r>
+      <w:r>
+        <w:t xml:space="preserve">mean</w:t>
+      </w:r>
+      <w:r>
+        <w:t xml:space="preserve"> </w:t>
+      </w:r>
+      <m:oMath>
+        <m:r>
+          <m:t>μ</m:t>
+        </m:r>
+        <m:r>
+          <m:rPr>
+            <m:sty m:val="p"/>
+          </m:rPr>
+          <m:t>(</m:t>
+        </m:r>
+        <m:r>
+          <m:t>t</m:t>
+        </m:r>
+        <m:r>
+          <m:rPr>
+            <m:sty m:val="p"/>
+          </m:rPr>
+          <m:t>)</m:t>
+        </m:r>
+      </m:oMath>
+      <w:r>
+        <w:t xml:space="preserve"> </w:t>
+      </w:r>
+      <w:r>
+        <w:t xml:space="preserve">and an extra between-person heterogeneity term</w:t>
+      </w:r>
+      <w:r>
+        <w:t xml:space="preserve"> </w:t>
+      </w:r>
+      <m:oMath>
+        <m:sSup>
+          <m:e>
+            <m:r>
+              <m:t>σ</m:t>
+            </m:r>
+          </m:e>
+          <m:sup>
+            <m:r>
+              <m:t>2</m:t>
+            </m:r>
+          </m:sup>
+        </m:sSup>
+        <m:r>
+          <m:rPr>
+            <m:sty m:val="p"/>
+          </m:rPr>
+          <m:t>(</m:t>
+        </m:r>
+        <m:r>
+          <m:t>t</m:t>
+        </m:r>
+        <m:r>
+          <m:rPr>
+            <m:sty m:val="p"/>
+          </m:rPr>
+          <m:t>)</m:t>
+        </m:r>
+      </m:oMath>
+      <w:r>
+        <w:t xml:space="preserve"> </w:t>
+      </w:r>
+      <w:r>
+        <w:t xml:space="preserve">added alongside the biological-noise variance</w:t>
+      </w:r>
+      <w:r>
+        <w:t xml:space="preserve"> </w:t>
+      </w:r>
+      <m:oMath>
+        <m:sSup>
+          <m:e>
+            <m:r>
+              <m:t>ν</m:t>
+            </m:r>
+          </m:e>
+          <m:sup>
+            <m:r>
+              <m:t>2</m:t>
+            </m:r>
+          </m:sup>
+        </m:sSup>
+        <m:r>
+          <m:rPr>
+            <m:sty m:val="p"/>
+          </m:rPr>
+          <m:t>/</m:t>
+        </m:r>
+        <m:r>
+          <m:t>12</m:t>
+        </m:r>
+      </m:oMath>
+      <w:r>
+        <w:t xml:space="preserve">. As a check,</w:t>
+      </w:r>
+      <w:r>
+        <w:t xml:space="preserve"> </w:t>
+      </w:r>
+      <w:r>
+        <w:t xml:space="preserve">setting</w:t>
+      </w:r>
+      <w:r>
+        <w:t xml:space="preserve"> </w:t>
+      </w:r>
+      <m:oMath>
+        <m:sSup>
+          <m:e>
+            <m:r>
+              <m:t>σ</m:t>
+            </m:r>
+          </m:e>
+          <m:sup>
+            <m:r>
+              <m:t>2</m:t>
+            </m:r>
+          </m:sup>
+        </m:sSup>
+        <m:r>
+          <m:rPr>
+            <m:sty m:val="p"/>
+          </m:rPr>
+          <m:t>(</m:t>
+        </m:r>
+        <m:r>
+          <m:t>t</m:t>
+        </m:r>
+        <m:r>
+          <m:rPr>
+            <m:sty m:val="p"/>
+          </m:rPr>
+          <m:t>)</m:t>
+        </m:r>
+        <m:r>
+          <m:rPr>
+            <m:sty m:val="p"/>
+          </m:rPr>
+          <m:t>=</m:t>
+        </m:r>
+        <m:r>
+          <m:t>0</m:t>
+        </m:r>
+      </m:oMath>
+      <w:r>
+        <w:t xml:space="preserve"> </w:t>
+      </w:r>
+      <w:r>
+        <w:t xml:space="preserve">(no heterogeneity, a single fixed curve so</w:t>
+      </w:r>
+      <w:r>
+        <w:t xml:space="preserve"> </w:t>
+      </w:r>
+      <m:oMath>
+        <m:sSub>
+          <m:e>
+            <m:r>
+              <m:t>y</m:t>
+            </m:r>
+          </m:e>
+          <m:sub>
+            <m:r>
+              <m:rPr>
+                <m:nor/>
+                <m:sty m:val="p"/>
+              </m:rPr>
+              <m:t>true</m:t>
+            </m:r>
+          </m:sub>
+        </m:sSub>
+        <m:r>
+          <m:rPr>
+            <m:sty m:val="p"/>
+          </m:rPr>
+          <m:t>=</m:t>
+        </m:r>
+        <m:r>
+          <m:t>μ</m:t>
+        </m:r>
+        <m:r>
+          <m:rPr>
+            <m:sty m:val="p"/>
+          </m:rPr>
+          <m:t>(</m:t>
+        </m:r>
+        <m:r>
+          <m:t>t</m:t>
+        </m:r>
+        <m:r>
+          <m:rPr>
+            <m:sty m:val="p"/>
+          </m:rPr>
+          <m:t>)</m:t>
+        </m:r>
+      </m:oMath>
+      <w:r>
+        <w:t xml:space="preserve"> </w:t>
+      </w:r>
+      <w:r>
+        <w:t xml:space="preserve">with certainty) recovers</w:t>
+      </w:r>
+      <w:r>
+        <w:t xml:space="preserve"> </w:t>
+      </w:r>
+      <m:oMath>
+        <m:r>
+          <m:rPr>
+            <m:nor/>
+            <m:sty m:val="p"/>
+          </m:rPr>
+          <m:t>Var</m:t>
+        </m:r>
+        <m:r>
+          <m:rPr>
+            <m:sty m:val="p"/>
+          </m:rPr>
+          <m:t>(</m:t>
+        </m:r>
+        <m:sSub>
+          <m:e>
+            <m:r>
+              <m:t>y</m:t>
+            </m:r>
+          </m:e>
+          <m:sub>
+            <m:r>
+              <m:rPr>
+                <m:nor/>
+                <m:sty m:val="p"/>
+              </m:rPr>
+              <m:t>obs</m:t>
+            </m:r>
+          </m:sub>
+        </m:sSub>
+        <m:r>
+          <m:rPr>
+            <m:sty m:val="p"/>
+          </m:rPr>
+          <m:t>∣</m:t>
+        </m:r>
+        <m:sSub>
+          <m:e>
+            <m:r>
+              <m:t>y</m:t>
+            </m:r>
+          </m:e>
+          <m:sub>
+            <m:r>
+              <m:rPr>
+                <m:nor/>
+                <m:sty m:val="p"/>
+              </m:rPr>
+              <m:t>true</m:t>
+            </m:r>
+          </m:sub>
+        </m:sSub>
+        <m:r>
+          <m:rPr>
+            <m:sty m:val="p"/>
+          </m:rPr>
+          <m:t>=</m:t>
+        </m:r>
+        <m:r>
+          <m:t>μ</m:t>
+        </m:r>
+        <m:r>
+          <m:rPr>
+            <m:sty m:val="p"/>
+          </m:rPr>
+          <m:t>(</m:t>
+        </m:r>
+        <m:r>
+          <m:t>t</m:t>
+        </m:r>
+        <m:r>
+          <m:rPr>
+            <m:sty m:val="p"/>
+          </m:rPr>
+          <m:t>)</m:t>
+        </m:r>
+        <m:r>
+          <m:rPr>
+            <m:sty m:val="p"/>
+          </m:rPr>
+          <m:t>)</m:t>
+        </m:r>
+      </m:oMath>
+      <w:r>
+        <w:t xml:space="preserve"> </w:t>
+      </w:r>
+      <w:r>
+        <w:t xml:space="preserve">exactly, as expected.</w:t>
       </w:r>
     </w:p>
     <w:bookmarkEnd w:id="92"/>
@@ -16506,7 +20915,7 @@
     </w:p>
     <w:bookmarkEnd w:id="106"/>
     <w:bookmarkEnd w:id="107"/>
-    <w:bookmarkStart w:id="118" w:name="estimating-the-curves-with-serodynamics"/>
+    <w:bookmarkStart w:id="119" w:name="estimating-the-curves-with-serodynamics"/>
     <w:p>
       <w:pPr>
         <w:pStyle w:val="Heading1"/>
@@ -18029,26 +22438,838 @@
       </w:r>
     </w:p>
     <w:bookmarkEnd w:id="117"/>
-    <w:bookmarkEnd w:id="118"/>
-    <w:bookmarkStart w:id="127" w:name="using-serocalculator"/>
-    <w:p>
-      <w:pPr>
-        <w:pStyle w:val="Heading1"/>
-      </w:pPr>
-      <w:r>
-        <w:t xml:space="preserve">7. Using</w:t>
-      </w:r>
-      <w:r>
-        <w:t xml:space="preserve"> </w:t>
-      </w:r>
+    <w:bookmarkStart w:id="118" w:name="random-effects-and-variance-over-time"/>
+    <w:p>
+      <w:pPr>
+        <w:pStyle w:val="Heading2"/>
+      </w:pPr>
+      <w:r>
+        <w:t xml:space="preserve">6.7 Random effects and variance over time</w:t>
+      </w:r>
+    </w:p>
+    <w:p>
+      <w:pPr>
+        <w:pStyle w:val="FirstParagraph"/>
+      </w:pPr>
+      <w:r>
+        <w:t xml:space="preserve">The longitudinal model distinguishes two kinds of variation:</w:t>
+      </w:r>
+    </w:p>
+    <w:p>
+      <w:pPr>
+        <w:pStyle w:val="Compact"/>
+        <w:numPr>
+          <w:ilvl w:val="0"/>
+          <w:numId w:val="1041"/>
+        </w:numPr>
+      </w:pPr>
+      <w:r>
+        <w:rPr>
+          <w:b/>
+          <w:bCs/>
+        </w:rPr>
+        <w:t xml:space="preserve">Conditional observation noise:</w:t>
+      </w:r>
+      <w:r>
+        <w:t xml:space="preserve"> </w:t>
+      </w:r>
+      <w:r>
+        <w:t xml:space="preserve">given a person’s kinetic parameters</w:t>
+      </w:r>
+      <w:r>
+        <w:t xml:space="preserve"> </w:t>
+      </w:r>
+      <m:oMath>
+        <m:sSub>
+          <m:e>
+            <m:r>
+              <m:t>θ</m:t>
+            </m:r>
+          </m:e>
+          <m:sub>
+            <m:r>
+              <m:t>i</m:t>
+            </m:r>
+          </m:sub>
+        </m:sSub>
+      </m:oMath>
+      <w:r>
+        <w:t xml:space="preserve">, residual noise has constant variance on the log-antibody scale.</w:t>
+      </w:r>
+    </w:p>
+    <w:p>
+      <w:pPr>
+        <w:pStyle w:val="Compact"/>
+        <w:numPr>
+          <w:ilvl w:val="0"/>
+          <w:numId w:val="1041"/>
+        </w:numPr>
+      </w:pPr>
+      <w:r>
+        <w:rPr>
+          <w:b/>
+          <w:bCs/>
+        </w:rPr>
+        <w:t xml:space="preserve">Marginal population variation:</w:t>
+      </w:r>
+      <w:r>
+        <w:t xml:space="preserve"> </w:t>
+      </w:r>
+      <w:r>
+        <w:t xml:space="preserve">because</w:t>
+      </w:r>
+      <w:r>
+        <w:t xml:space="preserve"> </w:t>
+      </w:r>
+      <m:oMath>
+        <m:sSub>
+          <m:e>
+            <m:r>
+              <m:t>θ</m:t>
+            </m:r>
+          </m:e>
+          <m:sub>
+            <m:r>
+              <m:t>i</m:t>
+            </m:r>
+          </m:sub>
+        </m:sSub>
+      </m:oMath>
+      <w:r>
+        <w:t xml:space="preserve"> </w:t>
+      </w:r>
+      <w:r>
+        <w:t xml:space="preserve">includes random</w:t>
+      </w:r>
+      <w:r>
+        <w:t xml:space="preserve"> </w:t>
+      </w:r>
+      <w:r>
+        <w:t xml:space="preserve">effects — notably the waning rate</w:t>
+      </w:r>
+      <w:r>
+        <w:t xml:space="preserve"> </w:t>
+      </w:r>
+      <m:oMath>
+        <m:sSub>
+          <m:e>
+            <m:r>
+              <m:t>α</m:t>
+            </m:r>
+          </m:e>
+          <m:sub>
+            <m:r>
+              <m:t>i</m:t>
+            </m:r>
+          </m:sub>
+        </m:sSub>
+      </m:oMath>
+      <w:r>
+        <w:t xml:space="preserve"> </w:t>
+      </w:r>
+      <w:r>
+        <w:t xml:space="preserve">— individual trajectories</w:t>
+      </w:r>
+      <w:r>
+        <w:t xml:space="preserve"> </w:t>
+      </w:r>
+      <w:r>
+        <w:t xml:space="preserve">can spread apart with increasing time since infection.</w:t>
+      </w:r>
+    </w:p>
+    <w:p>
+      <w:pPr>
+        <w:pStyle w:val="FirstParagraph"/>
+      </w:pPr>
+      <w:r>
+        <w:t xml:space="preserve">Thus, even without an explicit time-varying residual variance</w:t>
+      </w:r>
+      <w:r>
+        <w:t xml:space="preserve"> </w:t>
+      </w:r>
+      <m:oMath>
+        <m:sSup>
+          <m:e>
+            <m:r>
+              <m:t>σ</m:t>
+            </m:r>
+          </m:e>
+          <m:sup>
+            <m:r>
+              <m:t>2</m:t>
+            </m:r>
+          </m:sup>
+        </m:sSup>
+        <m:r>
+          <m:rPr>
+            <m:sty m:val="p"/>
+          </m:rPr>
+          <m:t>(</m:t>
+        </m:r>
+        <m:r>
+          <m:t>t</m:t>
+        </m:r>
+        <m:r>
+          <m:rPr>
+            <m:sty m:val="p"/>
+          </m:rPr>
+          <m:t>)</m:t>
+        </m:r>
+      </m:oMath>
+      <w:r>
+        <w:t xml:space="preserve">,</w:t>
+      </w:r>
+      <w:r>
+        <w:t xml:space="preserve"> </w:t>
+      </w:r>
+      <w:r>
+        <w:t xml:space="preserve">the variance around the population mean trajectory can vary with</w:t>
+      </w:r>
+      <w:r>
+        <w:t xml:space="preserve"> </w:t>
+      </w:r>
+      <m:oMath>
+        <m:r>
+          <m:t>t</m:t>
+        </m:r>
+      </m:oMath>
+      <w:r>
+        <w:t xml:space="preserve">:</w:t>
+      </w:r>
+    </w:p>
+    <w:p>
+      <w:pPr>
+        <w:pStyle w:val="BodyText"/>
+      </w:pPr>
+      <m:oMathPara>
+        <m:oMathParaPr>
+          <m:jc m:val="center"/>
+        </m:oMathParaPr>
+        <m:oMath>
+          <m:r>
+            <m:rPr>
+              <m:sty m:val="p"/>
+            </m:rPr>
+            <m:t>Var</m:t>
+          </m:r>
+          <m:r>
+            <m:rPr>
+              <m:sty m:val="p"/>
+            </m:rPr>
+            <m:t>(</m:t>
+          </m:r>
+          <m:r>
+            <m:rPr>
+              <m:sty m:val="p"/>
+            </m:rPr>
+            <m:t>log</m:t>
+          </m:r>
+          <m:r>
+            <m:t>Y</m:t>
+          </m:r>
+          <m:r>
+            <m:rPr>
+              <m:sty m:val="p"/>
+            </m:rPr>
+            <m:t>(</m:t>
+          </m:r>
+          <m:r>
+            <m:t>t</m:t>
+          </m:r>
+          <m:r>
+            <m:rPr>
+              <m:sty m:val="p"/>
+            </m:rPr>
+            <m:t>)</m:t>
+          </m:r>
+          <m:r>
+            <m:rPr>
+              <m:sty m:val="p"/>
+            </m:rPr>
+            <m:t>∣</m:t>
+          </m:r>
+          <m:r>
+            <m:t>T</m:t>
+          </m:r>
+          <m:r>
+            <m:rPr>
+              <m:sty m:val="p"/>
+            </m:rPr>
+            <m:t>=</m:t>
+          </m:r>
+          <m:r>
+            <m:t>t</m:t>
+          </m:r>
+          <m:r>
+            <m:rPr>
+              <m:sty m:val="p"/>
+            </m:rPr>
+            <m:t>)</m:t>
+          </m:r>
+          <m:r>
+            <m:rPr>
+              <m:sty m:val="p"/>
+            </m:rPr>
+            <m:t>=</m:t>
+          </m:r>
+          <m:sSubSup>
+            <m:e>
+              <m:r>
+                <m:t>σ</m:t>
+              </m:r>
+            </m:e>
+            <m:sub>
+              <m:r>
+                <m:rPr>
+                  <m:sty m:val="p"/>
+                </m:rPr>
+                <m:t>log</m:t>
+              </m:r>
+              <m:r>
+                <m:t>Y</m:t>
+              </m:r>
+            </m:sub>
+            <m:sup>
+              <m:r>
+                <m:t>2</m:t>
+              </m:r>
+            </m:sup>
+          </m:sSubSup>
+          <m:r>
+            <m:rPr>
+              <m:sty m:val="p"/>
+            </m:rPr>
+            <m:t>+</m:t>
+          </m:r>
+          <m:sSub>
+            <m:e>
+              <m:r>
+                <m:rPr>
+                  <m:sty m:val="p"/>
+                </m:rPr>
+                <m:t>Var</m:t>
+              </m:r>
+            </m:e>
+            <m:sub>
+              <m:r>
+                <m:t>θ</m:t>
+              </m:r>
+            </m:sub>
+          </m:sSub>
+          <m:r>
+            <m:t>​</m:t>
+          </m:r>
+          <m:d>
+            <m:dPr>
+              <m:begChr m:val="["/>
+              <m:sepChr m:val=""/>
+              <m:endChr m:val="]"/>
+              <m:grow/>
+            </m:dPr>
+            <m:e>
+              <m:r>
+                <m:rPr>
+                  <m:sty m:val="p"/>
+                </m:rPr>
+                <m:t>log</m:t>
+              </m:r>
+              <m:r>
+                <m:t>y</m:t>
+              </m:r>
+              <m:r>
+                <m:rPr>
+                  <m:sty m:val="p"/>
+                </m:rPr>
+                <m:t>(</m:t>
+              </m:r>
+              <m:r>
+                <m:t>t</m:t>
+              </m:r>
+              <m:r>
+                <m:rPr>
+                  <m:sty m:val="p"/>
+                </m:rPr>
+                <m:t>;</m:t>
+              </m:r>
+              <m:r>
+                <m:t>θ</m:t>
+              </m:r>
+              <m:r>
+                <m:rPr>
+                  <m:sty m:val="p"/>
+                </m:rPr>
+                <m:t>)</m:t>
+              </m:r>
+            </m:e>
+          </m:d>
+          <m:r>
+            <m:rPr>
+              <m:sty m:val="p"/>
+            </m:rPr>
+            <m:t>.</m:t>
+          </m:r>
+        </m:oMath>
+      </m:oMathPara>
+    </w:p>
+    <w:p>
+      <w:pPr>
+        <w:pStyle w:val="FirstParagraph"/>
+      </w:pPr>
+      <w:r>
+        <w:t xml:space="preserve">This is the distinction between</w:t>
+      </w:r>
+      <w:r>
+        <w:t xml:space="preserve"> </w:t>
+      </w:r>
+      <w:r>
+        <w:rPr>
+          <w:i/>
+          <w:iCs/>
+        </w:rPr>
+        <w:t xml:space="preserve">conditional</w:t>
+      </w:r>
+      <w:r>
+        <w:t xml:space="preserve"> </w:t>
+      </w:r>
+      <w:r>
+        <w:t xml:space="preserve">and</w:t>
+      </w:r>
+      <w:r>
+        <w:t xml:space="preserve"> </w:t>
+      </w:r>
+      <w:r>
+        <w:rPr>
+          <w:i/>
+          <w:iCs/>
+        </w:rPr>
+        <w:t xml:space="preserve">marginal</w:t>
+      </w:r>
+      <w:r>
+        <w:t xml:space="preserve"> </w:t>
+      </w:r>
+      <w:r>
+        <w:t xml:space="preserve">heteroscedasticity. The</w:t>
+      </w:r>
+      <w:r>
+        <w:t xml:space="preserve"> </w:t>
+      </w:r>
+      <w:r>
+        <w:rPr>
+          <w:rStyle w:val="VerbatimChar"/>
+        </w:rPr>
+        <w:t xml:space="preserve">serodynamics</w:t>
+      </w:r>
+      <w:r>
+        <w:t xml:space="preserve"> </w:t>
+      </w:r>
+      <w:r>
+        <w:t xml:space="preserve">observation model uses one residual</w:t>
+      </w:r>
+      <w:r>
+        <w:t xml:space="preserve"> </w:t>
+      </w:r>
+      <w:r>
+        <w:t xml:space="preserve">precision per antigen-isotype, shared across subjects and observation times.</w:t>
+      </w:r>
+      <w:r>
+        <w:t xml:space="preserve"> </w:t>
+      </w:r>
+      <w:r>
+        <w:t xml:space="preserve">It therefore does not fit an additional residual-variance function of time.</w:t>
+      </w:r>
+    </w:p>
+    <w:p>
+      <w:pPr>
+        <w:pStyle w:val="BodyText"/>
+      </w:pPr>
+      <w:r>
+        <w:t xml:space="preserve">Nevertheless, its subject-level kinetic parameters are random effects with a</w:t>
+      </w:r>
+      <w:r>
+        <w:t xml:space="preserve"> </w:t>
+      </w:r>
+      <w:r>
+        <w:t xml:space="preserve">joint distribution. For illustration, if post-peak decay were exponential</w:t>
+      </w:r>
+      <w:r>
+        <w:t xml:space="preserve"> </w:t>
+      </w:r>
+      <w:r>
+        <w:t xml:space="preserve">(</w:t>
+      </w:r>
+      <m:oMath>
+        <m:r>
+          <m:t>r</m:t>
+        </m:r>
+        <m:r>
+          <m:rPr>
+            <m:sty m:val="p"/>
+          </m:rPr>
+          <m:t>=</m:t>
+        </m:r>
+        <m:r>
+          <m:t>1</m:t>
+        </m:r>
+      </m:oMath>
+      <w:r>
+        <w:t xml:space="preserve">), with the other parameters held fixed,</w:t>
+      </w:r>
+    </w:p>
+    <w:p>
+      <w:pPr>
+        <w:pStyle w:val="BodyText"/>
+      </w:pPr>
+      <m:oMathPara>
+        <m:oMathParaPr>
+          <m:jc m:val="center"/>
+        </m:oMathParaPr>
+        <m:oMath>
+          <m:r>
+            <m:rPr>
+              <m:sty m:val="p"/>
+            </m:rPr>
+            <m:t>log</m:t>
+          </m:r>
+          <m:sSub>
+            <m:e>
+              <m:r>
+                <m:t>y</m:t>
+              </m:r>
+            </m:e>
+            <m:sub>
+              <m:r>
+                <m:t>i</m:t>
+              </m:r>
+            </m:sub>
+          </m:sSub>
+          <m:r>
+            <m:rPr>
+              <m:sty m:val="p"/>
+            </m:rPr>
+            <m:t>(</m:t>
+          </m:r>
+          <m:r>
+            <m:t>t</m:t>
+          </m:r>
+          <m:r>
+            <m:rPr>
+              <m:sty m:val="p"/>
+            </m:rPr>
+            <m:t>)</m:t>
+          </m:r>
+          <m:r>
+            <m:rPr>
+              <m:sty m:val="p"/>
+            </m:rPr>
+            <m:t>=</m:t>
+          </m:r>
+          <m:r>
+            <m:rPr>
+              <m:sty m:val="p"/>
+            </m:rPr>
+            <m:t>log</m:t>
+          </m:r>
+          <m:sSub>
+            <m:e>
+              <m:r>
+                <m:t>y</m:t>
+              </m:r>
+            </m:e>
+            <m:sub>
+              <m:r>
+                <m:t>1</m:t>
+              </m:r>
+            </m:sub>
+          </m:sSub>
+          <m:r>
+            <m:rPr>
+              <m:sty m:val="p"/>
+            </m:rPr>
+            <m:t>−</m:t>
+          </m:r>
+          <m:sSub>
+            <m:e>
+              <m:r>
+                <m:t>α</m:t>
+              </m:r>
+            </m:e>
+            <m:sub>
+              <m:r>
+                <m:t>i</m:t>
+              </m:r>
+            </m:sub>
+          </m:sSub>
+          <m:r>
+            <m:rPr>
+              <m:sty m:val="p"/>
+            </m:rPr>
+            <m:t>(</m:t>
+          </m:r>
+          <m:r>
+            <m:t>t</m:t>
+          </m:r>
+          <m:r>
+            <m:rPr>
+              <m:sty m:val="p"/>
+            </m:rPr>
+            <m:t>−</m:t>
+          </m:r>
+          <m:sSub>
+            <m:e>
+              <m:r>
+                <m:t>t</m:t>
+              </m:r>
+            </m:e>
+            <m:sub>
+              <m:r>
+                <m:t>1</m:t>
+              </m:r>
+            </m:sub>
+          </m:sSub>
+          <m:r>
+            <m:rPr>
+              <m:sty m:val="p"/>
+            </m:rPr>
+            <m:t>)</m:t>
+          </m:r>
+          <m:r>
+            <m:rPr>
+              <m:sty m:val="p"/>
+            </m:rPr>
+            <m:t>,</m:t>
+          </m:r>
+        </m:oMath>
+      </m:oMathPara>
+    </w:p>
+    <w:p>
+      <w:pPr>
+        <w:pStyle w:val="FirstParagraph"/>
+      </w:pPr>
+      <w:r>
+        <w:t xml:space="preserve">so variation in</w:t>
+      </w:r>
+      <w:r>
+        <w:t xml:space="preserve"> </w:t>
+      </w:r>
+      <m:oMath>
+        <m:sSub>
+          <m:e>
+            <m:r>
+              <m:t>α</m:t>
+            </m:r>
+          </m:e>
+          <m:sub>
+            <m:r>
+              <m:t>i</m:t>
+            </m:r>
+          </m:sub>
+        </m:sSub>
+      </m:oMath>
+      <w:r>
+        <w:t xml:space="preserve"> </w:t>
+      </w:r>
+      <w:r>
+        <w:t xml:space="preserve">alone contributes</w:t>
+      </w:r>
+      <w:r>
+        <w:t xml:space="preserve"> </w:t>
+      </w:r>
+      <m:oMath>
+        <m:r>
+          <m:rPr>
+            <m:sty m:val="p"/>
+          </m:rPr>
+          <m:t>(</m:t>
+        </m:r>
+        <m:r>
+          <m:t>t</m:t>
+        </m:r>
+        <m:r>
+          <m:rPr>
+            <m:sty m:val="p"/>
+          </m:rPr>
+          <m:t>−</m:t>
+        </m:r>
+        <m:sSub>
+          <m:e>
+            <m:r>
+              <m:t>t</m:t>
+            </m:r>
+          </m:e>
+          <m:sub>
+            <m:r>
+              <m:t>1</m:t>
+            </m:r>
+          </m:sub>
+        </m:sSub>
+        <m:sSup>
+          <m:e>
+            <m:r>
+              <m:rPr>
+                <m:sty m:val="p"/>
+              </m:rPr>
+              <m:t>)</m:t>
+            </m:r>
+          </m:e>
+          <m:sup>
+            <m:r>
+              <m:t>2</m:t>
+            </m:r>
+          </m:sup>
+        </m:sSup>
+        <m:r>
+          <m:rPr>
+            <m:sty m:val="p"/>
+          </m:rPr>
+          <m:t>Var</m:t>
+        </m:r>
+        <m:r>
+          <m:rPr>
+            <m:sty m:val="p"/>
+          </m:rPr>
+          <m:t>(</m:t>
+        </m:r>
+        <m:sSub>
+          <m:e>
+            <m:r>
+              <m:t>α</m:t>
+            </m:r>
+          </m:e>
+          <m:sub>
+            <m:r>
+              <m:t>i</m:t>
+            </m:r>
+          </m:sub>
+        </m:sSub>
+        <m:r>
+          <m:rPr>
+            <m:sty m:val="p"/>
+          </m:rPr>
+          <m:t>)</m:t>
+        </m:r>
+      </m:oMath>
+      <w:r>
+        <w:t xml:space="preserve"> </w:t>
+      </w:r>
+      <w:r>
+        <w:t xml:space="preserve">to the population variance on the log</w:t>
+      </w:r>
+      <w:r>
+        <w:t xml:space="preserve"> </w:t>
+      </w:r>
+      <w:r>
+        <w:t xml:space="preserve">scale. The full nonlinear model also allows the other kinetic parameters and</w:t>
+      </w:r>
+      <w:r>
+        <w:t xml:space="preserve"> </w:t>
+      </w:r>
+      <w:r>
+        <w:t xml:space="preserve">their correlations to affect how the variance changes over time.</w:t>
+      </w:r>
+    </w:p>
+    <w:p>
+      <w:pPr>
+        <w:pStyle w:val="BodyText"/>
+      </w:pPr>
       <w:r>
         <w:rPr>
           <w:rStyle w:val="VerbatimChar"/>
         </w:rPr>
         <w:t xml:space="preserve">serocalculator</w:t>
       </w:r>
-    </w:p>
-    <w:bookmarkStart w:id="120" w:name="an-open-source-r-package"/>
+      <w:r>
+        <w:t xml:space="preserve"> </w:t>
+      </w:r>
+      <w:r>
+        <w:t xml:space="preserve">accounts for this trajectory-induced variation by averaging</w:t>
+      </w:r>
+      <w:r>
+        <w:t xml:space="preserve"> </w:t>
+      </w:r>
+      <w:r>
+        <w:t xml:space="preserve">the incidence likelihood over the Monte Carlo sample of kinetic-parameter</w:t>
+      </w:r>
+      <w:r>
+        <w:t xml:space="preserve"> </w:t>
+      </w:r>
+      <w:r>
+        <w:t xml:space="preserve">sets. It does not reclassify that variation as observation noise or replace it</w:t>
+      </w:r>
+      <w:r>
+        <w:t xml:space="preserve"> </w:t>
+      </w:r>
+      <w:r>
+        <w:t xml:space="preserve">with a fitted</w:t>
+      </w:r>
+      <w:r>
+        <w:t xml:space="preserve"> </w:t>
+      </w:r>
+      <m:oMath>
+        <m:sSup>
+          <m:e>
+            <m:r>
+              <m:t>σ</m:t>
+            </m:r>
+          </m:e>
+          <m:sup>
+            <m:r>
+              <m:t>2</m:t>
+            </m:r>
+          </m:sup>
+        </m:sSup>
+        <m:r>
+          <m:rPr>
+            <m:sty m:val="p"/>
+          </m:rPr>
+          <m:t>(</m:t>
+        </m:r>
+        <m:r>
+          <m:t>t</m:t>
+        </m:r>
+        <m:r>
+          <m:rPr>
+            <m:sty m:val="p"/>
+          </m:rPr>
+          <m:t>)</m:t>
+        </m:r>
+      </m:oMath>
+      <w:r>
+        <w:t xml:space="preserve">. Its separate biological- and measurement-noise</w:t>
+      </w:r>
+      <w:r>
+        <w:t xml:space="preserve"> </w:t>
+      </w:r>
+      <w:r>
+        <w:t xml:space="preserve">models have constant additive and relative widths, respectively; neither</w:t>
+      </w:r>
+      <w:r>
+        <w:t xml:space="preserve"> </w:t>
+      </w:r>
+      <w:r>
+        <w:t xml:space="preserve">width is an explicit function of time since infection.</w:t>
+      </w:r>
+    </w:p>
+    <w:bookmarkEnd w:id="118"/>
+    <w:bookmarkEnd w:id="119"/>
+    <w:bookmarkStart w:id="128" w:name="using-serocalculator"/>
+    <w:p>
+      <w:pPr>
+        <w:pStyle w:val="Heading1"/>
+      </w:pPr>
+      <w:r>
+        <w:t xml:space="preserve">7. Using</w:t>
+      </w:r>
+      <w:r>
+        <w:t xml:space="preserve"> </w:t>
+      </w:r>
+      <w:r>
+        <w:rPr>
+          <w:rStyle w:val="VerbatimChar"/>
+        </w:rPr>
+        <w:t xml:space="preserve">serocalculator</w:t>
+      </w:r>
+    </w:p>
+    <w:bookmarkStart w:id="121" w:name="an-open-source-r-package"/>
     <w:p>
       <w:pPr>
         <w:pStyle w:val="Heading2"/>
@@ -18067,7 +23288,7 @@
       <w:r>
         <w:t xml:space="preserve"> </w:t>
       </w:r>
-      <w:hyperlink r:id="rId119">
+      <w:hyperlink r:id="rId120">
         <w:r>
           <w:rPr>
             <w:rStyle w:val="VerbatimChar"/>
@@ -18082,8 +23303,8 @@
         <w:t xml:space="preserve">R package.</w:t>
       </w:r>
     </w:p>
-    <w:bookmarkEnd w:id="120"/>
-    <w:bookmarkStart w:id="121" w:name="estimating-seroincidence"/>
+    <w:bookmarkEnd w:id="121"/>
+    <w:bookmarkStart w:id="122" w:name="estimating-seroincidence"/>
     <w:p>
       <w:pPr>
         <w:pStyle w:val="Heading2"/>
@@ -18092,8 +23313,8 @@
         <w:t xml:space="preserve">7.2 Estimating seroincidence</w:t>
       </w:r>
     </w:p>
-    <w:bookmarkEnd w:id="121"/>
-    <w:bookmarkStart w:id="126" w:name="interactive-shiny-app"/>
+    <w:bookmarkEnd w:id="122"/>
+    <w:bookmarkStart w:id="127" w:name="interactive-shiny-app"/>
     <w:p>
       <w:pPr>
         <w:pStyle w:val="Heading2"/>
@@ -18112,7 +23333,7 @@
       <w:r>
         <w:t xml:space="preserve"> </w:t>
       </w:r>
-      <w:hyperlink r:id="rId122">
+      <w:hyperlink r:id="rId123">
         <w:r>
           <w:rPr>
             <w:rStyle w:val="Hyperlink"/>
@@ -18133,18 +23354,18 @@
           <wp:inline>
             <wp:extent cx="5334000" cy="2611995"/>
             <wp:effectExtent b="0" l="0" r="0" t="0"/>
-            <wp:docPr descr="The serocalculator Shiny app." title="" id="124" name="Picture"/>
+            <wp:docPr descr="The serocalculator Shiny app." title="" id="125" name="Picture"/>
             <a:graphic>
               <a:graphicData uri="http://schemas.openxmlformats.org/drawingml/2006/picture">
                 <pic:pic>
                   <pic:nvPicPr>
-                    <pic:cNvPr descr="../man/figures/shiny-serocalculator.png" id="125" name="Picture"/>
+                    <pic:cNvPr descr="../man/figures/shiny-serocalculator.png" id="126" name="Picture"/>
                     <pic:cNvPicPr>
                       <a:picLocks noChangeArrowheads="1" noChangeAspect="1"/>
                     </pic:cNvPicPr>
                   </pic:nvPicPr>
                   <pic:blipFill>
-                    <a:blip r:embed="rId123"/>
+                    <a:blip r:embed="rId124"/>
                     <a:stretch>
                       <a:fillRect/>
                     </a:stretch>
@@ -18179,9 +23400,9 @@
         <w:t xml:space="preserve">The serocalculator Shiny app.</w:t>
       </w:r>
     </w:p>
-    <w:bookmarkEnd w:id="126"/>
     <w:bookmarkEnd w:id="127"/>
-    <w:bookmarkStart w:id="150" w:name="X950effd5ffba89669b8964fc48817b69e54f5c8"/>
+    <w:bookmarkEnd w:id="128"/>
+    <w:bookmarkStart w:id="151" w:name="X950effd5ffba89669b8964fc48817b69e54f5c8"/>
     <w:p>
       <w:pPr>
         <w:pStyle w:val="Heading1"/>
@@ -18190,7 +23411,7 @@
         <w:t xml:space="preserve">8. Validation: recovering known incidence rates</w:t>
       </w:r>
     </w:p>
-    <w:bookmarkStart w:id="128" w:name="simulating-clusters-with-known-incidence"/>
+    <w:bookmarkStart w:id="129" w:name="simulating-clusters-with-known-incidence"/>
     <w:p>
       <w:pPr>
         <w:pStyle w:val="Heading2"/>
@@ -18271,8 +23492,8 @@
         <w:t xml:space="preserve">:</w:t>
       </w:r>
     </w:p>
-    <w:bookmarkEnd w:id="128"/>
-    <w:bookmarkStart w:id="132" w:name="estimates-recover-the-simulated-rates"/>
+    <w:bookmarkEnd w:id="129"/>
+    <w:bookmarkStart w:id="133" w:name="estimates-recover-the-simulated-rates"/>
     <w:p>
       <w:pPr>
         <w:pStyle w:val="Heading2"/>
@@ -18290,18 +23511,18 @@
           <wp:inline>
             <wp:extent cx="5334000" cy="3810000"/>
             <wp:effectExtent b="0" l="0" r="0" t="0"/>
-            <wp:docPr descr="Estimated incidence rates (points, with 95% CIs) for the simulated clusters track the true simulated rates (dashed identity line)." title="" id="130" name="Picture"/>
+            <wp:docPr descr="Estimated incidence rates (points, with 95% CIs) for the simulated clusters track the true simulated rates (dashed identity line)." title="" id="131" name="Picture"/>
             <a:graphic>
               <a:graphicData uri="http://schemas.openxmlformats.org/drawingml/2006/picture">
                 <pic:pic>
                   <pic:nvPicPr>
-                    <pic:cNvPr descr="../man/figures/sim-recovery.png" id="131" name="Picture"/>
+                    <pic:cNvPr descr="../man/figures/sim-recovery.png" id="132" name="Picture"/>
                     <pic:cNvPicPr>
                       <a:picLocks noChangeArrowheads="1" noChangeAspect="1"/>
                     </pic:cNvPicPr>
                   </pic:nvPicPr>
                   <pic:blipFill>
-                    <a:blip r:embed="rId129"/>
+                    <a:blip r:embed="rId130"/>
                     <a:stretch>
                       <a:fillRect/>
                     </a:stretch>
@@ -18377,8 +23598,8 @@
         <w:t xml:space="preserve">vignette.</w:t>
       </w:r>
     </w:p>
-    <w:bookmarkEnd w:id="132"/>
-    <w:bookmarkStart w:id="134" w:name="in-progress-work"/>
+    <w:bookmarkEnd w:id="133"/>
+    <w:bookmarkStart w:id="135" w:name="in-progress-work"/>
     <w:p>
       <w:pPr>
         <w:pStyle w:val="Heading2"/>
@@ -18391,7 +23612,7 @@
       <w:pPr>
         <w:numPr>
           <w:ilvl w:val="0"/>
-          <w:numId w:val="1041"/>
+          <w:numId w:val="1042"/>
         </w:numPr>
       </w:pPr>
       <w:r>
@@ -18406,7 +23627,7 @@
       <w:r>
         <w:t xml:space="preserve"> </w:t>
       </w:r>
-      <w:hyperlink r:id="rId122">
+      <w:hyperlink r:id="rId123">
         <w:r>
           <w:rPr>
             <w:rStyle w:val="Hyperlink"/>
@@ -18420,7 +23641,7 @@
       <w:r>
         <w:t xml:space="preserve"> </w:t>
       </w:r>
-      <w:hyperlink r:id="rId133">
+      <w:hyperlink r:id="rId134">
         <w:r>
           <w:rPr>
             <w:rStyle w:val="Hyperlink"/>
@@ -18436,7 +23657,7 @@
       <w:pPr>
         <w:numPr>
           <w:ilvl w:val="0"/>
-          <w:numId w:val="1041"/>
+          <w:numId w:val="1042"/>
         </w:numPr>
       </w:pPr>
       <w:r>
@@ -18447,7 +23668,7 @@
       <w:pPr>
         <w:numPr>
           <w:ilvl w:val="0"/>
-          <w:numId w:val="1041"/>
+          <w:numId w:val="1042"/>
         </w:numPr>
       </w:pPr>
       <w:r>
@@ -18467,7 +23688,7 @@
       <w:pPr>
         <w:numPr>
           <w:ilvl w:val="0"/>
-          <w:numId w:val="1041"/>
+          <w:numId w:val="1042"/>
         </w:numPr>
       </w:pPr>
       <w:r>
@@ -18478,7 +23699,7 @@
       <w:pPr>
         <w:numPr>
           <w:ilvl w:val="0"/>
-          <w:numId w:val="1041"/>
+          <w:numId w:val="1042"/>
         </w:numPr>
       </w:pPr>
       <w:r>
@@ -18489,7 +23710,7 @@
       <w:pPr>
         <w:numPr>
           <w:ilvl w:val="0"/>
-          <w:numId w:val="1041"/>
+          <w:numId w:val="1042"/>
         </w:numPr>
       </w:pPr>
       <w:r>
@@ -18500,15 +23721,15 @@
       <w:pPr>
         <w:numPr>
           <w:ilvl w:val="0"/>
-          <w:numId w:val="1041"/>
+          <w:numId w:val="1042"/>
         </w:numPr>
       </w:pPr>
       <w:r>
         <w:t xml:space="preserve">Calibrating to population demographics</w:t>
       </w:r>
     </w:p>
-    <w:bookmarkEnd w:id="134"/>
-    <w:bookmarkStart w:id="136" w:name="X3ac2ed3a5325d857e7d247169867e838a0dd832"/>
+    <w:bookmarkEnd w:id="135"/>
+    <w:bookmarkStart w:id="137" w:name="X3ac2ed3a5325d857e7d247169867e838a0dd832"/>
     <w:p>
       <w:pPr>
         <w:pStyle w:val="Heading2"/>
@@ -18874,7 +24095,7 @@
       <w:r>
         <w:t xml:space="preserve">(</w:t>
       </w:r>
-      <w:hyperlink r:id="rId135">
+      <w:hyperlink r:id="rId136">
         <w:r>
           <w:rPr>
             <w:rStyle w:val="Hyperlink"/>
@@ -18886,8 +24107,8 @@
         <w:t xml:space="preserve">).</w:t>
       </w:r>
     </w:p>
-    <w:bookmarkEnd w:id="136"/>
-    <w:bookmarkStart w:id="149" w:name="references"/>
+    <w:bookmarkEnd w:id="137"/>
+    <w:bookmarkStart w:id="150" w:name="references"/>
     <w:p>
       <w:pPr>
         <w:pStyle w:val="Heading2"/>
@@ -18896,8 +24117,8 @@
         <w:t xml:space="preserve">References</w:t>
       </w:r>
     </w:p>
-    <w:bookmarkStart w:id="148" w:name="refs"/>
-    <w:bookmarkStart w:id="138" w:name="ref-Aiemjoy_2022_Lancet"/>
+    <w:bookmarkStart w:id="149" w:name="refs"/>
+    <w:bookmarkStart w:id="139" w:name="ref-Aiemjoy_2022_Lancet"/>
     <w:p>
       <w:pPr>
         <w:pStyle w:val="Bibliography"/>
@@ -18930,7 +24151,7 @@
       <w:r>
         <w:t xml:space="preserve"> </w:t>
       </w:r>
-      <w:hyperlink r:id="rId137">
+      <w:hyperlink r:id="rId138">
         <w:r>
           <w:rPr>
             <w:rStyle w:val="Hyperlink"/>
@@ -18942,8 +24163,8 @@
         <w:t xml:space="preserve">.</w:t>
       </w:r>
     </w:p>
-    <w:bookmarkEnd w:id="138"/>
-    <w:bookmarkStart w:id="140" w:name="ref-HAY2024100806"/>
+    <w:bookmarkEnd w:id="139"/>
+    <w:bookmarkStart w:id="141" w:name="ref-HAY2024100806"/>
     <w:p>
       <w:pPr>
         <w:pStyle w:val="Bibliography"/>
@@ -18976,7 +24197,7 @@
       <w:r>
         <w:t xml:space="preserve"> </w:t>
       </w:r>
-      <w:hyperlink r:id="rId139">
+      <w:hyperlink r:id="rId140">
         <w:r>
           <w:rPr>
             <w:rStyle w:val="Hyperlink"/>
@@ -18988,8 +24209,8 @@
         <w:t xml:space="preserve">.</w:t>
       </w:r>
     </w:p>
-    <w:bookmarkEnd w:id="140"/>
-    <w:bookmarkStart w:id="142" w:name="ref-Noordzij2010diseasemeasures"/>
+    <w:bookmarkEnd w:id="141"/>
+    <w:bookmarkStart w:id="143" w:name="ref-Noordzij2010diseasemeasures"/>
     <w:p>
       <w:pPr>
         <w:pStyle w:val="Bibliography"/>
@@ -19028,7 +24249,7 @@
       <w:r>
         <w:t xml:space="preserve"> </w:t>
       </w:r>
-      <w:hyperlink r:id="rId141">
+      <w:hyperlink r:id="rId142">
         <w:r>
           <w:rPr>
             <w:rStyle w:val="Hyperlink"/>
@@ -19040,8 +24261,8 @@
         <w:t xml:space="preserve">.</w:t>
       </w:r>
     </w:p>
-    <w:bookmarkEnd w:id="142"/>
-    <w:bookmarkStart w:id="144" w:name="ref-Teunis_2020"/>
+    <w:bookmarkEnd w:id="143"/>
+    <w:bookmarkStart w:id="145" w:name="ref-Teunis_2020"/>
     <w:p>
       <w:pPr>
         <w:pStyle w:val="Bibliography"/>
@@ -19074,7 +24295,7 @@
       <w:r>
         <w:t xml:space="preserve"> </w:t>
       </w:r>
-      <w:hyperlink r:id="rId143">
+      <w:hyperlink r:id="rId144">
         <w:r>
           <w:rPr>
             <w:rStyle w:val="Hyperlink"/>
@@ -19086,8 +24307,8 @@
         <w:t xml:space="preserve">.</w:t>
       </w:r>
     </w:p>
-    <w:bookmarkEnd w:id="144"/>
-    <w:bookmarkStart w:id="146" w:name="ref-Teunis_2016"/>
+    <w:bookmarkEnd w:id="145"/>
+    <w:bookmarkStart w:id="147" w:name="ref-Teunis_2016"/>
     <w:p>
       <w:pPr>
         <w:pStyle w:val="Bibliography"/>
@@ -19120,7 +24341,7 @@
       <w:r>
         <w:t xml:space="preserve"> </w:t>
       </w:r>
-      <w:hyperlink r:id="rId145">
+      <w:hyperlink r:id="rId146">
         <w:r>
           <w:rPr>
             <w:rStyle w:val="Hyperlink"/>
@@ -19132,8 +24353,8 @@
         <w:t xml:space="preserve">.</w:t>
       </w:r>
     </w:p>
-    <w:bookmarkEnd w:id="146"/>
-    <w:bookmarkStart w:id="147" w:name="ref-volterra1928variations"/>
+    <w:bookmarkEnd w:id="147"/>
+    <w:bookmarkStart w:id="148" w:name="ref-volterra1928variations"/>
     <w:p>
       <w:pPr>
         <w:pStyle w:val="Bibliography"/>
@@ -19164,10 +24385,10 @@
         <w:t xml:space="preserve">3 (1): 3–51.</w:t>
       </w:r>
     </w:p>
-    <w:bookmarkEnd w:id="147"/>
     <w:bookmarkEnd w:id="148"/>
     <w:bookmarkEnd w:id="149"/>
     <w:bookmarkEnd w:id="150"/>
+    <w:bookmarkEnd w:id="151"/>
     <w:sectPr>
       <w:footnotePr>
         <w:numRestart w:val="eachSect"/>
@@ -19505,6 +24726,9 @@
     <w:abstractNumId w:val="991"/>
   </w:num>
   <w:num w:numId="1041">
+    <w:abstractNumId w:val="991"/>
+  </w:num>
+  <w:num w:numId="1042">
     <w:abstractNumId w:val="991"/>
   </w:num>
 </w:numbering>

--- a/pr-preview/pr-503/vignettes/methodology.docx
+++ b/pr-preview/pr-503/vignettes/methodology.docx
@@ -12314,6 +12314,9 @@
           </m:sub>
         </m:sSub>
       </m:oMath>
+      <w:r>
+        <w:t xml:space="preserve">​</w:t>
+      </w:r>
     </w:p>
     <w:p>
       <w:pPr>
@@ -12374,6 +12377,9 @@
           <m:t>)</m:t>
         </m:r>
       </m:oMath>
+      <w:r>
+        <w:t xml:space="preserve">​</w:t>
+      </w:r>
     </w:p>
     <w:p>
       <w:pPr>
@@ -13204,6 +13210,9 @@
           <m:t>)</m:t>
         </m:r>
       </m:oMath>
+      <w:r>
+        <w:t xml:space="preserve">​</w:t>
+      </w:r>
     </w:p>
     <w:p>
       <w:pPr>
@@ -13291,6 +13300,9 @@
           <m:t>1</m:t>
         </m:r>
       </m:oMath>
+      <w:r>
+        <w:t xml:space="preserve">​</w:t>
+      </w:r>
     </w:p>
     <w:p>
       <w:pPr>
@@ -14375,6 +14387,9 @@
           <m:t>)</m:t>
         </m:r>
       </m:oMath>
+      <w:r>
+        <w:t xml:space="preserve">​</w:t>
+      </w:r>
     </w:p>
     <w:p>
       <w:pPr>
@@ -14435,6 +14450,9 @@
           <m:t>)</m:t>
         </m:r>
       </m:oMath>
+      <w:r>
+        <w:t xml:space="preserve">​</w:t>
+      </w:r>
     </w:p>
     <w:p>
       <w:pPr>
@@ -14492,6 +14510,9 @@
           <m:t>)</m:t>
         </m:r>
       </m:oMath>
+      <w:r>
+        <w:t xml:space="preserve">​</w:t>
+      </w:r>
     </w:p>
     <w:p>
       <w:pPr>
